--- a/prenatal/THE_EDIT_PROPOSAL_INDIA.docx
+++ b/prenatal/THE_EDIT_PROPOSAL_INDIA.docx
@@ -31,7 +31,7 @@
           <w:sz w:val="32"/>
           <w:szCs w:val="32"/>
         </w:rPr>
-        <w:t xml:space="preserve">Together from the Start — A Wellness Brand for Indian Couples</w:t>
+        <w:t xml:space="preserve">The wellness brand India was missing.</w:t>
       </w:r>
     </w:p>
     <w:p>
@@ -48,7 +48,6 @@
     <w:p>
       <w:pPr>
         <w:spacing w:after="80" w:line="320"/>
-        <w:jc w:val="left"/>
       </w:pPr>
       <w:r>
         <w:rPr>
@@ -80,7 +79,6 @@
     <w:p>
       <w:pPr>
         <w:spacing w:after="80" w:line="320"/>
-        <w:jc w:val="left"/>
       </w:pPr>
       <w:r>
         <w:rPr>
@@ -112,7 +110,6 @@
     <w:p>
       <w:pPr>
         <w:spacing w:after="80" w:line="320"/>
-        <w:jc w:val="left"/>
       </w:pPr>
       <w:r>
         <w:rPr>
@@ -166,26 +163,6 @@
     <w:p>
       <w:pPr>
         <w:spacing w:after="120" w:line="320"/>
-        <w:jc w:val="left"/>
-      </w:pPr>
-      <w:r>
-        <w:rPr>
-          <w:rFonts w:ascii="Helvetica" w:cs="Helvetica" w:eastAsia="Helvetica" w:hAnsi="Helvetica"/>
-          <w:b/>
-          <w:bCs/>
-          <w:i w:val="false"/>
-          <w:iCs w:val="false"/>
-          <w:color w:val="1A1A1A"/>
-          <w:sz w:val="22"/>
-          <w:szCs w:val="22"/>
-        </w:rPr>
-        <w:t xml:space="preserve">Making a baby is the first thing a family does together. The Edit is built for that.</w:t>
-      </w:r>
-    </w:p>
-    <w:p>
-      <w:pPr>
-        <w:spacing w:after="120" w:line="320"/>
-        <w:jc w:val="left"/>
       </w:pPr>
       <w:r>
         <w:rPr>
@@ -198,45 +175,7 @@
           <w:sz w:val="22"/>
           <w:szCs w:val="22"/>
         </w:rPr>
-        <w:t xml:space="preserve">In India, the family is where everything begins. Weddings happen together. Career decisions happen together. Financial choices happen together. Moves and homes and holidays — together. Yet when couples decide to actually have a child, only one person is asked to prepare. She sees the doctor. She takes the supplements. She changes her diet. She watches her body and her cycle. He shows up at the end.</w:t>
-      </w:r>
-    </w:p>
-    <w:p>
-      <w:pPr>
-        <w:spacing w:after="120" w:line="320"/>
-        <w:jc w:val="left"/>
-      </w:pPr>
-      <w:r>
-        <w:rPr>
-          <w:rFonts w:ascii="Helvetica" w:cs="Helvetica" w:eastAsia="Helvetica" w:hAnsi="Helvetica"/>
-          <w:b w:val="false"/>
-          <w:bCs w:val="false"/>
-          <w:i w:val="false"/>
-          <w:iCs w:val="false"/>
-          <w:color w:val="1A1A1A"/>
-          <w:sz w:val="22"/>
-          <w:szCs w:val="22"/>
-        </w:rPr>
-        <w:t xml:space="preserve">The Edit is a wellness brand for couples who believe starting a family is one of the most important things they will ever do together — and that it deserves the same togetherness every other major moment in their lives has carried.</w:t>
-      </w:r>
-    </w:p>
-    <w:p>
-      <w:pPr>
-        <w:spacing w:after="120" w:line="320"/>
-        <w:jc w:val="left"/>
-      </w:pPr>
-      <w:r>
-        <w:rPr>
-          <w:rFonts w:ascii="Helvetica" w:cs="Helvetica" w:eastAsia="Helvetica" w:hAnsi="Helvetica"/>
-          <w:b/>
-          <w:bCs/>
-          <w:i w:val="false"/>
-          <w:iCs w:val="false"/>
-          <w:color w:val="1A1A1A"/>
-          <w:sz w:val="22"/>
-          <w:szCs w:val="22"/>
-        </w:rPr>
-        <w:t xml:space="preserve">The Edit. Together from the start.</w:t>
+        <w:t xml:space="preserve">The Edit exists because something specific has been missing for Indian couples and parents-to-be: a modern, transparent, gynaecologist-co-formulated brand with every ingredient traceable to a named source, every dose backed by published science, and every formula designed for a specific stage of the family-building journey. Not imported. Not pharma-coded. Not opaque. Built in India, across preconception, pregnancy, and the months after.</w:t>
       </w:r>
     </w:p>
     <w:p>
@@ -264,13 +203,12 @@
           <w:sz w:val="36"/>
           <w:szCs w:val="36"/>
         </w:rPr>
-        <w:t xml:space="preserve">Why This Framing Wins</w:t>
+        <w:t xml:space="preserve">The Gap in the Market</w:t>
       </w:r>
     </w:p>
     <w:p>
       <w:pPr>
         <w:spacing w:after="120" w:line="320"/>
-        <w:jc w:val="left"/>
       </w:pPr>
       <w:r>
         <w:rPr>
@@ -283,727 +221,7 @@
           <w:sz w:val="22"/>
           <w:szCs w:val="22"/>
         </w:rPr>
-        <w:t xml:space="preserve">We considered several ways to say this. Each had a problem:</w:t>
-      </w:r>
-    </w:p>
-    <w:tbl>
-      <w:tblPr>
-        <w:tblW w:type="dxa" w:w="9360"/>
-        <w:tblBorders>
-          <w:top w:val="single" w:color="auto" w:sz="4"/>
-          <w:left w:val="single" w:color="auto" w:sz="4"/>
-          <w:bottom w:val="single" w:color="auto" w:sz="4"/>
-          <w:right w:val="single" w:color="auto" w:sz="4"/>
-          <w:insideH w:val="single" w:color="auto" w:sz="4"/>
-          <w:insideV w:val="single" w:color="auto" w:sz="4"/>
-        </w:tblBorders>
-      </w:tblPr>
-      <w:tblGrid>
-        <w:gridCol w:w="2200"/>
-        <w:gridCol w:w="3500"/>
-        <w:gridCol w:w="3660"/>
-      </w:tblGrid>
-      <w:tr>
-        <w:trPr>
-          <w:tblHeader/>
-        </w:trPr>
-        <w:tc>
-          <w:tcPr>
-            <w:tcW w:type="dxa" w:w="2200"/>
-            <w:tcBorders>
-              <w:top w:val="single" w:color="D0D0D0" w:sz="4"/>
-              <w:left w:val="single" w:color="D0D0D0" w:sz="4"/>
-              <w:bottom w:val="single" w:color="D0D0D0" w:sz="4"/>
-              <w:right w:val="single" w:color="D0D0D0" w:sz="4"/>
-            </w:tcBorders>
-            <w:shd w:fill="F2F2F2" w:val="clear"/>
-            <w:tcMar>
-              <w:top w:type="dxa" w:w="100"/>
-              <w:left w:type="dxa" w:w="140"/>
-              <w:bottom w:type="dxa" w:w="100"/>
-              <w:right w:type="dxa" w:w="140"/>
-            </w:tcMar>
-            <w:vAlign w:val="center"/>
-          </w:tcPr>
-          <w:p>
-            <w:pPr>
-              <w:spacing w:after="0" w:line="280"/>
-            </w:pPr>
-            <w:r>
-              <w:rPr>
-                <w:rFonts w:ascii="Helvetica" w:cs="Helvetica" w:eastAsia="Helvetica" w:hAnsi="Helvetica"/>
-                <w:b/>
-                <w:bCs/>
-                <w:color w:val="1A1A1A"/>
-                <w:sz w:val="20"/>
-                <w:szCs w:val="20"/>
-              </w:rPr>
-              <w:t xml:space="preserve">Framing</w:t>
-            </w:r>
-          </w:p>
-        </w:tc>
-        <w:tc>
-          <w:tcPr>
-            <w:tcW w:type="dxa" w:w="3500"/>
-            <w:tcBorders>
-              <w:top w:val="single" w:color="D0D0D0" w:sz="4"/>
-              <w:left w:val="single" w:color="D0D0D0" w:sz="4"/>
-              <w:bottom w:val="single" w:color="D0D0D0" w:sz="4"/>
-              <w:right w:val="single" w:color="D0D0D0" w:sz="4"/>
-            </w:tcBorders>
-            <w:shd w:fill="F2F2F2" w:val="clear"/>
-            <w:tcMar>
-              <w:top w:type="dxa" w:w="100"/>
-              <w:left w:type="dxa" w:w="140"/>
-              <w:bottom w:type="dxa" w:w="100"/>
-              <w:right w:type="dxa" w:w="140"/>
-            </w:tcMar>
-            <w:vAlign w:val="center"/>
-          </w:tcPr>
-          <w:p>
-            <w:pPr>
-              <w:spacing w:after="0" w:line="280"/>
-            </w:pPr>
-            <w:r>
-              <w:rPr>
-                <w:rFonts w:ascii="Helvetica" w:cs="Helvetica" w:eastAsia="Helvetica" w:hAnsi="Helvetica"/>
-                <w:b/>
-                <w:bCs/>
-                <w:color w:val="1A1A1A"/>
-                <w:sz w:val="20"/>
-                <w:szCs w:val="20"/>
-              </w:rPr>
-              <w:t xml:space="preserve">What it means</w:t>
-            </w:r>
-          </w:p>
-        </w:tc>
-        <w:tc>
-          <w:tcPr>
-            <w:tcW w:type="dxa" w:w="3660"/>
-            <w:tcBorders>
-              <w:top w:val="single" w:color="D0D0D0" w:sz="4"/>
-              <w:left w:val="single" w:color="D0D0D0" w:sz="4"/>
-              <w:bottom w:val="single" w:color="D0D0D0" w:sz="4"/>
-              <w:right w:val="single" w:color="D0D0D0" w:sz="4"/>
-            </w:tcBorders>
-            <w:shd w:fill="F2F2F2" w:val="clear"/>
-            <w:tcMar>
-              <w:top w:type="dxa" w:w="100"/>
-              <w:left w:type="dxa" w:w="140"/>
-              <w:bottom w:type="dxa" w:w="100"/>
-              <w:right w:type="dxa" w:w="140"/>
-            </w:tcMar>
-            <w:vAlign w:val="center"/>
-          </w:tcPr>
-          <w:p>
-            <w:pPr>
-              <w:spacing w:after="0" w:line="280"/>
-            </w:pPr>
-            <w:r>
-              <w:rPr>
-                <w:rFonts w:ascii="Helvetica" w:cs="Helvetica" w:eastAsia="Helvetica" w:hAnsi="Helvetica"/>
-                <w:b/>
-                <w:bCs/>
-                <w:color w:val="1A1A1A"/>
-                <w:sz w:val="20"/>
-                <w:szCs w:val="20"/>
-              </w:rPr>
-              <w:t xml:space="preserve">Why we didn’t lead with it</w:t>
-            </w:r>
-          </w:p>
-        </w:tc>
-      </w:tr>
-      <w:tr>
-        <w:trPr>
-          <w:tblHeader w:val="false"/>
-        </w:trPr>
-        <w:tc>
-          <w:tcPr>
-            <w:tcW w:type="dxa" w:w="2200"/>
-            <w:tcBorders>
-              <w:top w:val="single" w:color="D0D0D0" w:sz="4"/>
-              <w:left w:val="single" w:color="D0D0D0" w:sz="4"/>
-              <w:bottom w:val="single" w:color="D0D0D0" w:sz="4"/>
-              <w:right w:val="single" w:color="D0D0D0" w:sz="4"/>
-            </w:tcBorders>
-            <w:tcMar>
-              <w:top w:type="dxa" w:w="100"/>
-              <w:left w:type="dxa" w:w="140"/>
-              <w:bottom w:type="dxa" w:w="100"/>
-              <w:right w:type="dxa" w:w="140"/>
-            </w:tcMar>
-            <w:vAlign w:val="center"/>
-          </w:tcPr>
-          <w:p>
-            <w:pPr>
-              <w:spacing w:after="0" w:line="280"/>
-            </w:pPr>
-            <w:r>
-              <w:rPr>
-                <w:rFonts w:ascii="Helvetica" w:cs="Helvetica" w:eastAsia="Helvetica" w:hAnsi="Helvetica"/>
-                <w:b w:val="false"/>
-                <w:bCs w:val="false"/>
-                <w:color w:val="1A1A1A"/>
-                <w:sz w:val="20"/>
-                <w:szCs w:val="20"/>
-              </w:rPr>
-              <w:t xml:space="preserve">“Fertility”</w:t>
-            </w:r>
-          </w:p>
-        </w:tc>
-        <w:tc>
-          <w:tcPr>
-            <w:tcW w:type="dxa" w:w="3500"/>
-            <w:tcBorders>
-              <w:top w:val="single" w:color="D0D0D0" w:sz="4"/>
-              <w:left w:val="single" w:color="D0D0D0" w:sz="4"/>
-              <w:bottom w:val="single" w:color="D0D0D0" w:sz="4"/>
-              <w:right w:val="single" w:color="D0D0D0" w:sz="4"/>
-            </w:tcBorders>
-            <w:tcMar>
-              <w:top w:type="dxa" w:w="100"/>
-              <w:left w:type="dxa" w:w="140"/>
-              <w:bottom w:type="dxa" w:w="100"/>
-              <w:right w:type="dxa" w:w="140"/>
-            </w:tcMar>
-            <w:vAlign w:val="center"/>
-          </w:tcPr>
-          <w:p>
-            <w:pPr>
-              <w:spacing w:after="0" w:line="280"/>
-            </w:pPr>
-            <w:r>
-              <w:rPr>
-                <w:rFonts w:ascii="Helvetica" w:cs="Helvetica" w:eastAsia="Helvetica" w:hAnsi="Helvetica"/>
-                <w:b w:val="false"/>
-                <w:bCs w:val="false"/>
-                <w:color w:val="1A1A1A"/>
-                <w:sz w:val="20"/>
-                <w:szCs w:val="20"/>
-              </w:rPr>
-              <w:t xml:space="preserve">Medical, clinical, problem-focused</w:t>
-            </w:r>
-          </w:p>
-        </w:tc>
-        <w:tc>
-          <w:tcPr>
-            <w:tcW w:type="dxa" w:w="3660"/>
-            <w:tcBorders>
-              <w:top w:val="single" w:color="D0D0D0" w:sz="4"/>
-              <w:left w:val="single" w:color="D0D0D0" w:sz="4"/>
-              <w:bottom w:val="single" w:color="D0D0D0" w:sz="4"/>
-              <w:right w:val="single" w:color="D0D0D0" w:sz="4"/>
-            </w:tcBorders>
-            <w:tcMar>
-              <w:top w:type="dxa" w:w="100"/>
-              <w:left w:type="dxa" w:w="140"/>
-              <w:bottom w:type="dxa" w:w="100"/>
-              <w:right w:type="dxa" w:w="140"/>
-            </w:tcMar>
-            <w:vAlign w:val="center"/>
-          </w:tcPr>
-          <w:p>
-            <w:pPr>
-              <w:spacing w:after="0" w:line="280"/>
-            </w:pPr>
-            <w:r>
-              <w:rPr>
-                <w:rFonts w:ascii="Helvetica" w:cs="Helvetica" w:eastAsia="Helvetica" w:hAnsi="Helvetica"/>
-                <w:b w:val="false"/>
-                <w:bCs w:val="false"/>
-                <w:color w:val="1A1A1A"/>
-                <w:sz w:val="20"/>
-                <w:szCs w:val="20"/>
-              </w:rPr>
-              <w:t xml:space="preserve">Stigmatizing — many couples would not want to be seen as “fertility customers”</w:t>
-            </w:r>
-          </w:p>
-        </w:tc>
-      </w:tr>
-      <w:tr>
-        <w:trPr>
-          <w:tblHeader w:val="false"/>
-        </w:trPr>
-        <w:tc>
-          <w:tcPr>
-            <w:tcW w:type="dxa" w:w="2200"/>
-            <w:tcBorders>
-              <w:top w:val="single" w:color="D0D0D0" w:sz="4"/>
-              <w:left w:val="single" w:color="D0D0D0" w:sz="4"/>
-              <w:bottom w:val="single" w:color="D0D0D0" w:sz="4"/>
-              <w:right w:val="single" w:color="D0D0D0" w:sz="4"/>
-            </w:tcBorders>
-            <w:tcMar>
-              <w:top w:type="dxa" w:w="100"/>
-              <w:left w:type="dxa" w:w="140"/>
-              <w:bottom w:type="dxa" w:w="100"/>
-              <w:right w:type="dxa" w:w="140"/>
-            </w:tcMar>
-            <w:vAlign w:val="center"/>
-          </w:tcPr>
-          <w:p>
-            <w:pPr>
-              <w:spacing w:after="0" w:line="280"/>
-            </w:pPr>
-            <w:r>
-              <w:rPr>
-                <w:rFonts w:ascii="Helvetica" w:cs="Helvetica" w:eastAsia="Helvetica" w:hAnsi="Helvetica"/>
-                <w:b w:val="false"/>
-                <w:bCs w:val="false"/>
-                <w:color w:val="1A1A1A"/>
-                <w:sz w:val="20"/>
-                <w:szCs w:val="20"/>
-              </w:rPr>
-              <w:t xml:space="preserve">“TTC / Trying to Conceive”</w:t>
-            </w:r>
-          </w:p>
-        </w:tc>
-        <w:tc>
-          <w:tcPr>
-            <w:tcW w:type="dxa" w:w="3500"/>
-            <w:tcBorders>
-              <w:top w:val="single" w:color="D0D0D0" w:sz="4"/>
-              <w:left w:val="single" w:color="D0D0D0" w:sz="4"/>
-              <w:bottom w:val="single" w:color="D0D0D0" w:sz="4"/>
-              <w:right w:val="single" w:color="D0D0D0" w:sz="4"/>
-            </w:tcBorders>
-            <w:tcMar>
-              <w:top w:type="dxa" w:w="100"/>
-              <w:left w:type="dxa" w:w="140"/>
-              <w:bottom w:type="dxa" w:w="100"/>
-              <w:right w:type="dxa" w:w="140"/>
-            </w:tcMar>
-            <w:vAlign w:val="center"/>
-          </w:tcPr>
-          <w:p>
-            <w:pPr>
-              <w:spacing w:after="0" w:line="280"/>
-            </w:pPr>
-            <w:r>
-              <w:rPr>
-                <w:rFonts w:ascii="Helvetica" w:cs="Helvetica" w:eastAsia="Helvetica" w:hAnsi="Helvetica"/>
-                <w:b w:val="false"/>
-                <w:bCs w:val="false"/>
-                <w:color w:val="1A1A1A"/>
-                <w:sz w:val="20"/>
-                <w:szCs w:val="20"/>
-              </w:rPr>
-              <w:t xml:space="preserve">Insider Western lingo</w:t>
-            </w:r>
-          </w:p>
-        </w:tc>
-        <w:tc>
-          <w:tcPr>
-            <w:tcW w:type="dxa" w:w="3660"/>
-            <w:tcBorders>
-              <w:top w:val="single" w:color="D0D0D0" w:sz="4"/>
-              <w:left w:val="single" w:color="D0D0D0" w:sz="4"/>
-              <w:bottom w:val="single" w:color="D0D0D0" w:sz="4"/>
-              <w:right w:val="single" w:color="D0D0D0" w:sz="4"/>
-            </w:tcBorders>
-            <w:tcMar>
-              <w:top w:type="dxa" w:w="100"/>
-              <w:left w:type="dxa" w:w="140"/>
-              <w:bottom w:type="dxa" w:w="100"/>
-              <w:right w:type="dxa" w:w="140"/>
-            </w:tcMar>
-            <w:vAlign w:val="center"/>
-          </w:tcPr>
-          <w:p>
-            <w:pPr>
-              <w:spacing w:after="0" w:line="280"/>
-            </w:pPr>
-            <w:r>
-              <w:rPr>
-                <w:rFonts w:ascii="Helvetica" w:cs="Helvetica" w:eastAsia="Helvetica" w:hAnsi="Helvetica"/>
-                <w:b w:val="false"/>
-                <w:bCs w:val="false"/>
-                <w:color w:val="1A1A1A"/>
-                <w:sz w:val="20"/>
-                <w:szCs w:val="20"/>
-              </w:rPr>
-              <w:t xml:space="preserve">Doesn’t resonate in everyday Indian conversation</w:t>
-            </w:r>
-          </w:p>
-        </w:tc>
-      </w:tr>
-      <w:tr>
-        <w:trPr>
-          <w:tblHeader w:val="false"/>
-        </w:trPr>
-        <w:tc>
-          <w:tcPr>
-            <w:tcW w:type="dxa" w:w="2200"/>
-            <w:tcBorders>
-              <w:top w:val="single" w:color="D0D0D0" w:sz="4"/>
-              <w:left w:val="single" w:color="D0D0D0" w:sz="4"/>
-              <w:bottom w:val="single" w:color="D0D0D0" w:sz="4"/>
-              <w:right w:val="single" w:color="D0D0D0" w:sz="4"/>
-            </w:tcBorders>
-            <w:tcMar>
-              <w:top w:type="dxa" w:w="100"/>
-              <w:left w:type="dxa" w:w="140"/>
-              <w:bottom w:type="dxa" w:w="100"/>
-              <w:right w:type="dxa" w:w="140"/>
-            </w:tcMar>
-            <w:vAlign w:val="center"/>
-          </w:tcPr>
-          <w:p>
-            <w:pPr>
-              <w:spacing w:after="0" w:line="280"/>
-            </w:pPr>
-            <w:r>
-              <w:rPr>
-                <w:rFonts w:ascii="Helvetica" w:cs="Helvetica" w:eastAsia="Helvetica" w:hAnsi="Helvetica"/>
-                <w:b w:val="false"/>
-                <w:bCs w:val="false"/>
-                <w:color w:val="1A1A1A"/>
-                <w:sz w:val="20"/>
-                <w:szCs w:val="20"/>
-              </w:rPr>
-              <w:t xml:space="preserve">“Couples Wellness”</w:t>
-            </w:r>
-          </w:p>
-        </w:tc>
-        <w:tc>
-          <w:tcPr>
-            <w:tcW w:type="dxa" w:w="3500"/>
-            <w:tcBorders>
-              <w:top w:val="single" w:color="D0D0D0" w:sz="4"/>
-              <w:left w:val="single" w:color="D0D0D0" w:sz="4"/>
-              <w:bottom w:val="single" w:color="D0D0D0" w:sz="4"/>
-              <w:right w:val="single" w:color="D0D0D0" w:sz="4"/>
-            </w:tcBorders>
-            <w:tcMar>
-              <w:top w:type="dxa" w:w="100"/>
-              <w:left w:type="dxa" w:w="140"/>
-              <w:bottom w:type="dxa" w:w="100"/>
-              <w:right w:type="dxa" w:w="140"/>
-            </w:tcMar>
-            <w:vAlign w:val="center"/>
-          </w:tcPr>
-          <w:p>
-            <w:pPr>
-              <w:spacing w:after="0" w:line="280"/>
-            </w:pPr>
-            <w:r>
-              <w:rPr>
-                <w:rFonts w:ascii="Helvetica" w:cs="Helvetica" w:eastAsia="Helvetica" w:hAnsi="Helvetica"/>
-                <w:b w:val="false"/>
-                <w:bCs w:val="false"/>
-                <w:color w:val="1A1A1A"/>
-                <w:sz w:val="20"/>
-                <w:szCs w:val="20"/>
-              </w:rPr>
-              <w:t xml:space="preserve">Generic, gym-brand vibe</w:t>
-            </w:r>
-          </w:p>
-        </w:tc>
-        <w:tc>
-          <w:tcPr>
-            <w:tcW w:type="dxa" w:w="3660"/>
-            <w:tcBorders>
-              <w:top w:val="single" w:color="D0D0D0" w:sz="4"/>
-              <w:left w:val="single" w:color="D0D0D0" w:sz="4"/>
-              <w:bottom w:val="single" w:color="D0D0D0" w:sz="4"/>
-              <w:right w:val="single" w:color="D0D0D0" w:sz="4"/>
-            </w:tcBorders>
-            <w:tcMar>
-              <w:top w:type="dxa" w:w="100"/>
-              <w:left w:type="dxa" w:w="140"/>
-              <w:bottom w:type="dxa" w:w="100"/>
-              <w:right w:type="dxa" w:w="140"/>
-            </w:tcMar>
-            <w:vAlign w:val="center"/>
-          </w:tcPr>
-          <w:p>
-            <w:pPr>
-              <w:spacing w:after="0" w:line="280"/>
-            </w:pPr>
-            <w:r>
-              <w:rPr>
-                <w:rFonts w:ascii="Helvetica" w:cs="Helvetica" w:eastAsia="Helvetica" w:hAnsi="Helvetica"/>
-                <w:b w:val="false"/>
-                <w:bCs w:val="false"/>
-                <w:color w:val="1A1A1A"/>
-                <w:sz w:val="20"/>
-                <w:szCs w:val="20"/>
-              </w:rPr>
-              <w:t xml:space="preserve">Says nothing specific about the moment or the product</w:t>
-            </w:r>
-          </w:p>
-        </w:tc>
-      </w:tr>
-      <w:tr>
-        <w:trPr>
-          <w:tblHeader w:val="false"/>
-        </w:trPr>
-        <w:tc>
-          <w:tcPr>
-            <w:tcW w:type="dxa" w:w="2200"/>
-            <w:tcBorders>
-              <w:top w:val="single" w:color="D0D0D0" w:sz="4"/>
-              <w:left w:val="single" w:color="D0D0D0" w:sz="4"/>
-              <w:bottom w:val="single" w:color="D0D0D0" w:sz="4"/>
-              <w:right w:val="single" w:color="D0D0D0" w:sz="4"/>
-            </w:tcBorders>
-            <w:tcMar>
-              <w:top w:type="dxa" w:w="100"/>
-              <w:left w:type="dxa" w:w="140"/>
-              <w:bottom w:type="dxa" w:w="100"/>
-              <w:right w:type="dxa" w:w="140"/>
-            </w:tcMar>
-            <w:vAlign w:val="center"/>
-          </w:tcPr>
-          <w:p>
-            <w:pPr>
-              <w:spacing w:after="0" w:line="280"/>
-            </w:pPr>
-            <w:r>
-              <w:rPr>
-                <w:rFonts w:ascii="Helvetica" w:cs="Helvetica" w:eastAsia="Helvetica" w:hAnsi="Helvetica"/>
-                <w:b w:val="false"/>
-                <w:bCs w:val="false"/>
-                <w:color w:val="1A1A1A"/>
-                <w:sz w:val="20"/>
-                <w:szCs w:val="20"/>
-              </w:rPr>
-              <w:t xml:space="preserve">“Reproductive Partnership”</w:t>
-            </w:r>
-          </w:p>
-        </w:tc>
-        <w:tc>
-          <w:tcPr>
-            <w:tcW w:type="dxa" w:w="3500"/>
-            <w:tcBorders>
-              <w:top w:val="single" w:color="D0D0D0" w:sz="4"/>
-              <w:left w:val="single" w:color="D0D0D0" w:sz="4"/>
-              <w:bottom w:val="single" w:color="D0D0D0" w:sz="4"/>
-              <w:right w:val="single" w:color="D0D0D0" w:sz="4"/>
-            </w:tcBorders>
-            <w:tcMar>
-              <w:top w:type="dxa" w:w="100"/>
-              <w:left w:type="dxa" w:w="140"/>
-              <w:bottom w:type="dxa" w:w="100"/>
-              <w:right w:type="dxa" w:w="140"/>
-            </w:tcMar>
-            <w:vAlign w:val="center"/>
-          </w:tcPr>
-          <w:p>
-            <w:pPr>
-              <w:spacing w:after="0" w:line="280"/>
-            </w:pPr>
-            <w:r>
-              <w:rPr>
-                <w:rFonts w:ascii="Helvetica" w:cs="Helvetica" w:eastAsia="Helvetica" w:hAnsi="Helvetica"/>
-                <w:b w:val="false"/>
-                <w:bCs w:val="false"/>
-                <w:color w:val="1A1A1A"/>
-                <w:sz w:val="20"/>
-                <w:szCs w:val="20"/>
-              </w:rPr>
-              <w:t xml:space="preserve">Progressive, precise, values-forward</w:t>
-            </w:r>
-          </w:p>
-        </w:tc>
-        <w:tc>
-          <w:tcPr>
-            <w:tcW w:type="dxa" w:w="3660"/>
-            <w:tcBorders>
-              <w:top w:val="single" w:color="D0D0D0" w:sz="4"/>
-              <w:left w:val="single" w:color="D0D0D0" w:sz="4"/>
-              <w:bottom w:val="single" w:color="D0D0D0" w:sz="4"/>
-              <w:right w:val="single" w:color="D0D0D0" w:sz="4"/>
-            </w:tcBorders>
-            <w:tcMar>
-              <w:top w:type="dxa" w:w="100"/>
-              <w:left w:type="dxa" w:w="140"/>
-              <w:bottom w:type="dxa" w:w="100"/>
-              <w:right w:type="dxa" w:w="140"/>
-            </w:tcMar>
-            <w:vAlign w:val="center"/>
-          </w:tcPr>
-          <w:p>
-            <w:pPr>
-              <w:spacing w:after="0" w:line="280"/>
-            </w:pPr>
-            <w:r>
-              <w:rPr>
-                <w:rFonts w:ascii="Helvetica" w:cs="Helvetica" w:eastAsia="Helvetica" w:hAnsi="Helvetica"/>
-                <w:b w:val="false"/>
-                <w:bCs w:val="false"/>
-                <w:color w:val="1A1A1A"/>
-                <w:sz w:val="20"/>
-                <w:szCs w:val="20"/>
-              </w:rPr>
-              <w:t xml:space="preserve">Reads as academic in mass conversation; the truth, but not the way customers say it</w:t>
-            </w:r>
-          </w:p>
-        </w:tc>
-      </w:tr>
-      <w:tr>
-        <w:trPr>
-          <w:tblHeader w:val="false"/>
-        </w:trPr>
-        <w:tc>
-          <w:tcPr>
-            <w:tcW w:type="dxa" w:w="2200"/>
-            <w:tcBorders>
-              <w:top w:val="single" w:color="D0D0D0" w:sz="4"/>
-              <w:left w:val="single" w:color="D0D0D0" w:sz="4"/>
-              <w:bottom w:val="single" w:color="D0D0D0" w:sz="4"/>
-              <w:right w:val="single" w:color="D0D0D0" w:sz="4"/>
-            </w:tcBorders>
-            <w:tcMar>
-              <w:top w:type="dxa" w:w="100"/>
-              <w:left w:type="dxa" w:w="140"/>
-              <w:bottom w:type="dxa" w:w="100"/>
-              <w:right w:type="dxa" w:w="140"/>
-            </w:tcMar>
-            <w:vAlign w:val="center"/>
-          </w:tcPr>
-          <w:p>
-            <w:pPr>
-              <w:spacing w:after="0" w:line="280"/>
-            </w:pPr>
-            <w:r>
-              <w:rPr>
-                <w:rFonts w:ascii="Helvetica" w:cs="Helvetica" w:eastAsia="Helvetica" w:hAnsi="Helvetica"/>
-                <w:b w:val="false"/>
-                <w:bCs w:val="false"/>
-                <w:color w:val="1A1A1A"/>
-                <w:sz w:val="20"/>
-                <w:szCs w:val="20"/>
-              </w:rPr>
-              <w:t xml:space="preserve">“Together from the Start”</w:t>
-            </w:r>
-          </w:p>
-        </w:tc>
-        <w:tc>
-          <w:tcPr>
-            <w:tcW w:type="dxa" w:w="3500"/>
-            <w:tcBorders>
-              <w:top w:val="single" w:color="D0D0D0" w:sz="4"/>
-              <w:left w:val="single" w:color="D0D0D0" w:sz="4"/>
-              <w:bottom w:val="single" w:color="D0D0D0" w:sz="4"/>
-              <w:right w:val="single" w:color="D0D0D0" w:sz="4"/>
-            </w:tcBorders>
-            <w:tcMar>
-              <w:top w:type="dxa" w:w="100"/>
-              <w:left w:type="dxa" w:w="140"/>
-              <w:bottom w:type="dxa" w:w="100"/>
-              <w:right w:type="dxa" w:w="140"/>
-            </w:tcMar>
-            <w:vAlign w:val="center"/>
-          </w:tcPr>
-          <w:p>
-            <w:pPr>
-              <w:spacing w:after="0" w:line="280"/>
-            </w:pPr>
-            <w:r>
-              <w:rPr>
-                <w:rFonts w:ascii="Helvetica" w:cs="Helvetica" w:eastAsia="Helvetica" w:hAnsi="Helvetica"/>
-                <w:b w:val="false"/>
-                <w:bCs w:val="false"/>
-                <w:color w:val="1A1A1A"/>
-                <w:sz w:val="20"/>
-                <w:szCs w:val="20"/>
-              </w:rPr>
-              <w:t xml:space="preserve">Warm, inclusive, instantly understood</w:t>
-            </w:r>
-          </w:p>
-        </w:tc>
-        <w:tc>
-          <w:tcPr>
-            <w:tcW w:type="dxa" w:w="3660"/>
-            <w:tcBorders>
-              <w:top w:val="single" w:color="D0D0D0" w:sz="4"/>
-              <w:left w:val="single" w:color="D0D0D0" w:sz="4"/>
-              <w:bottom w:val="single" w:color="D0D0D0" w:sz="4"/>
-              <w:right w:val="single" w:color="D0D0D0" w:sz="4"/>
-            </w:tcBorders>
-            <w:tcMar>
-              <w:top w:type="dxa" w:w="100"/>
-              <w:left w:type="dxa" w:w="140"/>
-              <w:bottom w:type="dxa" w:w="100"/>
-              <w:right w:type="dxa" w:w="140"/>
-            </w:tcMar>
-            <w:vAlign w:val="center"/>
-          </w:tcPr>
-          <w:p>
-            <w:pPr>
-              <w:spacing w:after="0" w:line="280"/>
-            </w:pPr>
-            <w:r>
-              <w:rPr>
-                <w:rFonts w:ascii="Helvetica" w:cs="Helvetica" w:eastAsia="Helvetica" w:hAnsi="Helvetica"/>
-                <w:b w:val="false"/>
-                <w:bCs w:val="false"/>
-                <w:color w:val="1A1A1A"/>
-                <w:sz w:val="20"/>
-                <w:szCs w:val="20"/>
-              </w:rPr>
-              <w:t xml:space="preserve">Captures the same truth in language anyone can say</w:t>
-            </w:r>
-          </w:p>
-        </w:tc>
-      </w:tr>
-    </w:tbl>
-    <w:p>
-      <w:pPr>
-        <w:spacing w:after="100" w:line="320"/>
-        <w:jc w:val="left"/>
-      </w:pPr>
-      <w:r>
-        <w:rPr>
-          <w:rFonts w:ascii="Helvetica" w:cs="Helvetica" w:eastAsia="Helvetica" w:hAnsi="Helvetica"/>
-          <w:b w:val="false"/>
-          <w:bCs w:val="false"/>
-          <w:i w:val="false"/>
-          <w:iCs w:val="false"/>
-          <w:color w:val="1A1A1A"/>
-          <w:sz w:val="22"/>
-          <w:szCs w:val="22"/>
-        </w:rPr>
-        <w:t xml:space="preserve"/>
-      </w:r>
-    </w:p>
-    <w:p>
-      <w:pPr>
-        <w:spacing w:after="120" w:line="320"/>
-        <w:jc w:val="left"/>
-      </w:pPr>
-      <w:r>
-        <w:rPr>
-          <w:rFonts w:ascii="Helvetica" w:cs="Helvetica" w:eastAsia="Helvetica" w:hAnsi="Helvetica"/>
-          <w:b w:val="false"/>
-          <w:bCs w:val="false"/>
-          <w:i w:val="false"/>
-          <w:iCs w:val="false"/>
-          <w:color w:val="1A1A1A"/>
-          <w:sz w:val="22"/>
-          <w:szCs w:val="22"/>
-        </w:rPr>
-        <w:t xml:space="preserve">“Together from the start” is a phrase customers already use about their own lives. It does not need to be explained. It tells the customer what the brand believes — and gives them words they can borrow back when they describe what they take, why they take it, and why they bought it for both of them.</w:t>
-      </w:r>
-    </w:p>
-    <w:p>
-      <w:pPr>
-        <w:spacing w:after="120" w:line="320"/>
-        <w:jc w:val="left"/>
-      </w:pPr>
-      <w:r>
-        <w:rPr>
-          <w:rFonts w:ascii="Helvetica" w:cs="Helvetica" w:eastAsia="Helvetica" w:hAnsi="Helvetica"/>
-          <w:b w:val="false"/>
-          <w:bCs w:val="false"/>
-          <w:i w:val="false"/>
-          <w:iCs w:val="false"/>
-          <w:color w:val="1A1A1A"/>
-          <w:sz w:val="22"/>
-          <w:szCs w:val="22"/>
-        </w:rPr>
-        <w:t xml:space="preserve">This framing works because it:</w:t>
+        <w:t xml:space="preserve">Indian-made prenatal and family-planning supplements do exist today. What doesn’t exist is an Indian brand that combines all of the following:</w:t>
       </w:r>
     </w:p>
     <w:p>
@@ -1013,33 +231,16 @@
           <w:ilvl w:val="0"/>
           <w:numId w:val="2"/>
         </w:numPr>
-        <w:spacing w:after="100" w:line="320"/>
-      </w:pPr>
-      <w:r>
-        <w:rPr>
-          <w:rFonts w:ascii="Helvetica" w:cs="Helvetica" w:eastAsia="Helvetica" w:hAnsi="Helvetica"/>
-          <w:b/>
-          <w:bCs/>
-          <w:i w:val="false"/>
-          <w:iCs w:val="false"/>
-          <w:color w:val="1A1A1A"/>
-          <w:sz w:val="22"/>
-          <w:szCs w:val="22"/>
-        </w:rPr>
-        <w:t xml:space="preserve">Respects the Indian emotional vocabulary. </w:t>
-      </w:r>
-      <w:r>
-        <w:rPr>
-          <w:rFonts w:ascii="Helvetica" w:cs="Helvetica" w:eastAsia="Helvetica" w:hAnsi="Helvetica"/>
-          <w:b w:val="false"/>
-          <w:bCs w:val="false"/>
-          <w:i w:val="false"/>
-          <w:iCs w:val="false"/>
-          <w:color w:val="1A1A1A"/>
-          <w:sz w:val="22"/>
-          <w:szCs w:val="22"/>
-        </w:rPr>
-        <w:t xml:space="preserve">Family in India is felt, not argued. Togetherness is the language of every wedding, every household decision, every life milestone.</w:t>
+        <w:spacing w:after="80" w:line="320"/>
+      </w:pPr>
+      <w:r>
+        <w:rPr>
+          <w:rFonts w:ascii="Helvetica" w:cs="Helvetica" w:eastAsia="Helvetica" w:hAnsi="Helvetica"/>
+          <w:color w:val="1A1A1A"/>
+          <w:sz w:val="22"/>
+          <w:szCs w:val="22"/>
+        </w:rPr>
+        <w:t xml:space="preserve">DTC subscription model (not doctor-prescribed, not pharmacy-distributed)</w:t>
       </w:r>
     </w:p>
     <w:p>
@@ -1049,33 +250,16 @@
           <w:ilvl w:val="0"/>
           <w:numId w:val="2"/>
         </w:numPr>
-        <w:spacing w:after="100" w:line="320"/>
-      </w:pPr>
-      <w:r>
-        <w:rPr>
-          <w:rFonts w:ascii="Helvetica" w:cs="Helvetica" w:eastAsia="Helvetica" w:hAnsi="Helvetica"/>
-          <w:b/>
-          <w:bCs/>
-          <w:i w:val="false"/>
-          <w:iCs w:val="false"/>
-          <w:color w:val="1A1A1A"/>
-          <w:sz w:val="22"/>
-          <w:szCs w:val="22"/>
-        </w:rPr>
-        <w:t xml:space="preserve">Is inclusive without being political. </w:t>
-      </w:r>
-      <w:r>
-        <w:rPr>
-          <w:rFonts w:ascii="Helvetica" w:cs="Helvetica" w:eastAsia="Helvetica" w:hAnsi="Helvetica"/>
-          <w:b w:val="false"/>
-          <w:bCs w:val="false"/>
-          <w:i w:val="false"/>
-          <w:iCs w:val="false"/>
-          <w:color w:val="1A1A1A"/>
-          <w:sz w:val="22"/>
-          <w:szCs w:val="22"/>
-        </w:rPr>
-        <w:t xml:space="preserve">Every couple can buy into “let us prepare together.” Not every couple will buy into more loaded framings.</w:t>
+        <w:spacing w:after="80" w:line="320"/>
+      </w:pPr>
+      <w:r>
+        <w:rPr>
+          <w:rFonts w:ascii="Helvetica" w:cs="Helvetica" w:eastAsia="Helvetica" w:hAnsi="Helvetica"/>
+          <w:color w:val="1A1A1A"/>
+          <w:sz w:val="22"/>
+          <w:szCs w:val="22"/>
+        </w:rPr>
+        <w:t xml:space="preserve">Modern lifestyle branding (not pharma-coded packaging or clinical design)</w:t>
       </w:r>
     </w:p>
     <w:p>
@@ -1085,33 +269,16 @@
           <w:ilvl w:val="0"/>
           <w:numId w:val="2"/>
         </w:numPr>
-        <w:spacing w:after="100" w:line="320"/>
-      </w:pPr>
-      <w:r>
-        <w:rPr>
-          <w:rFonts w:ascii="Helvetica" w:cs="Helvetica" w:eastAsia="Helvetica" w:hAnsi="Helvetica"/>
-          <w:b/>
-          <w:bCs/>
-          <w:i w:val="false"/>
-          <w:iCs w:val="false"/>
-          <w:color w:val="1A1A1A"/>
-          <w:sz w:val="22"/>
-          <w:szCs w:val="22"/>
-        </w:rPr>
-        <w:t xml:space="preserve">Is defensible long-term. </w:t>
-      </w:r>
-      <w:r>
-        <w:rPr>
-          <w:rFonts w:ascii="Helvetica" w:cs="Helvetica" w:eastAsia="Helvetica" w:hAnsi="Helvetica"/>
-          <w:b w:val="false"/>
-          <w:bCs w:val="false"/>
-          <w:i w:val="false"/>
-          <w:iCs w:val="false"/>
-          <w:color w:val="1A1A1A"/>
-          <w:sz w:val="22"/>
-          <w:szCs w:val="22"/>
-        </w:rPr>
-        <w:t xml:space="preserve">No competitor can credibly claim this positioning without contradicting their existing model.</w:t>
+        <w:spacing w:after="80" w:line="320"/>
+      </w:pPr>
+      <w:r>
+        <w:rPr>
+          <w:rFonts w:ascii="Helvetica" w:cs="Helvetica" w:eastAsia="Helvetica" w:hAnsi="Helvetica"/>
+          <w:color w:val="1A1A1A"/>
+          <w:sz w:val="22"/>
+          <w:szCs w:val="22"/>
+        </w:rPr>
+        <w:t xml:space="preserve">Transparent, traceable branded ingredients (e.g., Quatrefolic methylfolate, life’sDHA algal DHA, Albion chelated minerals)</w:t>
       </w:r>
     </w:p>
     <w:p>
@@ -1121,7 +288,96 @@
           <w:ilvl w:val="0"/>
           <w:numId w:val="2"/>
         </w:numPr>
-        <w:spacing w:after="100" w:line="320"/>
+        <w:spacing w:after="80" w:line="320"/>
+      </w:pPr>
+      <w:r>
+        <w:rPr>
+          <w:rFonts w:ascii="Helvetica" w:cs="Helvetica" w:eastAsia="Helvetica" w:hAnsi="Helvetica"/>
+          <w:color w:val="1A1A1A"/>
+          <w:sz w:val="22"/>
+          <w:szCs w:val="22"/>
+        </w:rPr>
+        <w:t xml:space="preserve">Gynaecologist co-formulation (not just doctor endorsement)</w:t>
+      </w:r>
+    </w:p>
+    <w:p>
+      <w:pPr>
+        <w:pStyle w:val="ListParagraph"/>
+        <w:numPr>
+          <w:ilvl w:val="0"/>
+          <w:numId w:val="2"/>
+        </w:numPr>
+        <w:spacing w:after="80" w:line="320"/>
+      </w:pPr>
+      <w:r>
+        <w:rPr>
+          <w:rFonts w:ascii="Helvetica" w:cs="Helvetica" w:eastAsia="Helvetica" w:hAnsi="Helvetica"/>
+          <w:color w:val="1A1A1A"/>
+          <w:sz w:val="22"/>
+          <w:szCs w:val="22"/>
+        </w:rPr>
+        <w:t xml:space="preserve">Designed for the full family-building journey (preconception, prenatal, postnatal — in one brand)</w:t>
+      </w:r>
+    </w:p>
+    <w:p>
+      <w:pPr>
+        <w:pStyle w:val="ListParagraph"/>
+        <w:numPr>
+          <w:ilvl w:val="0"/>
+          <w:numId w:val="2"/>
+        </w:numPr>
+        <w:spacing w:after="80" w:line="320"/>
+      </w:pPr>
+      <w:r>
+        <w:rPr>
+          <w:rFonts w:ascii="Helvetica" w:cs="Helvetica" w:eastAsia="Helvetica" w:hAnsi="Helvetica"/>
+          <w:color w:val="1A1A1A"/>
+          <w:sz w:val="22"/>
+          <w:szCs w:val="22"/>
+        </w:rPr>
+        <w:t xml:space="preserve">Every claim backed by published clinical evidence</w:t>
+      </w:r>
+    </w:p>
+    <w:p>
+      <w:pPr>
+        <w:pStyle w:val="ListParagraph"/>
+        <w:numPr>
+          <w:ilvl w:val="0"/>
+          <w:numId w:val="2"/>
+        </w:numPr>
+        <w:spacing w:after="80" w:line="320"/>
+      </w:pPr>
+      <w:r>
+        <w:rPr>
+          <w:rFonts w:ascii="Helvetica" w:cs="Helvetica" w:eastAsia="Helvetica" w:hAnsi="Helvetica"/>
+          <w:color w:val="1A1A1A"/>
+          <w:sz w:val="22"/>
+          <w:szCs w:val="22"/>
+        </w:rPr>
+        <w:t xml:space="preserve">Made in India, priced to be accessible (~Rs.800–1,500 per SKU per month)</w:t>
+      </w:r>
+    </w:p>
+    <w:p>
+      <w:pPr>
+        <w:spacing w:after="120" w:line="320"/>
+      </w:pPr>
+      <w:r>
+        <w:rPr>
+          <w:rFonts w:ascii="Helvetica" w:cs="Helvetica" w:eastAsia="Helvetica" w:hAnsi="Helvetica"/>
+          <w:b w:val="false"/>
+          <w:bCs w:val="false"/>
+          <w:i w:val="false"/>
+          <w:iCs w:val="false"/>
+          <w:color w:val="1A1A1A"/>
+          <w:sz w:val="22"/>
+          <w:szCs w:val="22"/>
+        </w:rPr>
+        <w:t xml:space="preserve">Existing brands have parts of this. Trimacare is clinically robust but pharma-coded and doctor-channel. Wellbeing Nutrition is DTC and lifestyle-branded but prenatal is not their hero. Ayurvedic brands (Himalaya, Patanjali) operate on a different traditional framework. Imported brands (Ritual, Garden of Life) are expensive and hard to access. Generic multivitamins don’t address motherhood’s specific needs.</w:t>
+      </w:r>
+    </w:p>
+    <w:p>
+      <w:pPr>
+        <w:spacing w:after="120" w:line="320"/>
       </w:pPr>
       <w:r>
         <w:rPr>
@@ -1134,20 +390,7 @@
           <w:sz w:val="22"/>
           <w:szCs w:val="22"/>
         </w:rPr>
-        <w:t xml:space="preserve">Opens marketing territory. </w:t>
-      </w:r>
-      <w:r>
-        <w:rPr>
-          <w:rFonts w:ascii="Helvetica" w:cs="Helvetica" w:eastAsia="Helvetica" w:hAnsi="Helvetica"/>
-          <w:b w:val="false"/>
-          <w:bCs w:val="false"/>
-          <w:i w:val="false"/>
-          <w:iCs w:val="false"/>
-          <w:color w:val="1A1A1A"/>
-          <w:sz w:val="22"/>
-          <w:szCs w:val="22"/>
-        </w:rPr>
-        <w:t xml:space="preserve">Every piece of content — from male fertility education to couples-preparing-together stories — fits naturally under “together.”</w:t>
+        <w:t xml:space="preserve">No single Indian brand combines all seven. That is the white space The Edit occupies.</w:t>
       </w:r>
     </w:p>
     <w:p>
@@ -1181,7 +424,6 @@
     <w:p>
       <w:pPr>
         <w:spacing w:after="120" w:line="320"/>
-        <w:jc w:val="left"/>
       </w:pPr>
       <w:r>
         <w:rPr>
@@ -1195,6 +437,725 @@
           <w:szCs w:val="22"/>
         </w:rPr>
         <w:t xml:space="preserve">India is the largest reproductive health market in the world that nobody is building intentionally for.</w:t>
+      </w:r>
+    </w:p>
+    <w:p>
+      <w:pPr>
+        <w:pStyle w:val="ListParagraph"/>
+        <w:numPr>
+          <w:ilvl w:val="0"/>
+          <w:numId w:val="2"/>
+        </w:numPr>
+        <w:spacing w:after="80" w:line="320"/>
+      </w:pPr>
+      <w:r>
+        <w:rPr>
+          <w:rFonts w:ascii="Helvetica" w:cs="Helvetica" w:eastAsia="Helvetica" w:hAnsi="Helvetica"/>
+          <w:color w:val="1A1A1A"/>
+          <w:sz w:val="22"/>
+          <w:szCs w:val="22"/>
+        </w:rPr>
+        <w:t xml:space="preserve">27 million pregnancies per year</w:t>
+      </w:r>
+    </w:p>
+    <w:p>
+      <w:pPr>
+        <w:pStyle w:val="ListParagraph"/>
+        <w:numPr>
+          <w:ilvl w:val="0"/>
+          <w:numId w:val="2"/>
+        </w:numPr>
+        <w:spacing w:after="80" w:line="320"/>
+      </w:pPr>
+      <w:r>
+        <w:rPr>
+          <w:rFonts w:ascii="Helvetica" w:cs="Helvetica" w:eastAsia="Helvetica" w:hAnsi="Helvetica"/>
+          <w:color w:val="1A1A1A"/>
+          <w:sz w:val="22"/>
+          <w:szCs w:val="22"/>
+        </w:rPr>
+        <w:t xml:space="preserve">~5–8 million couples actively planning to conceive at any given time</w:t>
+      </w:r>
+    </w:p>
+    <w:p>
+      <w:pPr>
+        <w:pStyle w:val="ListParagraph"/>
+        <w:numPr>
+          <w:ilvl w:val="0"/>
+          <w:numId w:val="2"/>
+        </w:numPr>
+        <w:spacing w:after="80" w:line="320"/>
+      </w:pPr>
+      <w:r>
+        <w:rPr>
+          <w:rFonts w:ascii="Helvetica" w:cs="Helvetica" w:eastAsia="Helvetica" w:hAnsi="Helvetica"/>
+          <w:color w:val="1A1A1A"/>
+          <w:sz w:val="22"/>
+          <w:szCs w:val="22"/>
+        </w:rPr>
+        <w:t xml:space="preserve">Indian health and wellness market: $164B (2025) → $258B (2034)</w:t>
+      </w:r>
+    </w:p>
+    <w:p>
+      <w:pPr>
+        <w:pStyle w:val="ListParagraph"/>
+        <w:numPr>
+          <w:ilvl w:val="0"/>
+          <w:numId w:val="2"/>
+        </w:numPr>
+        <w:spacing w:after="80" w:line="320"/>
+      </w:pPr>
+      <w:r>
+        <w:rPr>
+          <w:rFonts w:ascii="Helvetica" w:cs="Helvetica" w:eastAsia="Helvetica" w:hAnsi="Helvetica"/>
+          <w:color w:val="1A1A1A"/>
+          <w:sz w:val="22"/>
+          <w:szCs w:val="22"/>
+        </w:rPr>
+        <w:t xml:space="preserve">Asia-Pacific holds 38.58% of the global postpartum market</w:t>
+      </w:r>
+    </w:p>
+    <w:p>
+      <w:pPr>
+        <w:spacing w:after="120" w:line="320"/>
+      </w:pPr>
+      <w:r>
+        <w:rPr>
+          <w:rFonts w:ascii="Helvetica" w:cs="Helvetica" w:eastAsia="Helvetica" w:hAnsi="Helvetica"/>
+          <w:b/>
+          <w:bCs/>
+          <w:i w:val="false"/>
+          <w:iCs w:val="false"/>
+          <w:color w:val="1A1A1A"/>
+          <w:sz w:val="22"/>
+          <w:szCs w:val="22"/>
+        </w:rPr>
+        <w:t xml:space="preserve">The white space: </w:t>
+      </w:r>
+      <w:r>
+        <w:rPr>
+          <w:rFonts w:ascii="Helvetica" w:cs="Helvetica" w:eastAsia="Helvetica" w:hAnsi="Helvetica"/>
+          <w:b w:val="false"/>
+          <w:bCs w:val="false"/>
+          <w:i w:val="false"/>
+          <w:iCs w:val="false"/>
+          <w:color w:val="1A1A1A"/>
+          <w:sz w:val="22"/>
+          <w:szCs w:val="22"/>
+        </w:rPr>
+        <w:t xml:space="preserve">a modern, transparent, gynaecologist-co-formulated wellness brand built around the Indian family’s most consequential moments — designed for how Indian couples actually live today.</w:t>
+      </w:r>
+    </w:p>
+    <w:p>
+      <w:pPr>
+        <w:pBdr>
+          <w:bottom w:val="single" w:color="B0B0B0" w:sz="6" w:space="1"/>
+        </w:pBdr>
+        <w:spacing w:after="200" w:before="200"/>
+      </w:pPr>
+      <w:r>
+        <w:t xml:space="preserve"/>
+      </w:r>
+    </w:p>
+    <w:p>
+      <w:pPr>
+        <w:pStyle w:val="Heading1"/>
+        <w:spacing w:after="200" w:before="480" w:line="320"/>
+      </w:pPr>
+      <w:r>
+        <w:rPr>
+          <w:rFonts w:ascii="Helvetica" w:cs="Helvetica" w:eastAsia="Helvetica" w:hAnsi="Helvetica"/>
+          <w:b/>
+          <w:bCs/>
+          <w:color w:val="1A1A1A"/>
+          <w:sz w:val="36"/>
+          <w:szCs w:val="36"/>
+        </w:rPr>
+        <w:t xml:space="preserve">The Brand: The Edit</w:t>
+      </w:r>
+    </w:p>
+    <w:p>
+      <w:pPr>
+        <w:spacing w:after="120" w:line="320"/>
+      </w:pPr>
+      <w:r>
+        <w:rPr>
+          <w:rFonts w:ascii="Helvetica" w:cs="Helvetica" w:eastAsia="Helvetica" w:hAnsi="Helvetica"/>
+          <w:b/>
+          <w:bCs/>
+          <w:i w:val="false"/>
+          <w:iCs w:val="false"/>
+          <w:color w:val="1A1A1A"/>
+          <w:sz w:val="22"/>
+          <w:szCs w:val="22"/>
+        </w:rPr>
+        <w:t xml:space="preserve">Positioning: </w:t>
+      </w:r>
+      <w:r>
+        <w:rPr>
+          <w:rFonts w:ascii="Helvetica" w:cs="Helvetica" w:eastAsia="Helvetica" w:hAnsi="Helvetica"/>
+          <w:b w:val="false"/>
+          <w:bCs w:val="false"/>
+          <w:i w:val="false"/>
+          <w:iCs w:val="false"/>
+          <w:color w:val="1A1A1A"/>
+          <w:sz w:val="22"/>
+          <w:szCs w:val="22"/>
+        </w:rPr>
+        <w:t xml:space="preserve">A modern wellness brand for Indian couples and parents-to-be, across every stage of the family-building journey.</w:t>
+      </w:r>
+    </w:p>
+    <w:p>
+      <w:pPr>
+        <w:spacing w:after="120" w:line="320"/>
+      </w:pPr>
+      <w:r>
+        <w:rPr>
+          <w:rFonts w:ascii="Helvetica" w:cs="Helvetica" w:eastAsia="Helvetica" w:hAnsi="Helvetica"/>
+          <w:b/>
+          <w:bCs/>
+          <w:i w:val="false"/>
+          <w:iCs w:val="false"/>
+          <w:color w:val="1A1A1A"/>
+          <w:sz w:val="22"/>
+          <w:szCs w:val="22"/>
+        </w:rPr>
+        <w:t xml:space="preserve">Brand promise: </w:t>
+      </w:r>
+      <w:r>
+        <w:rPr>
+          <w:rFonts w:ascii="Helvetica" w:cs="Helvetica" w:eastAsia="Helvetica" w:hAnsi="Helvetica"/>
+          <w:b w:val="false"/>
+          <w:bCs w:val="false"/>
+          <w:i w:val="false"/>
+          <w:iCs w:val="false"/>
+          <w:color w:val="1A1A1A"/>
+          <w:sz w:val="22"/>
+          <w:szCs w:val="22"/>
+        </w:rPr>
+        <w:t xml:space="preserve">Only what matters. For the stage you’re in.</w:t>
+      </w:r>
+    </w:p>
+    <w:p>
+      <w:pPr>
+        <w:spacing w:after="120" w:line="320"/>
+      </w:pPr>
+      <w:r>
+        <w:rPr>
+          <w:rFonts w:ascii="Helvetica" w:cs="Helvetica" w:eastAsia="Helvetica" w:hAnsi="Helvetica"/>
+          <w:b/>
+          <w:bCs/>
+          <w:i w:val="false"/>
+          <w:iCs w:val="false"/>
+          <w:color w:val="1A1A1A"/>
+          <w:sz w:val="22"/>
+          <w:szCs w:val="22"/>
+        </w:rPr>
+        <w:t xml:space="preserve">Aesthetic: </w:t>
+      </w:r>
+      <w:r>
+        <w:rPr>
+          <w:rFonts w:ascii="Helvetica" w:cs="Helvetica" w:eastAsia="Helvetica" w:hAnsi="Helvetica"/>
+          <w:b w:val="false"/>
+          <w:bCs w:val="false"/>
+          <w:i w:val="false"/>
+          <w:iCs w:val="false"/>
+          <w:color w:val="1A1A1A"/>
+          <w:sz w:val="22"/>
+          <w:szCs w:val="22"/>
+        </w:rPr>
+        <w:t xml:space="preserve">Modern, warm, premium DTC. Gender-neutral palette. Editorial photography. Clean typography.</w:t>
+      </w:r>
+    </w:p>
+    <w:p>
+      <w:pPr>
+        <w:spacing w:after="120" w:line="320"/>
+      </w:pPr>
+      <w:r>
+        <w:rPr>
+          <w:rFonts w:ascii="Helvetica" w:cs="Helvetica" w:eastAsia="Helvetica" w:hAnsi="Helvetica"/>
+          <w:b/>
+          <w:bCs/>
+          <w:i w:val="false"/>
+          <w:iCs w:val="false"/>
+          <w:color w:val="1A1A1A"/>
+          <w:sz w:val="22"/>
+          <w:szCs w:val="22"/>
+        </w:rPr>
+        <w:t xml:space="preserve">Distribution: </w:t>
+      </w:r>
+      <w:r>
+        <w:rPr>
+          <w:rFonts w:ascii="Helvetica" w:cs="Helvetica" w:eastAsia="Helvetica" w:hAnsi="Helvetica"/>
+          <w:b w:val="false"/>
+          <w:bCs w:val="false"/>
+          <w:i w:val="false"/>
+          <w:iCs w:val="false"/>
+          <w:color w:val="1A1A1A"/>
+          <w:sz w:val="22"/>
+          <w:szCs w:val="22"/>
+        </w:rPr>
+        <w:t xml:space="preserve">Direct-to-consumer subscription. Urban metros first — Mumbai, Bangalore, Delhi, Hyderabad, Chennai.</w:t>
+      </w:r>
+    </w:p>
+    <w:p>
+      <w:pPr>
+        <w:spacing w:after="120" w:line="320"/>
+      </w:pPr>
+      <w:r>
+        <w:rPr>
+          <w:rFonts w:ascii="Helvetica" w:cs="Helvetica" w:eastAsia="Helvetica" w:hAnsi="Helvetica"/>
+          <w:b/>
+          <w:bCs/>
+          <w:i w:val="false"/>
+          <w:iCs w:val="false"/>
+          <w:color w:val="1A1A1A"/>
+          <w:sz w:val="22"/>
+          <w:szCs w:val="22"/>
+        </w:rPr>
+        <w:t xml:space="preserve">Pricing: </w:t>
+      </w:r>
+      <w:r>
+        <w:rPr>
+          <w:rFonts w:ascii="Helvetica" w:cs="Helvetica" w:eastAsia="Helvetica" w:hAnsi="Helvetica"/>
+          <w:b w:val="false"/>
+          <w:bCs w:val="false"/>
+          <w:i w:val="false"/>
+          <w:iCs w:val="false"/>
+          <w:color w:val="1A1A1A"/>
+          <w:sz w:val="22"/>
+          <w:szCs w:val="22"/>
+        </w:rPr>
+        <w:t xml:space="preserve">Rs.800–1,500 per SKU per month. Couples bundle priced ~15% below buying separately.</w:t>
+      </w:r>
+    </w:p>
+    <w:p>
+      <w:pPr>
+        <w:pBdr>
+          <w:bottom w:val="single" w:color="B0B0B0" w:sz="6" w:space="1"/>
+        </w:pBdr>
+        <w:spacing w:after="200" w:before="200"/>
+      </w:pPr>
+      <w:r>
+        <w:t xml:space="preserve"/>
+      </w:r>
+    </w:p>
+    <w:p>
+      <w:pPr>
+        <w:pStyle w:val="Heading1"/>
+        <w:spacing w:after="200" w:before="480" w:line="320"/>
+      </w:pPr>
+      <w:r>
+        <w:rPr>
+          <w:rFonts w:ascii="Helvetica" w:cs="Helvetica" w:eastAsia="Helvetica" w:hAnsi="Helvetica"/>
+          <w:b/>
+          <w:bCs/>
+          <w:color w:val="1A1A1A"/>
+          <w:sz w:val="36"/>
+          <w:szCs w:val="36"/>
+        </w:rPr>
+        <w:t xml:space="preserve">Product Architecture</w:t>
+      </w:r>
+    </w:p>
+    <w:p>
+      <w:pPr>
+        <w:pStyle w:val="Heading2"/>
+        <w:spacing w:after="160" w:before="320" w:line="320"/>
+      </w:pPr>
+      <w:r>
+        <w:rPr>
+          <w:rFonts w:ascii="Helvetica" w:cs="Helvetica" w:eastAsia="Helvetica" w:hAnsi="Helvetica"/>
+          <w:b/>
+          <w:bCs/>
+          <w:color w:val="1A1A1A"/>
+          <w:sz w:val="26"/>
+          <w:szCs w:val="26"/>
+        </w:rPr>
+        <w:t xml:space="preserve">Day 1 Launch — 3 SKUs</w:t>
+      </w:r>
+    </w:p>
+    <w:p>
+      <w:pPr>
+        <w:pStyle w:val="Heading3"/>
+        <w:spacing w:after="120" w:before="240" w:line="320"/>
+      </w:pPr>
+      <w:r>
+        <w:rPr>
+          <w:rFonts w:ascii="Helvetica" w:cs="Helvetica" w:eastAsia="Helvetica" w:hAnsi="Helvetica"/>
+          <w:b/>
+          <w:bCs/>
+          <w:color w:val="1A1A1A"/>
+          <w:sz w:val="22"/>
+          <w:szCs w:val="22"/>
+        </w:rPr>
+        <w:t xml:space="preserve">1. Edit For Two (the hero SKU)</w:t>
+      </w:r>
+    </w:p>
+    <w:p>
+      <w:pPr>
+        <w:spacing w:after="120" w:line="320"/>
+      </w:pPr>
+      <w:r>
+        <w:rPr>
+          <w:rFonts w:ascii="Helvetica" w:cs="Helvetica" w:eastAsia="Helvetica" w:hAnsi="Helvetica"/>
+          <w:b w:val="false"/>
+          <w:bCs w:val="false"/>
+          <w:i w:val="false"/>
+          <w:iCs w:val="false"/>
+          <w:color w:val="1A1A1A"/>
+          <w:sz w:val="22"/>
+          <w:szCs w:val="22"/>
+        </w:rPr>
+        <w:t xml:space="preserve">Sold as one box containing two bottles. One product — for two people.</w:t>
+      </w:r>
+    </w:p>
+    <w:p>
+      <w:pPr>
+        <w:pStyle w:val="ListParagraph"/>
+        <w:numPr>
+          <w:ilvl w:val="0"/>
+          <w:numId w:val="2"/>
+        </w:numPr>
+        <w:spacing w:after="80" w:line="320"/>
+      </w:pPr>
+      <w:r>
+        <w:rPr>
+          <w:rFonts w:ascii="Helvetica" w:cs="Helvetica" w:eastAsia="Helvetica" w:hAnsi="Helvetica"/>
+          <w:b/>
+          <w:bCs/>
+          <w:i w:val="false"/>
+          <w:iCs w:val="false"/>
+          <w:color w:val="1A1A1A"/>
+          <w:sz w:val="22"/>
+          <w:szCs w:val="22"/>
+        </w:rPr>
+        <w:t xml:space="preserve">For Her: </w:t>
+      </w:r>
+      <w:r>
+        <w:rPr>
+          <w:rFonts w:ascii="Helvetica" w:cs="Helvetica" w:eastAsia="Helvetica" w:hAnsi="Helvetica"/>
+          <w:b w:val="false"/>
+          <w:bCs w:val="false"/>
+          <w:i w:val="false"/>
+          <w:iCs w:val="false"/>
+          <w:color w:val="1A1A1A"/>
+          <w:sz w:val="22"/>
+          <w:szCs w:val="22"/>
+        </w:rPr>
+        <w:t xml:space="preserve">egg quality, fertility support, methylfolate, CoQ10, myo-inositol, DHA. FSDU regulatory pathway.</w:t>
+      </w:r>
+    </w:p>
+    <w:p>
+      <w:pPr>
+        <w:pStyle w:val="ListParagraph"/>
+        <w:numPr>
+          <w:ilvl w:val="0"/>
+          <w:numId w:val="2"/>
+        </w:numPr>
+        <w:spacing w:after="80" w:line="320"/>
+      </w:pPr>
+      <w:r>
+        <w:rPr>
+          <w:rFonts w:ascii="Helvetica" w:cs="Helvetica" w:eastAsia="Helvetica" w:hAnsi="Helvetica"/>
+          <w:b/>
+          <w:bCs/>
+          <w:i w:val="false"/>
+          <w:iCs w:val="false"/>
+          <w:color w:val="1A1A1A"/>
+          <w:sz w:val="22"/>
+          <w:szCs w:val="22"/>
+        </w:rPr>
+        <w:t xml:space="preserve">For Him: </w:t>
+      </w:r>
+      <w:r>
+        <w:rPr>
+          <w:rFonts w:ascii="Helvetica" w:cs="Helvetica" w:eastAsia="Helvetica" w:hAnsi="Helvetica"/>
+          <w:b w:val="false"/>
+          <w:bCs w:val="false"/>
+          <w:i w:val="false"/>
+          <w:iCs w:val="false"/>
+          <w:color w:val="1A1A1A"/>
+          <w:sz w:val="22"/>
+          <w:szCs w:val="22"/>
+        </w:rPr>
+        <w:t xml:space="preserve">sperm quality, motility, antioxidants, CoQ10, L-carnitine, zinc, selenium, ashwagandha (KSM-66). Health Supplement regulatory pathway.</w:t>
+      </w:r>
+    </w:p>
+    <w:p>
+      <w:pPr>
+        <w:pStyle w:val="Heading3"/>
+        <w:spacing w:after="120" w:before="240" w:line="320"/>
+      </w:pPr>
+      <w:r>
+        <w:rPr>
+          <w:rFonts w:ascii="Helvetica" w:cs="Helvetica" w:eastAsia="Helvetica" w:hAnsi="Helvetica"/>
+          <w:b/>
+          <w:bCs/>
+          <w:color w:val="1A1A1A"/>
+          <w:sz w:val="22"/>
+          <w:szCs w:val="22"/>
+        </w:rPr>
+        <w:t xml:space="preserve">2. Edit Prenatal</w:t>
+      </w:r>
+    </w:p>
+    <w:p>
+      <w:pPr>
+        <w:spacing w:after="120" w:line="320"/>
+      </w:pPr>
+      <w:r>
+        <w:rPr>
+          <w:rFonts w:ascii="Helvetica" w:cs="Helvetica" w:eastAsia="Helvetica" w:hAnsi="Helvetica"/>
+          <w:b w:val="false"/>
+          <w:bCs w:val="false"/>
+          <w:i w:val="false"/>
+          <w:iCs w:val="false"/>
+          <w:color w:val="1A1A1A"/>
+          <w:sz w:val="22"/>
+          <w:szCs w:val="22"/>
+        </w:rPr>
+        <w:t xml:space="preserve">Comprehensive 18–25 ingredient prenatal supplement with branded traceable ingredients (Quatrefolic, life’sDHA, Albion chelated minerals). All within ICMR RDA. FSDU regulatory pathway.</w:t>
+      </w:r>
+    </w:p>
+    <w:p>
+      <w:pPr>
+        <w:pStyle w:val="Heading2"/>
+        <w:spacing w:after="160" w:before="320" w:line="320"/>
+      </w:pPr>
+      <w:r>
+        <w:rPr>
+          <w:rFonts w:ascii="Helvetica" w:cs="Helvetica" w:eastAsia="Helvetica" w:hAnsi="Helvetica"/>
+          <w:b/>
+          <w:bCs/>
+          <w:color w:val="1A1A1A"/>
+          <w:sz w:val="26"/>
+          <w:szCs w:val="26"/>
+        </w:rPr>
+        <w:t xml:space="preserve">Year 1 Expansion</w:t>
+      </w:r>
+    </w:p>
+    <w:p>
+      <w:pPr>
+        <w:pStyle w:val="Heading3"/>
+        <w:spacing w:after="120" w:before="240" w:line="320"/>
+      </w:pPr>
+      <w:r>
+        <w:rPr>
+          <w:rFonts w:ascii="Helvetica" w:cs="Helvetica" w:eastAsia="Helvetica" w:hAnsi="Helvetica"/>
+          <w:b/>
+          <w:bCs/>
+          <w:color w:val="1A1A1A"/>
+          <w:sz w:val="22"/>
+          <w:szCs w:val="22"/>
+        </w:rPr>
+        <w:t xml:space="preserve">3. Edit Postnatal (Month 9–12 post-launch)</w:t>
+      </w:r>
+    </w:p>
+    <w:p>
+      <w:pPr>
+        <w:spacing w:after="120" w:line="320"/>
+      </w:pPr>
+      <w:r>
+        <w:rPr>
+          <w:rFonts w:ascii="Helvetica" w:cs="Helvetica" w:eastAsia="Helvetica" w:hAnsi="Helvetica"/>
+          <w:b w:val="false"/>
+          <w:bCs w:val="false"/>
+          <w:i w:val="false"/>
+          <w:iCs w:val="false"/>
+          <w:color w:val="1A1A1A"/>
+          <w:sz w:val="22"/>
+          <w:szCs w:val="22"/>
+        </w:rPr>
+        <w:t xml:space="preserve">Postpartum and lactation support, formulated for the mother’s recovery and the breastfeeding period.</w:t>
+      </w:r>
+    </w:p>
+    <w:p>
+      <w:pPr>
+        <w:pBdr>
+          <w:bottom w:val="single" w:color="B0B0B0" w:sz="6" w:space="1"/>
+        </w:pBdr>
+        <w:spacing w:after="200" w:before="200"/>
+      </w:pPr>
+      <w:r>
+        <w:t xml:space="preserve"/>
+      </w:r>
+    </w:p>
+    <w:p>
+      <w:pPr>
+        <w:pStyle w:val="Heading1"/>
+        <w:spacing w:after="200" w:before="480" w:line="320"/>
+      </w:pPr>
+      <w:r>
+        <w:rPr>
+          <w:rFonts w:ascii="Helvetica" w:cs="Helvetica" w:eastAsia="Helvetica" w:hAnsi="Helvetica"/>
+          <w:b/>
+          <w:bCs/>
+          <w:color w:val="1A1A1A"/>
+          <w:sz w:val="36"/>
+          <w:szCs w:val="36"/>
+        </w:rPr>
+        <w:t xml:space="preserve">Why Launch Edit For Two + Prenatal at Day 1 (NOT All Three Together)</w:t>
+      </w:r>
+    </w:p>
+    <w:p>
+      <w:pPr>
+        <w:spacing w:after="120" w:line="320"/>
+      </w:pPr>
+      <w:r>
+        <w:rPr>
+          <w:rFonts w:ascii="Helvetica" w:cs="Helvetica" w:eastAsia="Helvetica" w:hAnsi="Helvetica"/>
+          <w:b w:val="false"/>
+          <w:bCs w:val="false"/>
+          <w:i w:val="false"/>
+          <w:iCs w:val="false"/>
+          <w:color w:val="1A1A1A"/>
+          <w:sz w:val="22"/>
+          <w:szCs w:val="22"/>
+        </w:rPr>
+        <w:t xml:space="preserve">Three options were considered:</w:t>
+      </w:r>
+    </w:p>
+    <w:p>
+      <w:pPr>
+        <w:pStyle w:val="Heading3"/>
+        <w:spacing w:after="120" w:before="240" w:line="320"/>
+      </w:pPr>
+      <w:r>
+        <w:rPr>
+          <w:rFonts w:ascii="Helvetica" w:cs="Helvetica" w:eastAsia="Helvetica" w:hAnsi="Helvetica"/>
+          <w:b/>
+          <w:bCs/>
+          <w:color w:val="1A1A1A"/>
+          <w:sz w:val="22"/>
+          <w:szCs w:val="22"/>
+        </w:rPr>
+        <w:t xml:space="preserve">Option A — Launch all 3 SKUs simultaneously</w:t>
+      </w:r>
+    </w:p>
+    <w:p>
+      <w:pPr>
+        <w:spacing w:after="120" w:line="320"/>
+      </w:pPr>
+      <w:r>
+        <w:rPr>
+          <w:rFonts w:ascii="Helvetica" w:cs="Helvetica" w:eastAsia="Helvetica" w:hAnsi="Helvetica"/>
+          <w:b/>
+          <w:bCs/>
+          <w:i w:val="false"/>
+          <w:iCs w:val="false"/>
+          <w:color w:val="1A1A1A"/>
+          <w:sz w:val="22"/>
+          <w:szCs w:val="22"/>
+        </w:rPr>
+        <w:t xml:space="preserve">Rejected. </w:t>
+      </w:r>
+      <w:r>
+        <w:rPr>
+          <w:rFonts w:ascii="Helvetica" w:cs="Helvetica" w:eastAsia="Helvetica" w:hAnsi="Helvetica"/>
+          <w:b w:val="false"/>
+          <w:bCs w:val="false"/>
+          <w:i w:val="false"/>
+          <w:iCs w:val="false"/>
+          <w:color w:val="1A1A1A"/>
+          <w:sz w:val="22"/>
+          <w:szCs w:val="22"/>
+        </w:rPr>
+        <w:t xml:space="preserve">Postnatal has no Day 1 customer demand. The natural Postnatal customer is your own Prenatal customer who just gave birth — and that cohort doesn’t exist until Month 9–12 after launch.</w:t>
+      </w:r>
+    </w:p>
+    <w:p>
+      <w:pPr>
+        <w:pStyle w:val="Heading3"/>
+        <w:spacing w:after="120" w:before="240" w:line="320"/>
+      </w:pPr>
+      <w:r>
+        <w:rPr>
+          <w:rFonts w:ascii="Helvetica" w:cs="Helvetica" w:eastAsia="Helvetica" w:hAnsi="Helvetica"/>
+          <w:b/>
+          <w:bCs/>
+          <w:color w:val="1A1A1A"/>
+          <w:sz w:val="22"/>
+          <w:szCs w:val="22"/>
+        </w:rPr>
+        <w:t xml:space="preserve">Option B — Launch Prenatal only</w:t>
+      </w:r>
+    </w:p>
+    <w:p>
+      <w:pPr>
+        <w:spacing w:after="120" w:line="320"/>
+      </w:pPr>
+      <w:r>
+        <w:rPr>
+          <w:rFonts w:ascii="Helvetica" w:cs="Helvetica" w:eastAsia="Helvetica" w:hAnsi="Helvetica"/>
+          <w:b/>
+          <w:bCs/>
+          <w:i w:val="false"/>
+          <w:iCs w:val="false"/>
+          <w:color w:val="1A1A1A"/>
+          <w:sz w:val="22"/>
+          <w:szCs w:val="22"/>
+        </w:rPr>
+        <w:t xml:space="preserve">Rejected. </w:t>
+      </w:r>
+      <w:r>
+        <w:rPr>
+          <w:rFonts w:ascii="Helvetica" w:cs="Helvetica" w:eastAsia="Helvetica" w:hAnsi="Helvetica"/>
+          <w:b w:val="false"/>
+          <w:bCs w:val="false"/>
+          <w:i w:val="false"/>
+          <w:iCs w:val="false"/>
+          <w:color w:val="1A1A1A"/>
+          <w:sz w:val="22"/>
+          <w:szCs w:val="22"/>
+        </w:rPr>
+        <w:t xml:space="preserve">Misses the couples-inclusive positioning entirely. Prenatal-only makes The Edit a maternity brand, not the full-journey brand it is meant to be.</w:t>
+      </w:r>
+    </w:p>
+    <w:p>
+      <w:pPr>
+        <w:pStyle w:val="Heading3"/>
+        <w:spacing w:after="120" w:before="240" w:line="320"/>
+      </w:pPr>
+      <w:r>
+        <w:rPr>
+          <w:rFonts w:ascii="Helvetica" w:cs="Helvetica" w:eastAsia="Helvetica" w:hAnsi="Helvetica"/>
+          <w:b/>
+          <w:bCs/>
+          <w:color w:val="1A1A1A"/>
+          <w:sz w:val="22"/>
+          <w:szCs w:val="22"/>
+        </w:rPr>
+        <w:t xml:space="preserve">Option C — Launch Edit For Two + Prenatal at Day 1, add Postnatal at Month 9–12</w:t>
+      </w:r>
+    </w:p>
+    <w:p>
+      <w:pPr>
+        <w:spacing w:after="120" w:line="320"/>
+      </w:pPr>
+      <w:r>
+        <w:rPr>
+          <w:rFonts w:ascii="Helvetica" w:cs="Helvetica" w:eastAsia="Helvetica" w:hAnsi="Helvetica"/>
+          <w:b/>
+          <w:bCs/>
+          <w:i w:val="false"/>
+          <w:iCs w:val="false"/>
+          <w:color w:val="1A1A1A"/>
+          <w:sz w:val="22"/>
+          <w:szCs w:val="22"/>
+        </w:rPr>
+        <w:t xml:space="preserve">Selected. </w:t>
+      </w:r>
+      <w:r>
+        <w:rPr>
+          <w:rFonts w:ascii="Helvetica" w:cs="Helvetica" w:eastAsia="Helvetica" w:hAnsi="Helvetica"/>
+          <w:b w:val="false"/>
+          <w:bCs w:val="false"/>
+          <w:i w:val="false"/>
+          <w:iCs w:val="false"/>
+          <w:color w:val="1A1A1A"/>
+          <w:sz w:val="22"/>
+          <w:szCs w:val="22"/>
+        </w:rPr>
+        <w:t xml:space="preserve">Four reasons:</w:t>
       </w:r>
     </w:p>
     <w:p>
@@ -1204,16 +1165,33 @@
           <w:ilvl w:val="0"/>
           <w:numId w:val="3"/>
         </w:numPr>
-        <w:spacing w:after="80" w:line="320"/>
-      </w:pPr>
-      <w:r>
-        <w:rPr>
-          <w:rFonts w:ascii="Helvetica" w:cs="Helvetica" w:eastAsia="Helvetica" w:hAnsi="Helvetica"/>
-          <w:color w:val="1A1A1A"/>
-          <w:sz w:val="22"/>
-          <w:szCs w:val="22"/>
-        </w:rPr>
-        <w:t xml:space="preserve">27 million pregnancies per year</w:t>
+        <w:spacing w:after="100" w:line="320"/>
+      </w:pPr>
+      <w:r>
+        <w:rPr>
+          <w:rFonts w:ascii="Helvetica" w:cs="Helvetica" w:eastAsia="Helvetica" w:hAnsi="Helvetica"/>
+          <w:b/>
+          <w:bCs/>
+          <w:i w:val="false"/>
+          <w:iCs w:val="false"/>
+          <w:color w:val="1A1A1A"/>
+          <w:sz w:val="22"/>
+          <w:szCs w:val="22"/>
+        </w:rPr>
+        <w:t xml:space="preserve">The brand’s manifesto is visible from Day 1. </w:t>
+      </w:r>
+      <w:r>
+        <w:rPr>
+          <w:rFonts w:ascii="Helvetica" w:cs="Helvetica" w:eastAsia="Helvetica" w:hAnsi="Helvetica"/>
+          <w:b w:val="false"/>
+          <w:bCs w:val="false"/>
+          <w:i w:val="false"/>
+          <w:iCs w:val="false"/>
+          <w:color w:val="1A1A1A"/>
+          <w:sz w:val="22"/>
+          <w:szCs w:val="22"/>
+        </w:rPr>
+        <w:t xml:space="preserve">Edit For Two addresses preconception for both partners. Edit Prenatal continues the journey.</w:t>
       </w:r>
     </w:p>
     <w:p>
@@ -1223,16 +1201,33 @@
           <w:ilvl w:val="0"/>
           <w:numId w:val="3"/>
         </w:numPr>
-        <w:spacing w:after="80" w:line="320"/>
-      </w:pPr>
-      <w:r>
-        <w:rPr>
-          <w:rFonts w:ascii="Helvetica" w:cs="Helvetica" w:eastAsia="Helvetica" w:hAnsi="Helvetica"/>
-          <w:color w:val="1A1A1A"/>
-          <w:sz w:val="22"/>
-          <w:szCs w:val="22"/>
-        </w:rPr>
-        <w:t xml:space="preserve">~5–8 million couples actively planning to conceive at any given time</w:t>
+        <w:spacing w:after="100" w:line="320"/>
+      </w:pPr>
+      <w:r>
+        <w:rPr>
+          <w:rFonts w:ascii="Helvetica" w:cs="Helvetica" w:eastAsia="Helvetica" w:hAnsi="Helvetica"/>
+          <w:b/>
+          <w:bCs/>
+          <w:i w:val="false"/>
+          <w:iCs w:val="false"/>
+          <w:color w:val="1A1A1A"/>
+          <w:sz w:val="22"/>
+          <w:szCs w:val="22"/>
+        </w:rPr>
+        <w:t xml:space="preserve">Full customer journey captured. </w:t>
+      </w:r>
+      <w:r>
+        <w:rPr>
+          <w:rFonts w:ascii="Helvetica" w:cs="Helvetica" w:eastAsia="Helvetica" w:hAnsi="Helvetica"/>
+          <w:b w:val="false"/>
+          <w:bCs w:val="false"/>
+          <w:i w:val="false"/>
+          <w:iCs w:val="false"/>
+          <w:color w:val="1A1A1A"/>
+          <w:sz w:val="22"/>
+          <w:szCs w:val="22"/>
+        </w:rPr>
+        <w:t xml:space="preserve">A woman who buys Edit For Two while planning her pregnancy transitions naturally to Edit Prenatal when she conceives.</w:t>
       </w:r>
     </w:p>
     <w:p>
@@ -1242,16 +1237,33 @@
           <w:ilvl w:val="0"/>
           <w:numId w:val="3"/>
         </w:numPr>
-        <w:spacing w:after="80" w:line="320"/>
-      </w:pPr>
-      <w:r>
-        <w:rPr>
-          <w:rFonts w:ascii="Helvetica" w:cs="Helvetica" w:eastAsia="Helvetica" w:hAnsi="Helvetica"/>
-          <w:color w:val="1A1A1A"/>
-          <w:sz w:val="22"/>
-          <w:szCs w:val="22"/>
-        </w:rPr>
-        <w:t xml:space="preserve">Indian health &amp; wellness market: $164B (2025) → $258B (2034)</w:t>
+        <w:spacing w:after="100" w:line="320"/>
+      </w:pPr>
+      <w:r>
+        <w:rPr>
+          <w:rFonts w:ascii="Helvetica" w:cs="Helvetica" w:eastAsia="Helvetica" w:hAnsi="Helvetica"/>
+          <w:b/>
+          <w:bCs/>
+          <w:i w:val="false"/>
+          <w:iCs w:val="false"/>
+          <w:color w:val="1A1A1A"/>
+          <w:sz w:val="22"/>
+          <w:szCs w:val="22"/>
+        </w:rPr>
+        <w:t xml:space="preserve">Postnatal launches at peak demand. </w:t>
+      </w:r>
+      <w:r>
+        <w:rPr>
+          <w:rFonts w:ascii="Helvetica" w:cs="Helvetica" w:eastAsia="Helvetica" w:hAnsi="Helvetica"/>
+          <w:b w:val="false"/>
+          <w:bCs w:val="false"/>
+          <w:i w:val="false"/>
+          <w:iCs w:val="false"/>
+          <w:color w:val="1A1A1A"/>
+          <w:sz w:val="22"/>
+          <w:szCs w:val="22"/>
+        </w:rPr>
+        <w:t xml:space="preserve">First Prenatal cohort gives birth at Month 9–12. Postnatal ships exactly when this cohort needs it.</w:t>
       </w:r>
     </w:p>
     <w:p>
@@ -1260,984 +1272,6 @@
         <w:numPr>
           <w:ilvl w:val="0"/>
           <w:numId w:val="3"/>
-        </w:numPr>
-        <w:spacing w:after="80" w:line="320"/>
-      </w:pPr>
-      <w:r>
-        <w:rPr>
-          <w:rFonts w:ascii="Helvetica" w:cs="Helvetica" w:eastAsia="Helvetica" w:hAnsi="Helvetica"/>
-          <w:color w:val="1A1A1A"/>
-          <w:sz w:val="22"/>
-          <w:szCs w:val="22"/>
-        </w:rPr>
-        <w:t xml:space="preserve">Asia-Pacific holds 38.58% of the global postpartum market</w:t>
-      </w:r>
-    </w:p>
-    <w:p>
-      <w:pPr>
-        <w:spacing w:after="80" w:line="320"/>
-        <w:jc w:val="left"/>
-      </w:pPr>
-      <w:r>
-        <w:rPr>
-          <w:rFonts w:ascii="Helvetica" w:cs="Helvetica" w:eastAsia="Helvetica" w:hAnsi="Helvetica"/>
-          <w:b w:val="false"/>
-          <w:bCs w:val="false"/>
-          <w:i w:val="false"/>
-          <w:iCs w:val="false"/>
-          <w:color w:val="1A1A1A"/>
-          <w:sz w:val="22"/>
-          <w:szCs w:val="22"/>
-        </w:rPr>
-        <w:t xml:space="preserve">The existing brands miss in specific ways:</w:t>
-      </w:r>
-    </w:p>
-    <w:p>
-      <w:pPr>
-        <w:pStyle w:val="ListParagraph"/>
-        <w:numPr>
-          <w:ilvl w:val="0"/>
-          <w:numId w:val="3"/>
-        </w:numPr>
-        <w:spacing w:after="80" w:line="320"/>
-      </w:pPr>
-      <w:r>
-        <w:rPr>
-          <w:rFonts w:ascii="Helvetica" w:cs="Helvetica" w:eastAsia="Helvetica" w:hAnsi="Helvetica"/>
-          <w:b/>
-          <w:bCs/>
-          <w:i w:val="false"/>
-          <w:iCs w:val="false"/>
-          <w:color w:val="1A1A1A"/>
-          <w:sz w:val="22"/>
-          <w:szCs w:val="22"/>
-        </w:rPr>
-        <w:t xml:space="preserve">Trimacare </w:t>
-      </w:r>
-      <w:r>
-        <w:rPr>
-          <w:rFonts w:ascii="Helvetica" w:cs="Helvetica" w:eastAsia="Helvetica" w:hAnsi="Helvetica"/>
-          <w:b w:val="false"/>
-          <w:bCs w:val="false"/>
-          <w:i w:val="false"/>
-          <w:iCs w:val="false"/>
-          <w:color w:val="1A1A1A"/>
-          <w:sz w:val="22"/>
-          <w:szCs w:val="22"/>
-        </w:rPr>
-        <w:t xml:space="preserve">(and similar pharma-coded prenatals) — doctor-prescribed, woman-only, treats the mother as a patient</w:t>
-      </w:r>
-    </w:p>
-    <w:p>
-      <w:pPr>
-        <w:pStyle w:val="ListParagraph"/>
-        <w:numPr>
-          <w:ilvl w:val="0"/>
-          <w:numId w:val="3"/>
-        </w:numPr>
-        <w:spacing w:after="80" w:line="320"/>
-      </w:pPr>
-      <w:r>
-        <w:rPr>
-          <w:rFonts w:ascii="Helvetica" w:cs="Helvetica" w:eastAsia="Helvetica" w:hAnsi="Helvetica"/>
-          <w:b/>
-          <w:bCs/>
-          <w:i w:val="false"/>
-          <w:iCs w:val="false"/>
-          <w:color w:val="1A1A1A"/>
-          <w:sz w:val="22"/>
-          <w:szCs w:val="22"/>
-        </w:rPr>
-        <w:t xml:space="preserve">Imported brands </w:t>
-      </w:r>
-      <w:r>
-        <w:rPr>
-          <w:rFonts w:ascii="Helvetica" w:cs="Helvetica" w:eastAsia="Helvetica" w:hAnsi="Helvetica"/>
-          <w:b w:val="false"/>
-          <w:bCs w:val="false"/>
-          <w:i w:val="false"/>
-          <w:iCs w:val="false"/>
-          <w:color w:val="1A1A1A"/>
-          <w:sz w:val="22"/>
-          <w:szCs w:val="22"/>
-        </w:rPr>
-        <w:t xml:space="preserve">(Ritual, Garden of Life) — expensive, hard to access, no India context</w:t>
-      </w:r>
-    </w:p>
-    <w:p>
-      <w:pPr>
-        <w:pStyle w:val="ListParagraph"/>
-        <w:numPr>
-          <w:ilvl w:val="0"/>
-          <w:numId w:val="3"/>
-        </w:numPr>
-        <w:spacing w:after="80" w:line="320"/>
-      </w:pPr>
-      <w:r>
-        <w:rPr>
-          <w:rFonts w:ascii="Helvetica" w:cs="Helvetica" w:eastAsia="Helvetica" w:hAnsi="Helvetica"/>
-          <w:b/>
-          <w:bCs/>
-          <w:i w:val="false"/>
-          <w:iCs w:val="false"/>
-          <w:color w:val="1A1A1A"/>
-          <w:sz w:val="22"/>
-          <w:szCs w:val="22"/>
-        </w:rPr>
-        <w:t xml:space="preserve">Ayurvedic brands </w:t>
-      </w:r>
-      <w:r>
-        <w:rPr>
-          <w:rFonts w:ascii="Helvetica" w:cs="Helvetica" w:eastAsia="Helvetica" w:hAnsi="Helvetica"/>
-          <w:b w:val="false"/>
-          <w:bCs w:val="false"/>
-          <w:i w:val="false"/>
-          <w:iCs w:val="false"/>
-          <w:color w:val="1A1A1A"/>
-          <w:sz w:val="22"/>
-          <w:szCs w:val="22"/>
-        </w:rPr>
-        <w:t xml:space="preserve">(Himalaya, Patanjali) — pharma-coded packaging, no traceability, no transparency</w:t>
-      </w:r>
-    </w:p>
-    <w:p>
-      <w:pPr>
-        <w:pStyle w:val="ListParagraph"/>
-        <w:numPr>
-          <w:ilvl w:val="0"/>
-          <w:numId w:val="3"/>
-        </w:numPr>
-        <w:spacing w:after="80" w:line="320"/>
-      </w:pPr>
-      <w:r>
-        <w:rPr>
-          <w:rFonts w:ascii="Helvetica" w:cs="Helvetica" w:eastAsia="Helvetica" w:hAnsi="Helvetica"/>
-          <w:b/>
-          <w:bCs/>
-          <w:i w:val="false"/>
-          <w:iCs w:val="false"/>
-          <w:color w:val="1A1A1A"/>
-          <w:sz w:val="22"/>
-          <w:szCs w:val="22"/>
-        </w:rPr>
-        <w:t xml:space="preserve">Nobody at all </w:t>
-      </w:r>
-      <w:r>
-        <w:rPr>
-          <w:rFonts w:ascii="Helvetica" w:cs="Helvetica" w:eastAsia="Helvetica" w:hAnsi="Helvetica"/>
-          <w:b w:val="false"/>
-          <w:bCs w:val="false"/>
-          <w:i w:val="false"/>
-          <w:iCs w:val="false"/>
-          <w:color w:val="1A1A1A"/>
-          <w:sz w:val="22"/>
-          <w:szCs w:val="22"/>
-        </w:rPr>
-        <w:t xml:space="preserve">speaks to the family as the unit, or to men as equal participants, or to couples preparing together</w:t>
-      </w:r>
-    </w:p>
-    <w:p>
-      <w:pPr>
-        <w:spacing w:after="120" w:line="320"/>
-        <w:jc w:val="left"/>
-      </w:pPr>
-      <w:r>
-        <w:rPr>
-          <w:rFonts w:ascii="Helvetica" w:cs="Helvetica" w:eastAsia="Helvetica" w:hAnsi="Helvetica"/>
-          <w:b/>
-          <w:bCs/>
-          <w:i w:val="false"/>
-          <w:iCs w:val="false"/>
-          <w:color w:val="1A1A1A"/>
-          <w:sz w:val="22"/>
-          <w:szCs w:val="22"/>
-        </w:rPr>
-        <w:t xml:space="preserve">The white space: </w:t>
-      </w:r>
-      <w:r>
-        <w:rPr>
-          <w:rFonts w:ascii="Helvetica" w:cs="Helvetica" w:eastAsia="Helvetica" w:hAnsi="Helvetica"/>
-          <w:b w:val="false"/>
-          <w:bCs w:val="false"/>
-          <w:i w:val="false"/>
-          <w:iCs w:val="false"/>
-          <w:color w:val="1A1A1A"/>
-          <w:sz w:val="22"/>
-          <w:szCs w:val="22"/>
-        </w:rPr>
-        <w:t xml:space="preserve">a modern, transparent, gynecologist-co-formulated wellness brand built around the Indian family journey — where the moment of starting that family is treated with the same intention as the wedding that started the partnership.</w:t>
-      </w:r>
-    </w:p>
-    <w:p>
-      <w:pPr>
-        <w:pBdr>
-          <w:bottom w:val="single" w:color="B0B0B0" w:sz="6" w:space="1"/>
-        </w:pBdr>
-        <w:spacing w:after="200" w:before="200"/>
-      </w:pPr>
-      <w:r>
-        <w:t xml:space="preserve"/>
-      </w:r>
-    </w:p>
-    <w:p>
-      <w:pPr>
-        <w:pStyle w:val="Heading1"/>
-        <w:spacing w:after="200" w:before="480" w:line="320"/>
-      </w:pPr>
-      <w:r>
-        <w:rPr>
-          <w:rFonts w:ascii="Helvetica" w:cs="Helvetica" w:eastAsia="Helvetica" w:hAnsi="Helvetica"/>
-          <w:b/>
-          <w:bCs/>
-          <w:color w:val="1A1A1A"/>
-          <w:sz w:val="36"/>
-          <w:szCs w:val="36"/>
-        </w:rPr>
-        <w:t xml:space="preserve">The Brand: The Edit</w:t>
-      </w:r>
-    </w:p>
-    <w:p>
-      <w:pPr>
-        <w:spacing w:after="120" w:line="320"/>
-        <w:jc w:val="left"/>
-      </w:pPr>
-      <w:r>
-        <w:rPr>
-          <w:rFonts w:ascii="Helvetica" w:cs="Helvetica" w:eastAsia="Helvetica" w:hAnsi="Helvetica"/>
-          <w:b/>
-          <w:bCs/>
-          <w:i w:val="false"/>
-          <w:iCs w:val="false"/>
-          <w:color w:val="1A1A1A"/>
-          <w:sz w:val="22"/>
-          <w:szCs w:val="22"/>
-        </w:rPr>
-        <w:t xml:space="preserve">Positioning: </w:t>
-      </w:r>
-      <w:r>
-        <w:rPr>
-          <w:rFonts w:ascii="Helvetica" w:cs="Helvetica" w:eastAsia="Helvetica" w:hAnsi="Helvetica"/>
-          <w:b w:val="false"/>
-          <w:bCs w:val="false"/>
-          <w:i w:val="false"/>
-          <w:iCs w:val="false"/>
-          <w:color w:val="1A1A1A"/>
-          <w:sz w:val="22"/>
-          <w:szCs w:val="22"/>
-        </w:rPr>
-        <w:t xml:space="preserve">A modern wellness brand for Indian couples starting a family — together.</w:t>
-      </w:r>
-    </w:p>
-    <w:p>
-      <w:pPr>
-        <w:spacing w:after="120" w:line="320"/>
-        <w:jc w:val="left"/>
-      </w:pPr>
-      <w:r>
-        <w:rPr>
-          <w:rFonts w:ascii="Helvetica" w:cs="Helvetica" w:eastAsia="Helvetica" w:hAnsi="Helvetica"/>
-          <w:b/>
-          <w:bCs/>
-          <w:i w:val="false"/>
-          <w:iCs w:val="false"/>
-          <w:color w:val="1A1A1A"/>
-          <w:sz w:val="22"/>
-          <w:szCs w:val="22"/>
-        </w:rPr>
-        <w:t xml:space="preserve">Brand promise: </w:t>
-      </w:r>
-      <w:r>
-        <w:rPr>
-          <w:rFonts w:ascii="Helvetica" w:cs="Helvetica" w:eastAsia="Helvetica" w:hAnsi="Helvetica"/>
-          <w:b w:val="false"/>
-          <w:bCs w:val="false"/>
-          <w:i w:val="false"/>
-          <w:iCs w:val="false"/>
-          <w:color w:val="1A1A1A"/>
-          <w:sz w:val="22"/>
-          <w:szCs w:val="22"/>
-        </w:rPr>
-        <w:t xml:space="preserve">Only what matters. For both of you.</w:t>
-      </w:r>
-    </w:p>
-    <w:p>
-      <w:pPr>
-        <w:spacing w:after="120" w:line="320"/>
-        <w:jc w:val="left"/>
-      </w:pPr>
-      <w:r>
-        <w:rPr>
-          <w:rFonts w:ascii="Helvetica" w:cs="Helvetica" w:eastAsia="Helvetica" w:hAnsi="Helvetica"/>
-          <w:b/>
-          <w:bCs/>
-          <w:i w:val="false"/>
-          <w:iCs w:val="false"/>
-          <w:color w:val="1A1A1A"/>
-          <w:sz w:val="22"/>
-          <w:szCs w:val="22"/>
-        </w:rPr>
-        <w:t xml:space="preserve">Aesthetic: </w:t>
-      </w:r>
-      <w:r>
-        <w:rPr>
-          <w:rFonts w:ascii="Helvetica" w:cs="Helvetica" w:eastAsia="Helvetica" w:hAnsi="Helvetica"/>
-          <w:b w:val="false"/>
-          <w:bCs w:val="false"/>
-          <w:i w:val="false"/>
-          <w:iCs w:val="false"/>
-          <w:color w:val="1A1A1A"/>
-          <w:sz w:val="22"/>
-          <w:szCs w:val="22"/>
-        </w:rPr>
-        <w:t xml:space="preserve">Modern, warm, premium DTC. Gender-neutral palette. Editorial photography. Clean typography. Closer to Aesop or Good Earth than to a maternity brand.</w:t>
-      </w:r>
-    </w:p>
-    <w:p>
-      <w:pPr>
-        <w:spacing w:after="120" w:line="320"/>
-        <w:jc w:val="left"/>
-      </w:pPr>
-      <w:r>
-        <w:rPr>
-          <w:rFonts w:ascii="Helvetica" w:cs="Helvetica" w:eastAsia="Helvetica" w:hAnsi="Helvetica"/>
-          <w:b/>
-          <w:bCs/>
-          <w:i w:val="false"/>
-          <w:iCs w:val="false"/>
-          <w:color w:val="1A1A1A"/>
-          <w:sz w:val="22"/>
-          <w:szCs w:val="22"/>
-        </w:rPr>
-        <w:t xml:space="preserve">Distribution: </w:t>
-      </w:r>
-      <w:r>
-        <w:rPr>
-          <w:rFonts w:ascii="Helvetica" w:cs="Helvetica" w:eastAsia="Helvetica" w:hAnsi="Helvetica"/>
-          <w:b w:val="false"/>
-          <w:bCs w:val="false"/>
-          <w:i w:val="false"/>
-          <w:iCs w:val="false"/>
-          <w:color w:val="1A1A1A"/>
-          <w:sz w:val="22"/>
-          <w:szCs w:val="22"/>
-        </w:rPr>
-        <w:t xml:space="preserve">Direct-to-consumer subscription. Urban metros first — Mumbai, Bangalore, Delhi, Hyderabad, Chennai. Tier-2 expansion by Year 3.</w:t>
-      </w:r>
-    </w:p>
-    <w:p>
-      <w:pPr>
-        <w:spacing w:after="120" w:line="320"/>
-        <w:jc w:val="left"/>
-      </w:pPr>
-      <w:r>
-        <w:rPr>
-          <w:rFonts w:ascii="Helvetica" w:cs="Helvetica" w:eastAsia="Helvetica" w:hAnsi="Helvetica"/>
-          <w:b/>
-          <w:bCs/>
-          <w:i w:val="false"/>
-          <w:iCs w:val="false"/>
-          <w:color w:val="1A1A1A"/>
-          <w:sz w:val="22"/>
-          <w:szCs w:val="22"/>
-        </w:rPr>
-        <w:t xml:space="preserve">Pricing: </w:t>
-      </w:r>
-      <w:r>
-        <w:rPr>
-          <w:rFonts w:ascii="Helvetica" w:cs="Helvetica" w:eastAsia="Helvetica" w:hAnsi="Helvetica"/>
-          <w:b w:val="false"/>
-          <w:bCs w:val="false"/>
-          <w:i w:val="false"/>
-          <w:iCs w:val="false"/>
-          <w:color w:val="1A1A1A"/>
-          <w:sz w:val="22"/>
-          <w:szCs w:val="22"/>
-        </w:rPr>
-        <w:t xml:space="preserve">Rs.800–1,500 per SKU per month. Couples bundle priced ~15% below buying separately.</w:t>
-      </w:r>
-    </w:p>
-    <w:p>
-      <w:pPr>
-        <w:spacing w:after="120" w:line="320"/>
-        <w:jc w:val="left"/>
-      </w:pPr>
-      <w:r>
-        <w:rPr>
-          <w:rFonts w:ascii="Helvetica" w:cs="Helvetica" w:eastAsia="Helvetica" w:hAnsi="Helvetica"/>
-          <w:b/>
-          <w:bCs/>
-          <w:i w:val="false"/>
-          <w:iCs w:val="false"/>
-          <w:color w:val="1A1A1A"/>
-          <w:sz w:val="22"/>
-          <w:szCs w:val="22"/>
-        </w:rPr>
-        <w:t xml:space="preserve">The feeling we want to create: </w:t>
-      </w:r>
-      <w:r>
-        <w:rPr>
-          <w:rFonts w:ascii="Helvetica" w:cs="Helvetica" w:eastAsia="Helvetica" w:hAnsi="Helvetica"/>
-          <w:b w:val="false"/>
-          <w:bCs w:val="false"/>
-          <w:i/>
-          <w:iCs/>
-          <w:color w:val="1A1A1A"/>
-          <w:sz w:val="22"/>
-          <w:szCs w:val="22"/>
-        </w:rPr>
-        <w:t xml:space="preserve">“Of course we do this together. That’s how everything else has been, and that’s how this should be too.”</w:t>
-      </w:r>
-    </w:p>
-    <w:p>
-      <w:pPr>
-        <w:pBdr>
-          <w:bottom w:val="single" w:color="B0B0B0" w:sz="6" w:space="1"/>
-        </w:pBdr>
-        <w:spacing w:after="200" w:before="200"/>
-      </w:pPr>
-      <w:r>
-        <w:t xml:space="preserve"/>
-      </w:r>
-    </w:p>
-    <w:p>
-      <w:pPr>
-        <w:pStyle w:val="Heading1"/>
-        <w:spacing w:after="200" w:before="480" w:line="320"/>
-      </w:pPr>
-      <w:r>
-        <w:rPr>
-          <w:rFonts w:ascii="Helvetica" w:cs="Helvetica" w:eastAsia="Helvetica" w:hAnsi="Helvetica"/>
-          <w:b/>
-          <w:bCs/>
-          <w:color w:val="1A1A1A"/>
-          <w:sz w:val="36"/>
-          <w:szCs w:val="36"/>
-        </w:rPr>
-        <w:t xml:space="preserve">Product Architecture</w:t>
-      </w:r>
-    </w:p>
-    <w:p>
-      <w:pPr>
-        <w:pStyle w:val="Heading2"/>
-        <w:spacing w:after="160" w:before="320" w:line="320"/>
-      </w:pPr>
-      <w:r>
-        <w:rPr>
-          <w:rFonts w:ascii="Helvetica" w:cs="Helvetica" w:eastAsia="Helvetica" w:hAnsi="Helvetica"/>
-          <w:b/>
-          <w:bCs/>
-          <w:color w:val="1A1A1A"/>
-          <w:sz w:val="26"/>
-          <w:szCs w:val="26"/>
-        </w:rPr>
-        <w:t xml:space="preserve">Day 1 Launch — 3 SKUs</w:t>
-      </w:r>
-    </w:p>
-    <w:p>
-      <w:pPr>
-        <w:pStyle w:val="Heading3"/>
-        <w:spacing w:after="120" w:before="240" w:line="320"/>
-      </w:pPr>
-      <w:r>
-        <w:rPr>
-          <w:rFonts w:ascii="Helvetica" w:cs="Helvetica" w:eastAsia="Helvetica" w:hAnsi="Helvetica"/>
-          <w:b/>
-          <w:bCs/>
-          <w:color w:val="1A1A1A"/>
-          <w:sz w:val="22"/>
-          <w:szCs w:val="22"/>
-        </w:rPr>
-        <w:t xml:space="preserve">1. Edit For Two (the hero SKU)</w:t>
-      </w:r>
-    </w:p>
-    <w:p>
-      <w:pPr>
-        <w:spacing w:after="120" w:line="320"/>
-        <w:jc w:val="left"/>
-      </w:pPr>
-      <w:r>
-        <w:rPr>
-          <w:rFonts w:ascii="Helvetica" w:cs="Helvetica" w:eastAsia="Helvetica" w:hAnsi="Helvetica"/>
-          <w:b w:val="false"/>
-          <w:bCs w:val="false"/>
-          <w:i w:val="false"/>
-          <w:iCs w:val="false"/>
-          <w:color w:val="1A1A1A"/>
-          <w:sz w:val="22"/>
-          <w:szCs w:val="22"/>
-        </w:rPr>
-        <w:t xml:space="preserve">Sold as one box containing two bottles. One product — for two people.</w:t>
-      </w:r>
-    </w:p>
-    <w:p>
-      <w:pPr>
-        <w:pStyle w:val="ListParagraph"/>
-        <w:numPr>
-          <w:ilvl w:val="0"/>
-          <w:numId w:val="3"/>
-        </w:numPr>
-        <w:spacing w:after="80" w:line="320"/>
-      </w:pPr>
-      <w:r>
-        <w:rPr>
-          <w:rFonts w:ascii="Helvetica" w:cs="Helvetica" w:eastAsia="Helvetica" w:hAnsi="Helvetica"/>
-          <w:b/>
-          <w:bCs/>
-          <w:i w:val="false"/>
-          <w:iCs w:val="false"/>
-          <w:color w:val="1A1A1A"/>
-          <w:sz w:val="22"/>
-          <w:szCs w:val="22"/>
-        </w:rPr>
-        <w:t xml:space="preserve">For Her: </w:t>
-      </w:r>
-      <w:r>
-        <w:rPr>
-          <w:rFonts w:ascii="Helvetica" w:cs="Helvetica" w:eastAsia="Helvetica" w:hAnsi="Helvetica"/>
-          <w:b w:val="false"/>
-          <w:bCs w:val="false"/>
-          <w:i w:val="false"/>
-          <w:iCs w:val="false"/>
-          <w:color w:val="1A1A1A"/>
-          <w:sz w:val="22"/>
-          <w:szCs w:val="22"/>
-        </w:rPr>
-        <w:t xml:space="preserve">egg quality, fertility support, methylfolate, CoQ10, myo-inositol, DHA. FSDU regulatory pathway.</w:t>
-      </w:r>
-    </w:p>
-    <w:p>
-      <w:pPr>
-        <w:pStyle w:val="ListParagraph"/>
-        <w:numPr>
-          <w:ilvl w:val="0"/>
-          <w:numId w:val="3"/>
-        </w:numPr>
-        <w:spacing w:after="80" w:line="320"/>
-      </w:pPr>
-      <w:r>
-        <w:rPr>
-          <w:rFonts w:ascii="Helvetica" w:cs="Helvetica" w:eastAsia="Helvetica" w:hAnsi="Helvetica"/>
-          <w:b/>
-          <w:bCs/>
-          <w:i w:val="false"/>
-          <w:iCs w:val="false"/>
-          <w:color w:val="1A1A1A"/>
-          <w:sz w:val="22"/>
-          <w:szCs w:val="22"/>
-        </w:rPr>
-        <w:t xml:space="preserve">For Him: </w:t>
-      </w:r>
-      <w:r>
-        <w:rPr>
-          <w:rFonts w:ascii="Helvetica" w:cs="Helvetica" w:eastAsia="Helvetica" w:hAnsi="Helvetica"/>
-          <w:b w:val="false"/>
-          <w:bCs w:val="false"/>
-          <w:i w:val="false"/>
-          <w:iCs w:val="false"/>
-          <w:color w:val="1A1A1A"/>
-          <w:sz w:val="22"/>
-          <w:szCs w:val="22"/>
-        </w:rPr>
-        <w:t xml:space="preserve">sperm quality, motility, antioxidants, CoQ10, L-carnitine, zinc, selenium, ashwagandha (KSM-66). Health Supplement regulatory pathway.</w:t>
-      </w:r>
-    </w:p>
-    <w:p>
-      <w:pPr>
-        <w:pStyle w:val="Heading3"/>
-        <w:spacing w:after="120" w:before="240" w:line="320"/>
-      </w:pPr>
-      <w:r>
-        <w:rPr>
-          <w:rFonts w:ascii="Helvetica" w:cs="Helvetica" w:eastAsia="Helvetica" w:hAnsi="Helvetica"/>
-          <w:b/>
-          <w:bCs/>
-          <w:color w:val="1A1A1A"/>
-          <w:sz w:val="22"/>
-          <w:szCs w:val="22"/>
-        </w:rPr>
-        <w:t xml:space="preserve">2. Edit Prenatal</w:t>
-      </w:r>
-    </w:p>
-    <w:p>
-      <w:pPr>
-        <w:spacing w:after="120" w:line="320"/>
-        <w:jc w:val="left"/>
-      </w:pPr>
-      <w:r>
-        <w:rPr>
-          <w:rFonts w:ascii="Helvetica" w:cs="Helvetica" w:eastAsia="Helvetica" w:hAnsi="Helvetica"/>
-          <w:b w:val="false"/>
-          <w:bCs w:val="false"/>
-          <w:i w:val="false"/>
-          <w:iCs w:val="false"/>
-          <w:color w:val="1A1A1A"/>
-          <w:sz w:val="22"/>
-          <w:szCs w:val="22"/>
-        </w:rPr>
-        <w:t xml:space="preserve">Comprehensive 18–25 ingredient prenatal supplement with branded traceable ingredients (Quatrefolic, life’sDHA, Albion chelated minerals). All within ICMR RDA. FSDU regulatory pathway.</w:t>
-      </w:r>
-    </w:p>
-    <w:p>
-      <w:pPr>
-        <w:pStyle w:val="Heading2"/>
-        <w:spacing w:after="160" w:before="320" w:line="320"/>
-      </w:pPr>
-      <w:r>
-        <w:rPr>
-          <w:rFonts w:ascii="Helvetica" w:cs="Helvetica" w:eastAsia="Helvetica" w:hAnsi="Helvetica"/>
-          <w:b/>
-          <w:bCs/>
-          <w:color w:val="1A1A1A"/>
-          <w:sz w:val="26"/>
-          <w:szCs w:val="26"/>
-        </w:rPr>
-        <w:t xml:space="preserve">Year 1 Expansion</w:t>
-      </w:r>
-    </w:p>
-    <w:p>
-      <w:pPr>
-        <w:pStyle w:val="Heading3"/>
-        <w:spacing w:after="120" w:before="240" w:line="320"/>
-      </w:pPr>
-      <w:r>
-        <w:rPr>
-          <w:rFonts w:ascii="Helvetica" w:cs="Helvetica" w:eastAsia="Helvetica" w:hAnsi="Helvetica"/>
-          <w:b/>
-          <w:bCs/>
-          <w:color w:val="1A1A1A"/>
-          <w:sz w:val="22"/>
-          <w:szCs w:val="22"/>
-        </w:rPr>
-        <w:t xml:space="preserve">3. Edit Postnatal (Month 9–12 post-launch)</w:t>
-      </w:r>
-    </w:p>
-    <w:p>
-      <w:pPr>
-        <w:spacing w:after="120" w:line="320"/>
-        <w:jc w:val="left"/>
-      </w:pPr>
-      <w:r>
-        <w:rPr>
-          <w:rFonts w:ascii="Helvetica" w:cs="Helvetica" w:eastAsia="Helvetica" w:hAnsi="Helvetica"/>
-          <w:b w:val="false"/>
-          <w:bCs w:val="false"/>
-          <w:i w:val="false"/>
-          <w:iCs w:val="false"/>
-          <w:color w:val="1A1A1A"/>
-          <w:sz w:val="22"/>
-          <w:szCs w:val="22"/>
-        </w:rPr>
-        <w:t xml:space="preserve">Postpartum and lactation support, formulated for the mother’s recovery and the breastfeeding period.</w:t>
-      </w:r>
-    </w:p>
-    <w:p>
-      <w:pPr>
-        <w:pBdr>
-          <w:bottom w:val="single" w:color="B0B0B0" w:sz="6" w:space="1"/>
-        </w:pBdr>
-        <w:spacing w:after="200" w:before="200"/>
-      </w:pPr>
-      <w:r>
-        <w:t xml:space="preserve"/>
-      </w:r>
-    </w:p>
-    <w:p>
-      <w:pPr>
-        <w:pStyle w:val="Heading1"/>
-        <w:spacing w:after="200" w:before="480" w:line="320"/>
-      </w:pPr>
-      <w:r>
-        <w:rPr>
-          <w:rFonts w:ascii="Helvetica" w:cs="Helvetica" w:eastAsia="Helvetica" w:hAnsi="Helvetica"/>
-          <w:b/>
-          <w:bCs/>
-          <w:color w:val="1A1A1A"/>
-          <w:sz w:val="36"/>
-          <w:szCs w:val="36"/>
-        </w:rPr>
-        <w:t xml:space="preserve">Why Launch Edit For Two + Prenatal at Day 1 (NOT All Three Together)</w:t>
-      </w:r>
-    </w:p>
-    <w:p>
-      <w:pPr>
-        <w:spacing w:after="120" w:line="320"/>
-        <w:jc w:val="left"/>
-      </w:pPr>
-      <w:r>
-        <w:rPr>
-          <w:rFonts w:ascii="Helvetica" w:cs="Helvetica" w:eastAsia="Helvetica" w:hAnsi="Helvetica"/>
-          <w:b w:val="false"/>
-          <w:bCs w:val="false"/>
-          <w:i w:val="false"/>
-          <w:iCs w:val="false"/>
-          <w:color w:val="1A1A1A"/>
-          <w:sz w:val="22"/>
-          <w:szCs w:val="22"/>
-        </w:rPr>
-        <w:t xml:space="preserve">Three options were considered:</w:t>
-      </w:r>
-    </w:p>
-    <w:p>
-      <w:pPr>
-        <w:pStyle w:val="Heading3"/>
-        <w:spacing w:after="120" w:before="240" w:line="320"/>
-      </w:pPr>
-      <w:r>
-        <w:rPr>
-          <w:rFonts w:ascii="Helvetica" w:cs="Helvetica" w:eastAsia="Helvetica" w:hAnsi="Helvetica"/>
-          <w:b/>
-          <w:bCs/>
-          <w:color w:val="1A1A1A"/>
-          <w:sz w:val="22"/>
-          <w:szCs w:val="22"/>
-        </w:rPr>
-        <w:t xml:space="preserve">Option A — Launch all 3 SKUs simultaneously</w:t>
-      </w:r>
-    </w:p>
-    <w:p>
-      <w:pPr>
-        <w:spacing w:after="120" w:line="320"/>
-        <w:jc w:val="left"/>
-      </w:pPr>
-      <w:r>
-        <w:rPr>
-          <w:rFonts w:ascii="Helvetica" w:cs="Helvetica" w:eastAsia="Helvetica" w:hAnsi="Helvetica"/>
-          <w:b/>
-          <w:bCs/>
-          <w:i w:val="false"/>
-          <w:iCs w:val="false"/>
-          <w:color w:val="1A1A1A"/>
-          <w:sz w:val="22"/>
-          <w:szCs w:val="22"/>
-        </w:rPr>
-        <w:t xml:space="preserve">Rejected. </w:t>
-      </w:r>
-      <w:r>
-        <w:rPr>
-          <w:rFonts w:ascii="Helvetica" w:cs="Helvetica" w:eastAsia="Helvetica" w:hAnsi="Helvetica"/>
-          <w:b w:val="false"/>
-          <w:bCs w:val="false"/>
-          <w:i w:val="false"/>
-          <w:iCs w:val="false"/>
-          <w:color w:val="1A1A1A"/>
-          <w:sz w:val="22"/>
-          <w:szCs w:val="22"/>
-        </w:rPr>
-        <w:t xml:space="preserve">Postnatal has no Day 1 customer demand. The natural Postnatal customer is your own Prenatal customer who just gave birth — and that cohort doesn’t exist until Month 9–12 after launch. Manufacturing Postnatal at Day 1 means inventory sits in the warehouse for nearly a year before customers materialize, locking up capital and burning shelf life.</w:t>
-      </w:r>
-    </w:p>
-    <w:p>
-      <w:pPr>
-        <w:pStyle w:val="Heading3"/>
-        <w:spacing w:after="120" w:before="240" w:line="320"/>
-      </w:pPr>
-      <w:r>
-        <w:rPr>
-          <w:rFonts w:ascii="Helvetica" w:cs="Helvetica" w:eastAsia="Helvetica" w:hAnsi="Helvetica"/>
-          <w:b/>
-          <w:bCs/>
-          <w:color w:val="1A1A1A"/>
-          <w:sz w:val="22"/>
-          <w:szCs w:val="22"/>
-        </w:rPr>
-        <w:t xml:space="preserve">Option B — Launch Prenatal only</w:t>
-      </w:r>
-    </w:p>
-    <w:p>
-      <w:pPr>
-        <w:spacing w:after="120" w:line="320"/>
-        <w:jc w:val="left"/>
-      </w:pPr>
-      <w:r>
-        <w:rPr>
-          <w:rFonts w:ascii="Helvetica" w:cs="Helvetica" w:eastAsia="Helvetica" w:hAnsi="Helvetica"/>
-          <w:b/>
-          <w:bCs/>
-          <w:i w:val="false"/>
-          <w:iCs w:val="false"/>
-          <w:color w:val="1A1A1A"/>
-          <w:sz w:val="22"/>
-          <w:szCs w:val="22"/>
-        </w:rPr>
-        <w:t xml:space="preserve">Rejected. </w:t>
-      </w:r>
-      <w:r>
-        <w:rPr>
-          <w:rFonts w:ascii="Helvetica" w:cs="Helvetica" w:eastAsia="Helvetica" w:hAnsi="Helvetica"/>
-          <w:b w:val="false"/>
-          <w:bCs w:val="false"/>
-          <w:i w:val="false"/>
-          <w:iCs w:val="false"/>
-          <w:color w:val="1A1A1A"/>
-          <w:sz w:val="22"/>
-          <w:szCs w:val="22"/>
-        </w:rPr>
-        <w:t xml:space="preserve">Misses the whole “together” positioning. Pregnant women are already pregnant — they are past the moment of preparing as a couple. Prenatal-only makes The Edit a maternity brand, not a family-journey brand.</w:t>
-      </w:r>
-    </w:p>
-    <w:p>
-      <w:pPr>
-        <w:pStyle w:val="Heading3"/>
-        <w:spacing w:after="120" w:before="240" w:line="320"/>
-      </w:pPr>
-      <w:r>
-        <w:rPr>
-          <w:rFonts w:ascii="Helvetica" w:cs="Helvetica" w:eastAsia="Helvetica" w:hAnsi="Helvetica"/>
-          <w:b/>
-          <w:bCs/>
-          <w:color w:val="1A1A1A"/>
-          <w:sz w:val="22"/>
-          <w:szCs w:val="22"/>
-        </w:rPr>
-        <w:t xml:space="preserve">Option C — Launch Edit For Two + Prenatal at Day 1, add Postnatal at Month 9–12</w:t>
-      </w:r>
-    </w:p>
-    <w:p>
-      <w:pPr>
-        <w:spacing w:after="120" w:line="320"/>
-        <w:jc w:val="left"/>
-      </w:pPr>
-      <w:r>
-        <w:rPr>
-          <w:rFonts w:ascii="Helvetica" w:cs="Helvetica" w:eastAsia="Helvetica" w:hAnsi="Helvetica"/>
-          <w:b/>
-          <w:bCs/>
-          <w:i w:val="false"/>
-          <w:iCs w:val="false"/>
-          <w:color w:val="1A1A1A"/>
-          <w:sz w:val="22"/>
-          <w:szCs w:val="22"/>
-        </w:rPr>
-        <w:t xml:space="preserve">Selected. </w:t>
-      </w:r>
-      <w:r>
-        <w:rPr>
-          <w:rFonts w:ascii="Helvetica" w:cs="Helvetica" w:eastAsia="Helvetica" w:hAnsi="Helvetica"/>
-          <w:b w:val="false"/>
-          <w:bCs w:val="false"/>
-          <w:i w:val="false"/>
-          <w:iCs w:val="false"/>
-          <w:color w:val="1A1A1A"/>
-          <w:sz w:val="22"/>
-          <w:szCs w:val="22"/>
-        </w:rPr>
-        <w:t xml:space="preserve">Four reasons:</w:t>
-      </w:r>
-    </w:p>
-    <w:p>
-      <w:pPr>
-        <w:pStyle w:val="ListParagraph"/>
-        <w:numPr>
-          <w:ilvl w:val="0"/>
-          <w:numId w:val="2"/>
-        </w:numPr>
-        <w:spacing w:after="100" w:line="320"/>
-      </w:pPr>
-      <w:r>
-        <w:rPr>
-          <w:rFonts w:ascii="Helvetica" w:cs="Helvetica" w:eastAsia="Helvetica" w:hAnsi="Helvetica"/>
-          <w:b/>
-          <w:bCs/>
-          <w:i w:val="false"/>
-          <w:iCs w:val="false"/>
-          <w:color w:val="1A1A1A"/>
-          <w:sz w:val="22"/>
-          <w:szCs w:val="22"/>
-        </w:rPr>
-        <w:t xml:space="preserve">The “together” positioning is visible from Day 1. </w:t>
-      </w:r>
-      <w:r>
-        <w:rPr>
-          <w:rFonts w:ascii="Helvetica" w:cs="Helvetica" w:eastAsia="Helvetica" w:hAnsi="Helvetica"/>
-          <w:b w:val="false"/>
-          <w:bCs w:val="false"/>
-          <w:i w:val="false"/>
-          <w:iCs w:val="false"/>
-          <w:color w:val="1A1A1A"/>
-          <w:sz w:val="22"/>
-          <w:szCs w:val="22"/>
-        </w:rPr>
-        <w:t xml:space="preserve">The couples bundle is the hero. Prenatal is the natural progression. The brand’s values are lived at launch, not deferred.</w:t>
-      </w:r>
-    </w:p>
-    <w:p>
-      <w:pPr>
-        <w:pStyle w:val="ListParagraph"/>
-        <w:numPr>
-          <w:ilvl w:val="0"/>
-          <w:numId w:val="2"/>
-        </w:numPr>
-        <w:spacing w:after="100" w:line="320"/>
-      </w:pPr>
-      <w:r>
-        <w:rPr>
-          <w:rFonts w:ascii="Helvetica" w:cs="Helvetica" w:eastAsia="Helvetica" w:hAnsi="Helvetica"/>
-          <w:b/>
-          <w:bCs/>
-          <w:i w:val="false"/>
-          <w:iCs w:val="false"/>
-          <w:color w:val="1A1A1A"/>
-          <w:sz w:val="22"/>
-          <w:szCs w:val="22"/>
-        </w:rPr>
-        <w:t xml:space="preserve">Full female customer journey captured. </w:t>
-      </w:r>
-      <w:r>
-        <w:rPr>
-          <w:rFonts w:ascii="Helvetica" w:cs="Helvetica" w:eastAsia="Helvetica" w:hAnsi="Helvetica"/>
-          <w:b w:val="false"/>
-          <w:bCs w:val="false"/>
-          <w:i w:val="false"/>
-          <w:iCs w:val="false"/>
-          <w:color w:val="1A1A1A"/>
-          <w:sz w:val="22"/>
-          <w:szCs w:val="22"/>
-        </w:rPr>
-        <w:t xml:space="preserve">A woman who buys Edit For Two while planning her pregnancy transitions naturally to Edit Prenatal when she conceives.</w:t>
-      </w:r>
-    </w:p>
-    <w:p>
-      <w:pPr>
-        <w:pStyle w:val="ListParagraph"/>
-        <w:numPr>
-          <w:ilvl w:val="0"/>
-          <w:numId w:val="2"/>
-        </w:numPr>
-        <w:spacing w:after="100" w:line="320"/>
-      </w:pPr>
-      <w:r>
-        <w:rPr>
-          <w:rFonts w:ascii="Helvetica" w:cs="Helvetica" w:eastAsia="Helvetica" w:hAnsi="Helvetica"/>
-          <w:b/>
-          <w:bCs/>
-          <w:i w:val="false"/>
-          <w:iCs w:val="false"/>
-          <w:color w:val="1A1A1A"/>
-          <w:sz w:val="22"/>
-          <w:szCs w:val="22"/>
-        </w:rPr>
-        <w:t xml:space="preserve">Postnatal launches at peak demand. </w:t>
-      </w:r>
-      <w:r>
-        <w:rPr>
-          <w:rFonts w:ascii="Helvetica" w:cs="Helvetica" w:eastAsia="Helvetica" w:hAnsi="Helvetica"/>
-          <w:b w:val="false"/>
-          <w:bCs w:val="false"/>
-          <w:i w:val="false"/>
-          <w:iCs w:val="false"/>
-          <w:color w:val="1A1A1A"/>
-          <w:sz w:val="22"/>
-          <w:szCs w:val="22"/>
-        </w:rPr>
-        <w:t xml:space="preserve">First Prenatal cohort gives birth at Month 9–12. Postnatal ships exactly when they need it.</w:t>
-      </w:r>
-    </w:p>
-    <w:p>
-      <w:pPr>
-        <w:pStyle w:val="ListParagraph"/>
-        <w:numPr>
-          <w:ilvl w:val="0"/>
-          <w:numId w:val="2"/>
         </w:numPr>
         <w:spacing w:after="100" w:line="320"/>
       </w:pPr>
@@ -2657,46 +1691,46 @@
                 <w:sz w:val="20"/>
                 <w:szCs w:val="20"/>
               </w:rPr>
+              <w:t xml:space="preserve">Rs.30–35L</w:t>
+            </w:r>
+          </w:p>
+        </w:tc>
+        <w:tc>
+          <w:tcPr>
+            <w:tcW w:type="dxa" w:w="2700"/>
+            <w:tcBorders>
+              <w:top w:val="single" w:color="D0D0D0" w:sz="4"/>
+              <w:left w:val="single" w:color="D0D0D0" w:sz="4"/>
+              <w:bottom w:val="single" w:color="D0D0D0" w:sz="4"/>
+              <w:right w:val="single" w:color="D0D0D0" w:sz="4"/>
+            </w:tcBorders>
+            <w:tcMar>
+              <w:top w:type="dxa" w:w="100"/>
+              <w:left w:type="dxa" w:w="140"/>
+              <w:bottom w:type="dxa" w:w="100"/>
+              <w:right w:type="dxa" w:w="140"/>
+            </w:tcMar>
+            <w:vAlign w:val="center"/>
+          </w:tcPr>
+          <w:p>
+            <w:pPr>
+              <w:spacing w:after="0" w:line="280"/>
+            </w:pPr>
+            <w:r>
+              <w:rPr>
+                <w:rFonts w:ascii="Helvetica" w:cs="Helvetica" w:eastAsia="Helvetica" w:hAnsi="Helvetica"/>
+                <w:b w:val="false"/>
+                <w:bCs w:val="false"/>
+                <w:color w:val="1A1A1A"/>
+                <w:sz w:val="20"/>
+                <w:szCs w:val="20"/>
+              </w:rPr>
               <w:t xml:space="preserve">Rs.25–30L</w:t>
             </w:r>
           </w:p>
         </w:tc>
         <w:tc>
           <w:tcPr>
-            <w:tcW w:type="dxa" w:w="2700"/>
-            <w:tcBorders>
-              <w:top w:val="single" w:color="D0D0D0" w:sz="4"/>
-              <w:left w:val="single" w:color="D0D0D0" w:sz="4"/>
-              <w:bottom w:val="single" w:color="D0D0D0" w:sz="4"/>
-              <w:right w:val="single" w:color="D0D0D0" w:sz="4"/>
-            </w:tcBorders>
-            <w:tcMar>
-              <w:top w:type="dxa" w:w="100"/>
-              <w:left w:type="dxa" w:w="140"/>
-              <w:bottom w:type="dxa" w:w="100"/>
-              <w:right w:type="dxa" w:w="140"/>
-            </w:tcMar>
-            <w:vAlign w:val="center"/>
-          </w:tcPr>
-          <w:p>
-            <w:pPr>
-              <w:spacing w:after="0" w:line="280"/>
-            </w:pPr>
-            <w:r>
-              <w:rPr>
-                <w:rFonts w:ascii="Helvetica" w:cs="Helvetica" w:eastAsia="Helvetica" w:hAnsi="Helvetica"/>
-                <w:b w:val="false"/>
-                <w:bCs w:val="false"/>
-                <w:color w:val="1A1A1A"/>
-                <w:sz w:val="20"/>
-                <w:szCs w:val="20"/>
-              </w:rPr>
-              <w:t xml:space="preserve">Rs.20–25L</w:t>
-            </w:r>
-          </w:p>
-        </w:tc>
-        <w:tc>
-          <w:tcPr>
             <w:tcW w:type="dxa" w:w="1860"/>
             <w:tcBorders>
               <w:top w:val="single" w:color="D0D0D0" w:sz="4"/>
@@ -2725,7 +1759,7 @@
                 <w:sz w:val="20"/>
                 <w:szCs w:val="20"/>
               </w:rPr>
-              <w:t xml:space="preserve">Rs.10–12L</w:t>
+              <w:t xml:space="preserve">Rs.12–15L</w:t>
             </w:r>
           </w:p>
         </w:tc>
@@ -2798,7 +1832,7 @@
                 <w:sz w:val="20"/>
                 <w:szCs w:val="20"/>
               </w:rPr>
-              <w:t xml:space="preserve">18–24 months</w:t>
+              <w:t xml:space="preserve">20–26 months</w:t>
             </w:r>
           </w:p>
         </w:tc>
@@ -2832,7 +1866,7 @@
                 <w:sz w:val="20"/>
                 <w:szCs w:val="20"/>
               </w:rPr>
-              <w:t xml:space="preserve">16–18 months</w:t>
+              <w:t xml:space="preserve">18–20 months</w:t>
             </w:r>
           </w:p>
         </w:tc>
@@ -2866,7 +1900,7 @@
                 <w:sz w:val="20"/>
                 <w:szCs w:val="20"/>
               </w:rPr>
-              <w:t xml:space="preserve">12 months</w:t>
+              <w:t xml:space="preserve">14 months</w:t>
             </w:r>
           </w:p>
         </w:tc>
@@ -3046,7 +2080,7 @@
                 <w:sz w:val="20"/>
                 <w:szCs w:val="20"/>
               </w:rPr>
-              <w:t xml:space="preserve">“Together” positioning at launch?</w:t>
+              <w:t xml:space="preserve">Full-journey positioning at launch?</w:t>
             </w:r>
           </w:p>
         </w:tc>
@@ -3438,8 +2472,7 @@
     </w:tbl>
     <w:p>
       <w:pPr>
-        <w:spacing w:after="100" w:line="320"/>
-        <w:jc w:val="left"/>
+        <w:spacing w:after="120" w:line="320"/>
       </w:pPr>
       <w:r>
         <w:rPr>
@@ -3458,7 +2491,6 @@
     <w:p>
       <w:pPr>
         <w:spacing w:after="120" w:line="320"/>
-        <w:jc w:val="left"/>
       </w:pPr>
       <w:r>
         <w:rPr>
@@ -3471,7 +2503,7 @@
           <w:sz w:val="22"/>
           <w:szCs w:val="22"/>
         </w:rPr>
-        <w:t xml:space="preserve">The Edit For Two + Prenatal launch captures 100% of the brand vision with significantly less capital, lower execution risk, and better inventory economics than launching all three together.</w:t>
+        <w:t xml:space="preserve">The Edit For Two + Prenatal launch captures the full brand vision with significantly less capital, lower execution risk, and better inventory economics than launching all three together.</w:t>
       </w:r>
     </w:p>
     <w:p>
@@ -3697,7 +2729,7 @@
                 <w:sz w:val="20"/>
                 <w:szCs w:val="20"/>
               </w:rPr>
-              <w:t xml:space="preserve">Doctor-prescribed prenatal MMN, woman-only, pharma-coded</w:t>
+              <w:t xml:space="preserve">Trimester-specific prenatal MMN, doctor-prescribed, pharma-coded</w:t>
             </w:r>
           </w:p>
         </w:tc>
@@ -3731,7 +2763,7 @@
                 <w:sz w:val="20"/>
                 <w:szCs w:val="20"/>
               </w:rPr>
-              <w:t xml:space="preserve">Cannot adopt a couples / family-journey positioning without contradicting their entire DNA</w:t>
+              <w:t xml:space="preserve">Misses DTC, modern lifestyle branding, couples bundle, full-journey</w:t>
             </w:r>
           </w:p>
         </w:tc>
@@ -3770,7 +2802,7 @@
                 <w:sz w:val="20"/>
                 <w:szCs w:val="20"/>
               </w:rPr>
-              <w:t xml:space="preserve">Ritual (US, imported)</w:t>
+              <w:t xml:space="preserve">Wellbeing Nutrition</w:t>
             </w:r>
           </w:p>
         </w:tc>
@@ -3804,7 +2836,7 @@
                 <w:sz w:val="20"/>
                 <w:szCs w:val="20"/>
               </w:rPr>
-              <w:t xml:space="preserve">Premium prenatal, transparency-led, separate Him/Her products</w:t>
+              <w:t xml:space="preserve">Modern DTC supplements, broad portfolio, some women’s health</w:t>
             </w:r>
           </w:p>
         </w:tc>
@@ -3838,7 +2870,7 @@
                 <w:sz w:val="20"/>
                 <w:szCs w:val="20"/>
               </w:rPr>
-              <w:t xml:space="preserve">Imported = expensive + slow; no India context; doesn’t speak to the Indian family register</w:t>
+              <w:t xml:space="preserve">No prenatal-focus hero; no preconception couples bundle; no full journey</w:t>
             </w:r>
           </w:p>
         </w:tc>
@@ -3877,7 +2909,7 @@
                 <w:sz w:val="20"/>
                 <w:szCs w:val="20"/>
               </w:rPr>
-              <w:t xml:space="preserve">Garden of Life / Pink Stork</w:t>
+              <w:t xml:space="preserve">Ritual / Garden of Life / Pink Stork</w:t>
             </w:r>
           </w:p>
         </w:tc>
@@ -3911,7 +2943,7 @@
                 <w:sz w:val="20"/>
                 <w:szCs w:val="20"/>
               </w:rPr>
-              <w:t xml:space="preserve">Premium prenatal, lifestyle</w:t>
+              <w:t xml:space="preserve">Premium prenatal, transparency-led, separate Him/Her</w:t>
             </w:r>
           </w:p>
         </w:tc>
@@ -3945,7 +2977,7 @@
                 <w:sz w:val="20"/>
                 <w:szCs w:val="20"/>
               </w:rPr>
-              <w:t xml:space="preserve">Same issues as Ritual + no men’s product</w:t>
+              <w:t xml:space="preserve">Imported — expensive, hard to access, no India context</w:t>
             </w:r>
           </w:p>
         </w:tc>
@@ -4018,7 +3050,7 @@
                 <w:sz w:val="20"/>
                 <w:szCs w:val="20"/>
               </w:rPr>
-              <w:t xml:space="preserve">Ayurvedic supplements, pharma-coded</w:t>
+              <w:t xml:space="preserve">Ayurvedic supplements, pharma-coded packaging</w:t>
             </w:r>
           </w:p>
         </w:tc>
@@ -4052,7 +3084,7 @@
                 <w:sz w:val="20"/>
                 <w:szCs w:val="20"/>
               </w:rPr>
-              <w:t xml:space="preserve">No transparency, no traceability, no modern identity; cannot be a couples brand</w:t>
+              <w:t xml:space="preserve">Traditional framework, no transparency, no modern identity</w:t>
             </w:r>
           </w:p>
         </w:tc>
@@ -4091,7 +3123,7 @@
                 <w:sz w:val="20"/>
                 <w:szCs w:val="20"/>
               </w:rPr>
-              <w:t xml:space="preserve">Wellbeing Nutrition</w:t>
+              <w:t xml:space="preserve">Inatal / Pregomega / Autrin</w:t>
             </w:r>
           </w:p>
         </w:tc>
@@ -4125,7 +3157,7 @@
                 <w:sz w:val="20"/>
                 <w:szCs w:val="20"/>
               </w:rPr>
-              <w:t xml:space="preserve">Modern DTC supplements, broad portfolio</w:t>
+              <w:t xml:space="preserve">Indian pharma prenatal</w:t>
             </w:r>
           </w:p>
         </w:tc>
@@ -4159,7 +3191,7 @@
                 <w:sz w:val="20"/>
                 <w:szCs w:val="20"/>
               </w:rPr>
-              <w:t xml:space="preserve">No prenatal/preconception focus; no couples positioning</w:t>
+              <w:t xml:space="preserve">Prescription-feel, no brand story, no DTC, no couples angle</w:t>
             </w:r>
           </w:p>
         </w:tc>
@@ -4167,8 +3199,7 @@
     </w:tbl>
     <w:p>
       <w:pPr>
-        <w:spacing w:after="100" w:line="320"/>
-        <w:jc w:val="left"/>
+        <w:spacing w:after="120" w:line="320"/>
       </w:pPr>
       <w:r>
         <w:rPr>
@@ -4187,7 +3218,6 @@
     <w:p>
       <w:pPr>
         <w:spacing w:after="120" w:line="320"/>
-        <w:jc w:val="left"/>
       </w:pPr>
       <w:r>
         <w:rPr>
@@ -4200,7 +3230,7 @@
           <w:sz w:val="22"/>
           <w:szCs w:val="22"/>
         </w:rPr>
-        <w:t xml:space="preserve">No existing Indian brand combines all of: </w:t>
+        <w:t xml:space="preserve">No Indian brand combines all of: </w:t>
       </w:r>
       <w:r>
         <w:rPr>
@@ -4213,7 +3243,25 @@
           <w:sz w:val="22"/>
           <w:szCs w:val="22"/>
         </w:rPr>
-        <w:t xml:space="preserve">couples-first positioning, premium DTC subscription, traceable branded ingredients, gynecologist co-formulation, made-in-India for both partners, modern wellness aesthetic, and a tone that resonates with the Indian family. This is the white space.</w:t>
+        <w:t xml:space="preserve">couples-inclusive positioning + premium DTC subscription + traceable branded ingredients + gynaecologist co-formulation + full family-building journey + modern wellness aesthetic.</w:t>
+      </w:r>
+    </w:p>
+    <w:p>
+      <w:pPr>
+        <w:spacing w:after="120" w:line="320"/>
+      </w:pPr>
+      <w:r>
+        <w:rPr>
+          <w:rFonts w:ascii="Helvetica" w:cs="Helvetica" w:eastAsia="Helvetica" w:hAnsi="Helvetica"/>
+          <w:b/>
+          <w:bCs/>
+          <w:i w:val="false"/>
+          <w:iCs w:val="false"/>
+          <w:color w:val="1A1A1A"/>
+          <w:sz w:val="22"/>
+          <w:szCs w:val="22"/>
+        </w:rPr>
+        <w:t xml:space="preserve">This is the white space.</w:t>
       </w:r>
     </w:p>
     <w:p>
@@ -4247,7 +3295,6 @@
     <w:p>
       <w:pPr>
         <w:spacing w:after="120" w:line="320"/>
-        <w:jc w:val="left"/>
       </w:pPr>
       <w:r>
         <w:rPr>
@@ -4273,13 +3320,12 @@
           <w:sz w:val="22"/>
           <w:szCs w:val="22"/>
         </w:rPr>
-        <w:t xml:space="preserve">Lumen Marketing Company (LMC) umbrella — saves Rs.30K + 4 weeks vs separate incorporation.</w:t>
+        <w:t xml:space="preserve">The Edit is being incorporated as its own independent Private Limited company — separate from any of the founder’s other ventures. This protects both The Edit and the founder’s existing businesses from cross-liability. Clean cap table for future equity allocation (including the gynaecologist co-founder) and any future fundraise.</w:t>
       </w:r>
     </w:p>
     <w:p>
       <w:pPr>
         <w:spacing w:after="120" w:line="320"/>
-        <w:jc w:val="left"/>
       </w:pPr>
       <w:r>
         <w:rPr>
@@ -4292,7 +3338,7 @@
           <w:sz w:val="22"/>
           <w:szCs w:val="22"/>
         </w:rPr>
-        <w:t xml:space="preserve">Regulatory pathways:</w:t>
+        <w:t xml:space="preserve">Regulatory pathways (fresh applications for the new entity):</w:t>
       </w:r>
     </w:p>
     <w:p>
@@ -4300,7 +3346,7 @@
         <w:pStyle w:val="ListParagraph"/>
         <w:numPr>
           <w:ilvl w:val="0"/>
-          <w:numId w:val="3"/>
+          <w:numId w:val="2"/>
         </w:numPr>
         <w:spacing w:after="80" w:line="320"/>
       </w:pPr>
@@ -4315,7 +3361,7 @@
           <w:sz w:val="22"/>
           <w:szCs w:val="22"/>
         </w:rPr>
-        <w:t xml:space="preserve">FSDU </w:t>
+        <w:t xml:space="preserve">FSSAI Central License </w:t>
       </w:r>
       <w:r>
         <w:rPr>
@@ -4328,7 +3374,7 @@
           <w:sz w:val="22"/>
           <w:szCs w:val="22"/>
         </w:rPr>
-        <w:t xml:space="preserve">(Foods for Special Dietary Use) — for Preconception Her + Prenatal + Postnatal</w:t>
+        <w:t xml:space="preserve">— new application under The Edit Pvt Ltd</w:t>
       </w:r>
     </w:p>
     <w:p>
@@ -4336,7 +3382,7 @@
         <w:pStyle w:val="ListParagraph"/>
         <w:numPr>
           <w:ilvl w:val="0"/>
-          <w:numId w:val="3"/>
+          <w:numId w:val="2"/>
         </w:numPr>
         <w:spacing w:after="80" w:line="320"/>
       </w:pPr>
@@ -4351,7 +3397,7 @@
           <w:sz w:val="22"/>
           <w:szCs w:val="22"/>
         </w:rPr>
-        <w:t xml:space="preserve">Health Supplement </w:t>
+        <w:t xml:space="preserve">FSDU (Foods for Special Dietary Use) endorsement </w:t>
       </w:r>
       <w:r>
         <w:rPr>
@@ -4364,14 +3410,31 @@
           <w:sz w:val="22"/>
           <w:szCs w:val="22"/>
         </w:rPr>
-        <w:t xml:space="preserve">— for Preconception Him</w:t>
-      </w:r>
-    </w:p>
-    <w:p>
-      <w:pPr>
-        <w:spacing w:after="120" w:line="320"/>
-        <w:jc w:val="left"/>
-      </w:pPr>
+        <w:t xml:space="preserve">— for Preconception Her + Prenatal + Postnatal</w:t>
+      </w:r>
+    </w:p>
+    <w:p>
+      <w:pPr>
+        <w:pStyle w:val="ListParagraph"/>
+        <w:numPr>
+          <w:ilvl w:val="0"/>
+          <w:numId w:val="2"/>
+        </w:numPr>
+        <w:spacing w:after="80" w:line="320"/>
+      </w:pPr>
+      <w:r>
+        <w:rPr>
+          <w:rFonts w:ascii="Helvetica" w:cs="Helvetica" w:eastAsia="Helvetica" w:hAnsi="Helvetica"/>
+          <w:b/>
+          <w:bCs/>
+          <w:i w:val="false"/>
+          <w:iCs w:val="false"/>
+          <w:color w:val="1A1A1A"/>
+          <w:sz w:val="22"/>
+          <w:szCs w:val="22"/>
+        </w:rPr>
+        <w:t xml:space="preserve">Health Supplement endorsement </w:t>
+      </w:r>
       <w:r>
         <w:rPr>
           <w:rFonts w:ascii="Helvetica" w:cs="Helvetica" w:eastAsia="Helvetica" w:hAnsi="Helvetica"/>
@@ -4383,13 +3446,12 @@
           <w:sz w:val="22"/>
           <w:szCs w:val="22"/>
         </w:rPr>
-        <w:t xml:space="preserve">Both endorsements added to LMC’s existing FSSAI Central License.</w:t>
+        <w:t xml:space="preserve">— for Preconception Him</w:t>
       </w:r>
     </w:p>
     <w:p>
       <w:pPr>
         <w:spacing w:after="120" w:line="320"/>
-        <w:jc w:val="left"/>
       </w:pPr>
       <w:r>
         <w:rPr>
@@ -4415,13 +3477,12 @@
           <w:sz w:val="22"/>
           <w:szCs w:val="22"/>
         </w:rPr>
-        <w:t xml:space="preserve">India domestic only. Rejected Thailand/overseas — contradicts the “made in India, for Indian families” foundation. Currently evaluating Tanishq Lifecare and Brukem Life Care as contract manufacturers.</w:t>
+        <w:t xml:space="preserve">India domestic only. Currently evaluating Tanishq Lifecare and Brukem Life Care as contract manufacturers.</w:t>
       </w:r>
     </w:p>
     <w:p>
       <w:pPr>
         <w:spacing w:after="120" w:line="320"/>
-        <w:jc w:val="left"/>
       </w:pPr>
       <w:r>
         <w:rPr>
@@ -4447,7 +3508,7 @@
           <w:sz w:val="22"/>
           <w:szCs w:val="22"/>
         </w:rPr>
-        <w:t xml:space="preserve">All nutrients within ICMR RDA. Branded traceable ingredients (Quatrefolic, life’sDHA, Albion, KSM-66). No fillers. Nothing without published evidence. Premium ingredients, essentialist formula.</w:t>
+        <w:t xml:space="preserve">All nutrients within ICMR RDA. Branded traceable ingredients (Quatrefolic, life’sDHA, Albion, KSM-66). No fillers. Nothing without published evidence.</w:t>
       </w:r>
     </w:p>
     <w:p>
@@ -4603,7 +3664,7 @@
                 <w:sz w:val="20"/>
                 <w:szCs w:val="20"/>
               </w:rPr>
-              <w:t xml:space="preserve">Day 1 inventory (3 SKUs × MOQs)</w:t>
+              <w:t xml:space="preserve">Entity incorporation (Pvt Ltd + CA + compliance setup)</w:t>
             </w:r>
           </w:p>
         </w:tc>
@@ -4637,7 +3698,7 @@
                 <w:sz w:val="20"/>
                 <w:szCs w:val="20"/>
               </w:rPr>
-              <w:t xml:space="preserve">Rs.12–15L</w:t>
+              <w:t xml:space="preserve">Rs.0.5–1L</w:t>
             </w:r>
           </w:p>
         </w:tc>
@@ -4676,7 +3737,7 @@
                 <w:sz w:val="20"/>
                 <w:szCs w:val="20"/>
               </w:rPr>
-              <w:t xml:space="preserve">FSSAI consultant + regulatory filings</w:t>
+              <w:t xml:space="preserve">Day 1 inventory (3 SKUs × MOQs)</w:t>
             </w:r>
           </w:p>
         </w:tc>
@@ -4710,7 +3771,7 @@
                 <w:sz w:val="20"/>
                 <w:szCs w:val="20"/>
               </w:rPr>
-              <w:t xml:space="preserve">Rs.2–3L</w:t>
+              <w:t xml:space="preserve">Rs.12–15L</w:t>
             </w:r>
           </w:p>
         </w:tc>
@@ -4749,7 +3810,7 @@
                 <w:sz w:val="20"/>
                 <w:szCs w:val="20"/>
               </w:rPr>
-              <w:t xml:space="preserve">Brand identity, packaging design, website</w:t>
+              <w:t xml:space="preserve">FSSAI consultant + regulatory filings (new license)</w:t>
             </w:r>
           </w:p>
         </w:tc>
@@ -4783,7 +3844,7 @@
                 <w:sz w:val="20"/>
                 <w:szCs w:val="20"/>
               </w:rPr>
-              <w:t xml:space="preserve">Rs.4–6L</w:t>
+              <w:t xml:space="preserve">Rs.3–4L</w:t>
             </w:r>
           </w:p>
         </w:tc>
@@ -4822,7 +3883,7 @@
                 <w:sz w:val="20"/>
                 <w:szCs w:val="20"/>
               </w:rPr>
-              <w:t xml:space="preserve">Initial marketing (3 months runway)</w:t>
+              <w:t xml:space="preserve">Brand identity, packaging design, website</w:t>
             </w:r>
           </w:p>
         </w:tc>
@@ -4856,7 +3917,7 @@
                 <w:sz w:val="20"/>
                 <w:szCs w:val="20"/>
               </w:rPr>
-              <w:t xml:space="preserve">Rs.3–5L</w:t>
+              <w:t xml:space="preserve">Rs.4–6L</w:t>
             </w:r>
           </w:p>
         </w:tc>
@@ -4895,7 +3956,7 @@
                 <w:sz w:val="20"/>
                 <w:szCs w:val="20"/>
               </w:rPr>
-              <w:t xml:space="preserve">Working capital + buffer</w:t>
+              <w:t xml:space="preserve">Initial marketing (3 months runway)</w:t>
             </w:r>
           </w:p>
         </w:tc>
@@ -4929,7 +3990,7 @@
                 <w:sz w:val="20"/>
                 <w:szCs w:val="20"/>
               </w:rPr>
-              <w:t xml:space="preserve">Rs.2–3L</w:t>
+              <w:t xml:space="preserve">Rs.3–5L</w:t>
             </w:r>
           </w:p>
         </w:tc>
@@ -4968,6 +4029,79 @@
                 <w:sz w:val="20"/>
                 <w:szCs w:val="20"/>
               </w:rPr>
+              <w:t xml:space="preserve">Working capital + buffer</w:t>
+            </w:r>
+          </w:p>
+        </w:tc>
+        <w:tc>
+          <w:tcPr>
+            <w:tcW w:type="dxa" w:w="2860"/>
+            <w:tcBorders>
+              <w:top w:val="single" w:color="D0D0D0" w:sz="4"/>
+              <w:left w:val="single" w:color="D0D0D0" w:sz="4"/>
+              <w:bottom w:val="single" w:color="D0D0D0" w:sz="4"/>
+              <w:right w:val="single" w:color="D0D0D0" w:sz="4"/>
+            </w:tcBorders>
+            <w:tcMar>
+              <w:top w:type="dxa" w:w="100"/>
+              <w:left w:type="dxa" w:w="140"/>
+              <w:bottom w:type="dxa" w:w="100"/>
+              <w:right w:type="dxa" w:w="140"/>
+            </w:tcMar>
+            <w:vAlign w:val="center"/>
+          </w:tcPr>
+          <w:p>
+            <w:pPr>
+              <w:spacing w:after="0" w:line="280"/>
+            </w:pPr>
+            <w:r>
+              <w:rPr>
+                <w:rFonts w:ascii="Helvetica" w:cs="Helvetica" w:eastAsia="Helvetica" w:hAnsi="Helvetica"/>
+                <w:b w:val="false"/>
+                <w:bCs w:val="false"/>
+                <w:color w:val="1A1A1A"/>
+                <w:sz w:val="20"/>
+                <w:szCs w:val="20"/>
+              </w:rPr>
+              <w:t xml:space="preserve">Rs.2–3L</w:t>
+            </w:r>
+          </w:p>
+        </w:tc>
+      </w:tr>
+      <w:tr>
+        <w:trPr>
+          <w:tblHeader w:val="false"/>
+        </w:trPr>
+        <w:tc>
+          <w:tcPr>
+            <w:tcW w:type="dxa" w:w="6500"/>
+            <w:tcBorders>
+              <w:top w:val="single" w:color="D0D0D0" w:sz="4"/>
+              <w:left w:val="single" w:color="D0D0D0" w:sz="4"/>
+              <w:bottom w:val="single" w:color="D0D0D0" w:sz="4"/>
+              <w:right w:val="single" w:color="D0D0D0" w:sz="4"/>
+            </w:tcBorders>
+            <w:tcMar>
+              <w:top w:type="dxa" w:w="100"/>
+              <w:left w:type="dxa" w:w="140"/>
+              <w:bottom w:type="dxa" w:w="100"/>
+              <w:right w:type="dxa" w:w="140"/>
+            </w:tcMar>
+            <w:vAlign w:val="center"/>
+          </w:tcPr>
+          <w:p>
+            <w:pPr>
+              <w:spacing w:after="0" w:line="280"/>
+            </w:pPr>
+            <w:r>
+              <w:rPr>
+                <w:rFonts w:ascii="Helvetica" w:cs="Helvetica" w:eastAsia="Helvetica" w:hAnsi="Helvetica"/>
+                <w:b w:val="false"/>
+                <w:bCs w:val="false"/>
+                <w:color w:val="1A1A1A"/>
+                <w:sz w:val="20"/>
+                <w:szCs w:val="20"/>
+              </w:rPr>
               <w:t xml:space="preserve">Total launch capital</w:t>
             </w:r>
           </w:p>
@@ -5002,7 +4136,7 @@
                 <w:sz w:val="20"/>
                 <w:szCs w:val="20"/>
               </w:rPr>
-              <w:t xml:space="preserve">Rs.20–25L</w:t>
+              <w:t xml:space="preserve">Rs.25–30L</w:t>
             </w:r>
           </w:p>
         </w:tc>
@@ -5010,8 +4144,7 @@
     </w:tbl>
     <w:p>
       <w:pPr>
-        <w:spacing w:after="100" w:line="320"/>
-        <w:jc w:val="left"/>
+        <w:spacing w:after="120" w:line="320"/>
       </w:pPr>
       <w:r>
         <w:rPr>
@@ -5030,7 +4163,6 @@
     <w:p>
       <w:pPr>
         <w:spacing w:after="120" w:line="320"/>
-        <w:jc w:val="left"/>
       </w:pPr>
       <w:r>
         <w:rPr>
@@ -5056,13 +4188,12 @@
           <w:sz w:val="22"/>
           <w:szCs w:val="22"/>
         </w:rPr>
-        <w:t xml:space="preserve">16–18 months from project start to Day 1 launch.</w:t>
+        <w:t xml:space="preserve">18–20 months from project start to Day 1 launch.</w:t>
       </w:r>
     </w:p>
     <w:p>
       <w:pPr>
         <w:spacing w:after="120" w:line="320"/>
-        <w:jc w:val="left"/>
       </w:pPr>
       <w:r>
         <w:rPr>
@@ -5088,7 +4219,7 @@
           <w:sz w:val="22"/>
           <w:szCs w:val="22"/>
         </w:rPr>
-        <w:t xml:space="preserve">Add Edit Postnatal at Month 9–12. Add fertility add-ons at Month 12–18 if the brand is ready.</w:t>
+        <w:t xml:space="preserve">Add Edit Postnatal at Month 9–12.</w:t>
       </w:r>
     </w:p>
     <w:p>
@@ -5317,7 +4448,7 @@
                 <w:sz w:val="20"/>
                 <w:szCs w:val="20"/>
               </w:rPr>
-              <w:t xml:space="preserve">Cultural conservatism around openly discussing TTC</w:t>
+              <w:t xml:space="preserve">Cultural conservatism around discussing family planning</w:t>
             </w:r>
           </w:p>
         </w:tc>
@@ -5351,7 +4482,7 @@
                 <w:sz w:val="20"/>
                 <w:szCs w:val="20"/>
               </w:rPr>
-              <w:t xml:space="preserve">Target urban metro educated 28–38 demographic first; warm family-journey framing avoids confrontational positioning</w:t>
+              <w:t xml:space="preserve">Target urban metro educated 28–38 demographic first; warm framing avoids confrontational positioning</w:t>
             </w:r>
           </w:p>
         </w:tc>
@@ -5536,7 +4667,7 @@
                 <w:sz w:val="20"/>
                 <w:szCs w:val="20"/>
               </w:rPr>
-              <w:t xml:space="preserve">Liability mixing under LMC umbrella</w:t>
+              <w:t xml:space="preserve">New entity means slower regulatory start</w:t>
             </w:r>
           </w:p>
         </w:tc>
@@ -5570,7 +4701,7 @@
                 <w:sz w:val="20"/>
                 <w:szCs w:val="20"/>
               </w:rPr>
-              <w:t xml:space="preserve">Future spin-out into separate Pvt Ltd when investment or scale demands</w:t>
+              <w:t xml:space="preserve">Adds 2–4 months to timeline but is the right long-term call — clean liability boundary</w:t>
             </w:r>
           </w:p>
         </w:tc>
@@ -5609,7 +4740,7 @@
                 <w:sz w:val="20"/>
                 <w:szCs w:val="20"/>
               </w:rPr>
-              <w:t xml:space="preserve">Gynecologist co-founder search</w:t>
+              <w:t xml:space="preserve">Gynaecologist co-founder search</w:t>
             </w:r>
           </w:p>
         </w:tc>
@@ -5643,7 +4774,7 @@
                 <w:sz w:val="20"/>
                 <w:szCs w:val="20"/>
               </w:rPr>
-              <w:t xml:space="preserve">Step 0 of execution — the brand cannot launch without one</w:t>
+              <w:t xml:space="preserve">Step 0 of execution. Clean Pvt Ltd structure makes equity allocation straightforward</w:t>
             </w:r>
           </w:p>
         </w:tc>
@@ -5682,18 +4813,35 @@
         <w:pStyle w:val="ListParagraph"/>
         <w:numPr>
           <w:ilvl w:val="0"/>
-          <w:numId w:val="2"/>
+          <w:numId w:val="3"/>
         </w:numPr>
         <w:spacing w:after="100" w:line="320"/>
       </w:pPr>
       <w:r>
         <w:rPr>
           <w:rFonts w:ascii="Helvetica" w:cs="Helvetica" w:eastAsia="Helvetica" w:hAnsi="Helvetica"/>
-          <w:color w:val="1A1A1A"/>
-          <w:sz w:val="22"/>
-          <w:szCs w:val="22"/>
-        </w:rPr>
-        <w:t xml:space="preserve">Send manufacturer discovery emails to Tanishq + Brukem (drafts ready in Gmail)</w:t>
+          <w:b/>
+          <w:bCs/>
+          <w:i w:val="false"/>
+          <w:iCs w:val="false"/>
+          <w:color w:val="1A1A1A"/>
+          <w:sz w:val="22"/>
+          <w:szCs w:val="22"/>
+        </w:rPr>
+        <w:t xml:space="preserve">Incorporate The Edit Pvt Ltd </w:t>
+      </w:r>
+      <w:r>
+        <w:rPr>
+          <w:rFonts w:ascii="Helvetica" w:cs="Helvetica" w:eastAsia="Helvetica" w:hAnsi="Helvetica"/>
+          <w:b w:val="false"/>
+          <w:bCs w:val="false"/>
+          <w:i w:val="false"/>
+          <w:iCs w:val="false"/>
+          <w:color w:val="1A1A1A"/>
+          <w:sz w:val="22"/>
+          <w:szCs w:val="22"/>
+        </w:rPr>
+        <w:t xml:space="preserve">— directors, MOA, registered office, PAN, GST, bank account</w:t>
       </w:r>
     </w:p>
     <w:p>
@@ -5701,7 +4849,7 @@
         <w:pStyle w:val="ListParagraph"/>
         <w:numPr>
           <w:ilvl w:val="0"/>
-          <w:numId w:val="2"/>
+          <w:numId w:val="3"/>
         </w:numPr>
         <w:spacing w:after="100" w:line="320"/>
       </w:pPr>
@@ -5712,7 +4860,7 @@
           <w:sz w:val="22"/>
           <w:szCs w:val="22"/>
         </w:rPr>
-        <w:t xml:space="preserve">Add FSDU + Health Supplement endorsements to LMC’s FSSAI Central License (call Thambu’s CA)</w:t>
+        <w:t xml:space="preserve">Send manufacturer discovery emails to Tanishq + Brukem (drafts ready in Gmail)</w:t>
       </w:r>
     </w:p>
     <w:p>
@@ -5720,7 +4868,7 @@
         <w:pStyle w:val="ListParagraph"/>
         <w:numPr>
           <w:ilvl w:val="0"/>
-          <w:numId w:val="2"/>
+          <w:numId w:val="3"/>
         </w:numPr>
         <w:spacing w:after="100" w:line="320"/>
       </w:pPr>
@@ -5731,7 +4879,7 @@
           <w:sz w:val="22"/>
           <w:szCs w:val="22"/>
         </w:rPr>
-        <w:t xml:space="preserve">Trademark search at IP India for “EDIT” / “THE EDIT” in Class 5 + Class 30</w:t>
+        <w:t xml:space="preserve">Apply for FSSAI Central License under the new entity, with FSDU + Health Supplement endorsements</w:t>
       </w:r>
     </w:p>
     <w:p>
@@ -5739,7 +4887,7 @@
         <w:pStyle w:val="ListParagraph"/>
         <w:numPr>
           <w:ilvl w:val="0"/>
-          <w:numId w:val="2"/>
+          <w:numId w:val="3"/>
         </w:numPr>
         <w:spacing w:after="100" w:line="320"/>
       </w:pPr>
@@ -5750,7 +4898,7 @@
           <w:sz w:val="22"/>
           <w:szCs w:val="22"/>
         </w:rPr>
-        <w:t xml:space="preserve">Domain verification for theedit.in / theeditco.com / equivalent</w:t>
+        <w:t xml:space="preserve">Trademark search + filing at IP India for “EDIT” / “THE EDIT” in Class 5 + Class 30 under the new entity</w:t>
       </w:r>
     </w:p>
     <w:p>
@@ -5758,7 +4906,7 @@
         <w:pStyle w:val="ListParagraph"/>
         <w:numPr>
           <w:ilvl w:val="0"/>
-          <w:numId w:val="2"/>
+          <w:numId w:val="3"/>
         </w:numPr>
         <w:spacing w:after="100" w:line="320"/>
       </w:pPr>
@@ -5769,7 +4917,7 @@
           <w:sz w:val="22"/>
           <w:szCs w:val="22"/>
         </w:rPr>
-        <w:t xml:space="preserve">Begin gynecologist co-founder outreach — identify 5–10 candidates, start conversations</w:t>
+        <w:t xml:space="preserve">Domain verification and registration for theedit.in / theeditco.com / equivalent under the new entity</w:t>
       </w:r>
     </w:p>
     <w:p>
@@ -5777,7 +4925,26 @@
         <w:pStyle w:val="ListParagraph"/>
         <w:numPr>
           <w:ilvl w:val="0"/>
-          <w:numId w:val="2"/>
+          <w:numId w:val="3"/>
+        </w:numPr>
+        <w:spacing w:after="100" w:line="320"/>
+      </w:pPr>
+      <w:r>
+        <w:rPr>
+          <w:rFonts w:ascii="Helvetica" w:cs="Helvetica" w:eastAsia="Helvetica" w:hAnsi="Helvetica"/>
+          <w:color w:val="1A1A1A"/>
+          <w:sz w:val="22"/>
+          <w:szCs w:val="22"/>
+        </w:rPr>
+        <w:t xml:space="preserve">Begin gynaecologist co-founder outreach — identify 5–10 candidates</w:t>
+      </w:r>
+    </w:p>
+    <w:p>
+      <w:pPr>
+        <w:pStyle w:val="ListParagraph"/>
+        <w:numPr>
+          <w:ilvl w:val="0"/>
+          <w:numId w:val="3"/>
         </w:numPr>
         <w:spacing w:after="100" w:line="320"/>
       </w:pPr>
@@ -5822,7 +4989,6 @@
     <w:p>
       <w:pPr>
         <w:spacing w:after="120" w:line="320"/>
-        <w:jc w:val="left"/>
       </w:pPr>
       <w:r>
         <w:rPr>
@@ -5835,21 +5001,13 @@
           <w:sz w:val="22"/>
           <w:szCs w:val="22"/>
         </w:rPr>
-        <w:t xml:space="preserve">The Edit is not a prenatal supplement company. It’s a brand built around a simple, deeply Indian idea: </w:t>
-      </w:r>
-      <w:r>
-        <w:rPr>
-          <w:rFonts w:ascii="Helvetica" w:cs="Helvetica" w:eastAsia="Helvetica" w:hAnsi="Helvetica"/>
-          <w:b/>
-          <w:bCs/>
-          <w:i w:val="false"/>
-          <w:iCs w:val="false"/>
-          <w:color w:val="1A1A1A"/>
-          <w:sz w:val="22"/>
-          <w:szCs w:val="22"/>
-        </w:rPr>
-        <w:t xml:space="preserve">starting a family is something a family does together.</w:t>
-      </w:r>
+        <w:t xml:space="preserve">The Edit is not a prenatal supplement company. It is a modern wellness brand built for Indian couples and parents-to-be, across every stage of the family-building journey. What the Indian wellness market has been missing. What Indian couples have been waiting for.</w:t>
+      </w:r>
+    </w:p>
+    <w:p>
+      <w:pPr>
+        <w:spacing w:after="120" w:line="320"/>
+      </w:pPr>
       <w:r>
         <w:rPr>
           <w:rFonts w:ascii="Helvetica" w:cs="Helvetica" w:eastAsia="Helvetica" w:hAnsi="Helvetica"/>
@@ -5861,13 +5019,12 @@
           <w:sz w:val="22"/>
           <w:szCs w:val="22"/>
         </w:rPr>
-        <w:t xml:space="preserve"> From the beginning. From the first decision.</w:t>
+        <w:t xml:space="preserve">Day 1 launches three SKUs. Year 1 covers the full preconception-to-postnatal journey. Year 3–5 expands into adjacent moments — postpartum recovery, perimenopause, the menopausal transition, supplements for the next generation. The Edit becomes a brand that walks with Indian families through every major life stage.</w:t>
       </w:r>
     </w:p>
     <w:p>
       <w:pPr>
         <w:spacing w:after="120" w:line="320"/>
-        <w:jc w:val="left"/>
       </w:pPr>
       <w:r>
         <w:rPr>
@@ -5880,32 +5037,12 @@
           <w:sz w:val="22"/>
           <w:szCs w:val="22"/>
         </w:rPr>
-        <w:t xml:space="preserve">Day 1 launches three SKUs. Year 1 covers the full preconception-to-postnatal journey. Year 3–5 expands into adjacent moments in the Indian family life — postpartum recovery, perimenopause, the menopausal transition, supplements for the next generation. The Edit becomes a brand that walks with Indian families through every major stage of their life together.</w:t>
+        <w:t xml:space="preserve">This is a Rs.500 Cr+ brand trajectory, not a Rs.50 Cr niche. The category is large. The white space is real. The brand vision is rooted in what Indian couples already want — we are simply the first brand to make it clean, transparent, and intentional.</w:t>
       </w:r>
     </w:p>
     <w:p>
       <w:pPr>
         <w:spacing w:after="120" w:line="320"/>
-        <w:jc w:val="left"/>
-      </w:pPr>
-      <w:r>
-        <w:rPr>
-          <w:rFonts w:ascii="Helvetica" w:cs="Helvetica" w:eastAsia="Helvetica" w:hAnsi="Helvetica"/>
-          <w:b w:val="false"/>
-          <w:bCs w:val="false"/>
-          <w:i w:val="false"/>
-          <w:iCs w:val="false"/>
-          <w:color w:val="1A1A1A"/>
-          <w:sz w:val="22"/>
-          <w:szCs w:val="22"/>
-        </w:rPr>
-        <w:t xml:space="preserve">This is a Rs.500 Cr+ brand trajectory, not a Rs.50 Cr niche. The category is large. The white space is real. The brand vision is rooted in how Indian families already feel about the journey ahead — we are simply the first brand to make it easier, cleaner, and more intentional.</w:t>
-      </w:r>
-    </w:p>
-    <w:p>
-      <w:pPr>
-        <w:spacing w:after="120" w:line="320"/>
-        <w:jc w:val="left"/>
       </w:pPr>
       <w:r>
         <w:rPr>
@@ -5935,7 +5072,6 @@
     <w:p>
       <w:pPr>
         <w:spacing w:after="60" w:line="320"/>
-        <w:jc w:val="left"/>
       </w:pPr>
       <w:r>
         <w:rPr>
@@ -5948,13 +5084,12 @@
           <w:sz w:val="22"/>
           <w:szCs w:val="22"/>
         </w:rPr>
-        <w:t xml:space="preserve">Prepared for: gynecologist co-founder candidates, founding advisors, capital partners, and the founder’s own reference.</w:t>
+        <w:t xml:space="preserve">Prepared for: gynaecologist co-founder candidates, founding advisors, capital partners, and the founder’s own reference.</w:t>
       </w:r>
     </w:p>
     <w:p>
       <w:pPr>
         <w:spacing w:after="120" w:line="320"/>
-        <w:jc w:val="left"/>
       </w:pPr>
       <w:r>
         <w:rPr>
@@ -6175,13 +5310,13 @@
     </w:lvlOverride>
   </w:num>
   <w:num w:numId="2">
-    <w:abstractNumId w:val="3"/>
+    <w:abstractNumId w:val="2"/>
     <w:lvlOverride w:ilvl="0">
       <w:startOverride w:val="1"/>
     </w:lvlOverride>
   </w:num>
   <w:num w:numId="3">
-    <w:abstractNumId w:val="2"/>
+    <w:abstractNumId w:val="3"/>
     <w:lvlOverride w:ilvl="0">
       <w:startOverride w:val="1"/>
     </w:lvlOverride>

--- a/prenatal/THE_EDIT_PROPOSAL_INDIA.docx
+++ b/prenatal/THE_EDIT_PROPOSAL_INDIA.docx
@@ -73,7 +73,7 @@
           <w:sz w:val="22"/>
           <w:szCs w:val="22"/>
         </w:rPr>
-        <w:t xml:space="preserve">Aishwarya Chandrasekhar</w:t>
+        <w:t xml:space="preserve">Aishwarya Chandrasekaran</w:t>
       </w:r>
     </w:p>
     <w:p>
@@ -5102,7 +5102,7 @@
           <w:sz w:val="22"/>
           <w:szCs w:val="22"/>
         </w:rPr>
-        <w:t xml:space="preserve">Aishwarya Chandrasekhar — April 2026</w:t>
+        <w:t xml:space="preserve">Aishwarya Chandrasekaran — April 2026</w:t>
       </w:r>
     </w:p>
     <w:sectPr>

--- a/prenatal/THE_EDIT_PROPOSAL_INDIA.docx
+++ b/prenatal/THE_EDIT_PROPOSAL_INDIA.docx
@@ -176,6 +176,214 @@
           <w:szCs w:val="22"/>
         </w:rPr>
         <w:t xml:space="preserve">The Edit exists because something specific has been missing for Indian couples and parents-to-be: a modern, transparent, gynaecologist-co-formulated brand with every ingredient traceable to a named source, every dose backed by published science, and every formula designed for a specific stage of the family-building journey. Not imported. Not pharma-coded. Not opaque. Built in India, across preconception, pregnancy, and the months after.</w:t>
+      </w:r>
+    </w:p>
+    <w:p>
+      <w:pPr>
+        <w:pBdr>
+          <w:bottom w:val="single" w:color="B0B0B0" w:sz="6" w:space="1"/>
+        </w:pBdr>
+        <w:spacing w:after="200" w:before="200"/>
+      </w:pPr>
+      <w:r>
+        <w:t xml:space="preserve"/>
+      </w:r>
+    </w:p>
+    <w:p>
+      <w:pPr>
+        <w:pStyle w:val="Heading1"/>
+        <w:spacing w:after="200" w:before="480" w:line="320"/>
+      </w:pPr>
+      <w:r>
+        <w:rPr>
+          <w:rFonts w:ascii="Helvetica" w:cs="Helvetica" w:eastAsia="Helvetica" w:hAnsi="Helvetica"/>
+          <w:b/>
+          <w:bCs/>
+          <w:color w:val="1A1A1A"/>
+          <w:sz w:val="36"/>
+          <w:szCs w:val="36"/>
+        </w:rPr>
+        <w:t xml:space="preserve">Why Supplementation Isn’t Optional Anymore</w:t>
+      </w:r>
+    </w:p>
+    <w:p>
+      <w:pPr>
+        <w:spacing w:after="120" w:line="320"/>
+      </w:pPr>
+      <w:r>
+        <w:rPr>
+          <w:rFonts w:ascii="Helvetica" w:cs="Helvetica" w:eastAsia="Helvetica" w:hAnsi="Helvetica"/>
+          <w:b w:val="false"/>
+          <w:bCs w:val="false"/>
+          <w:i w:val="false"/>
+          <w:iCs w:val="false"/>
+          <w:color w:val="1A1A1A"/>
+          <w:sz w:val="22"/>
+          <w:szCs w:val="22"/>
+        </w:rPr>
+        <w:t xml:space="preserve">Before talking about the supplement gap, there’s a deeper truth worth naming: the modern Indian woman can no longer rely on food alone for the nutrition her body needs to plan a family, carry a child, or recover from birth.</w:t>
+      </w:r>
+    </w:p>
+    <w:p>
+      <w:pPr>
+        <w:spacing w:after="120" w:line="320"/>
+      </w:pPr>
+      <w:r>
+        <w:rPr>
+          <w:rFonts w:ascii="Helvetica" w:cs="Helvetica" w:eastAsia="Helvetica" w:hAnsi="Helvetica"/>
+          <w:b w:val="false"/>
+          <w:bCs w:val="false"/>
+          <w:i w:val="false"/>
+          <w:iCs w:val="false"/>
+          <w:color w:val="1A1A1A"/>
+          <w:sz w:val="22"/>
+          <w:szCs w:val="22"/>
+        </w:rPr>
+        <w:t xml:space="preserve">Three forces have converged:</w:t>
+      </w:r>
+    </w:p>
+    <w:p>
+      <w:pPr>
+        <w:pStyle w:val="ListParagraph"/>
+        <w:numPr>
+          <w:ilvl w:val="0"/>
+          <w:numId w:val="2"/>
+        </w:numPr>
+        <w:spacing w:after="80" w:line="320"/>
+      </w:pPr>
+      <w:r>
+        <w:rPr>
+          <w:rFonts w:ascii="Helvetica" w:cs="Helvetica" w:eastAsia="Helvetica" w:hAnsi="Helvetica"/>
+          <w:b/>
+          <w:bCs/>
+          <w:i w:val="false"/>
+          <w:iCs w:val="false"/>
+          <w:color w:val="1A1A1A"/>
+          <w:sz w:val="22"/>
+          <w:szCs w:val="22"/>
+        </w:rPr>
+        <w:t xml:space="preserve">The nuclear-family shift. </w:t>
+      </w:r>
+      <w:r>
+        <w:rPr>
+          <w:rFonts w:ascii="Helvetica" w:cs="Helvetica" w:eastAsia="Helvetica" w:hAnsi="Helvetica"/>
+          <w:b w:val="false"/>
+          <w:bCs w:val="false"/>
+          <w:i w:val="false"/>
+          <w:iCs w:val="false"/>
+          <w:color w:val="1A1A1A"/>
+          <w:sz w:val="22"/>
+          <w:szCs w:val="22"/>
+        </w:rPr>
+        <w:t xml:space="preserve">Joint-family kitchens with multiple cooks preparing elaborate meals daily have given way to dual-income nuclear households where both partners work. Three home-cooked, nutritionally complete meals a day — once the default in Indian families — has become genuinely aspirational.</w:t>
+      </w:r>
+    </w:p>
+    <w:p>
+      <w:pPr>
+        <w:pStyle w:val="ListParagraph"/>
+        <w:numPr>
+          <w:ilvl w:val="0"/>
+          <w:numId w:val="2"/>
+        </w:numPr>
+        <w:spacing w:after="80" w:line="320"/>
+      </w:pPr>
+      <w:r>
+        <w:rPr>
+          <w:rFonts w:ascii="Helvetica" w:cs="Helvetica" w:eastAsia="Helvetica" w:hAnsi="Helvetica"/>
+          <w:b/>
+          <w:bCs/>
+          <w:i w:val="false"/>
+          <w:iCs w:val="false"/>
+          <w:color w:val="1A1A1A"/>
+          <w:sz w:val="22"/>
+          <w:szCs w:val="22"/>
+        </w:rPr>
+        <w:t xml:space="preserve">Food adulteration is widespread and well-documented. </w:t>
+      </w:r>
+      <w:r>
+        <w:rPr>
+          <w:rFonts w:ascii="Helvetica" w:cs="Helvetica" w:eastAsia="Helvetica" w:hAnsi="Helvetica"/>
+          <w:b w:val="false"/>
+          <w:bCs w:val="false"/>
+          <w:i w:val="false"/>
+          <w:iCs w:val="false"/>
+          <w:color w:val="1A1A1A"/>
+          <w:sz w:val="22"/>
+          <w:szCs w:val="22"/>
+        </w:rPr>
+        <w:t xml:space="preserve">Indian fruits, vegetables, dairy, and grains face ongoing concerns about pesticide residues, heavy metal contamination, mislabeling, and inconsistent micronutrient density. What an Indian woman puts on her plate is no longer reliably what she thinks she’s eating.</w:t>
+      </w:r>
+    </w:p>
+    <w:p>
+      <w:pPr>
+        <w:pStyle w:val="ListParagraph"/>
+        <w:numPr>
+          <w:ilvl w:val="0"/>
+          <w:numId w:val="2"/>
+        </w:numPr>
+        <w:spacing w:after="80" w:line="320"/>
+      </w:pPr>
+      <w:r>
+        <w:rPr>
+          <w:rFonts w:ascii="Helvetica" w:cs="Helvetica" w:eastAsia="Helvetica" w:hAnsi="Helvetica"/>
+          <w:b/>
+          <w:bCs/>
+          <w:i w:val="false"/>
+          <w:iCs w:val="false"/>
+          <w:color w:val="1A1A1A"/>
+          <w:sz w:val="22"/>
+          <w:szCs w:val="22"/>
+        </w:rPr>
+        <w:t xml:space="preserve">The micronutrient gap in modern Indian diets is real. </w:t>
+      </w:r>
+      <w:r>
+        <w:rPr>
+          <w:rFonts w:ascii="Helvetica" w:cs="Helvetica" w:eastAsia="Helvetica" w:hAnsi="Helvetica"/>
+          <w:b w:val="false"/>
+          <w:bCs w:val="false"/>
+          <w:i w:val="false"/>
+          <w:iCs w:val="false"/>
+          <w:color w:val="1A1A1A"/>
+          <w:sz w:val="22"/>
+          <w:szCs w:val="22"/>
+        </w:rPr>
+        <w:t xml:space="preserve">Urban diets have shifted to be carbohydrate-heavy, lower in iron-rich greens, low in B-complex vitamins, and almost devoid of DHA. Even women with healthy lifestyles enter pregnancy nutritionally deficient on the markers that matter most for fetal development.</w:t>
+      </w:r>
+    </w:p>
+    <w:p>
+      <w:pPr>
+        <w:spacing w:after="120" w:line="320"/>
+      </w:pPr>
+      <w:r>
+        <w:rPr>
+          <w:rFonts w:ascii="Helvetica" w:cs="Helvetica" w:eastAsia="Helvetica" w:hAnsi="Helvetica"/>
+          <w:b/>
+          <w:bCs/>
+          <w:i w:val="false"/>
+          <w:iCs w:val="false"/>
+          <w:color w:val="1A1A1A"/>
+          <w:sz w:val="22"/>
+          <w:szCs w:val="22"/>
+        </w:rPr>
+        <w:t xml:space="preserve">Supplementation isn’t optional for the modern Indian woman planning a family. It’s foundational.</w:t>
+      </w:r>
+    </w:p>
+    <w:p>
+      <w:pPr>
+        <w:spacing w:after="120" w:line="320"/>
+      </w:pPr>
+      <w:r>
+        <w:rPr>
+          <w:rFonts w:ascii="Helvetica" w:cs="Helvetica" w:eastAsia="Helvetica" w:hAnsi="Helvetica"/>
+          <w:b w:val="false"/>
+          <w:bCs w:val="false"/>
+          <w:i w:val="false"/>
+          <w:iCs w:val="false"/>
+          <w:color w:val="1A1A1A"/>
+          <w:sz w:val="22"/>
+          <w:szCs w:val="22"/>
+        </w:rPr>
+        <w:t xml:space="preserve">Which makes the next question critical: what does she supplement with?</w:t>
       </w:r>
     </w:p>
     <w:p>

--- a/prenatal/THE_EDIT_PROPOSAL_INDIA.docx
+++ b/prenatal/THE_EDIT_PROPOSAL_INDIA.docx
@@ -175,7 +175,7 @@
           <w:sz w:val="22"/>
           <w:szCs w:val="22"/>
         </w:rPr>
-        <w:t xml:space="preserve">The Edit exists because something specific has been missing for Indian couples and parents-to-be: a modern, transparent, gynaecologist-co-formulated brand with every ingredient traceable to a named source, every dose backed by published science, and every formula designed for a specific stage of the family-building journey. Not imported. Not pharma-coded. Not opaque. Built in India, across preconception, pregnancy, and the months after.</w:t>
+        <w:t xml:space="preserve">The Edit is the answer to a wellness market that hasn’t kept up with how modern Indian couples actually live. Transparent ingredients. Gynaecologist-approved formulations. Honest claims backed by published science. Designed for every stage of building a family together — from preconception, where both partners matter, through pregnancy and the months after. Built in India. Made for them. Made because nothing else was.</w:t>
       </w:r>
     </w:p>
     <w:p>

--- a/prenatal/THE_EDIT_PROPOSAL_INDIA.docx
+++ b/prenatal/THE_EDIT_PROPOSAL_INDIA.docx
@@ -1865,7 +1865,7 @@
                 <w:sz w:val="20"/>
                 <w:szCs w:val="20"/>
               </w:rPr>
-              <w:t xml:space="preserve">Capital required at launch</w:t>
+              <w:t xml:space="preserve">Capital required at launch (12-month runway)</w:t>
             </w:r>
           </w:p>
         </w:tc>
@@ -1899,7 +1899,7 @@
                 <w:sz w:val="20"/>
                 <w:szCs w:val="20"/>
               </w:rPr>
-              <w:t xml:space="preserve">Rs.30–35L</w:t>
+              <w:t xml:space="preserve">Rs.95–115L</w:t>
             </w:r>
           </w:p>
         </w:tc>
@@ -1933,7 +1933,7 @@
                 <w:sz w:val="20"/>
                 <w:szCs w:val="20"/>
               </w:rPr>
-              <w:t xml:space="preserve">Rs.25–30L</w:t>
+              <w:t xml:space="preserve">Rs.70–90L</w:t>
             </w:r>
           </w:p>
         </w:tc>
@@ -1967,7 +1967,7 @@
                 <w:sz w:val="20"/>
                 <w:szCs w:val="20"/>
               </w:rPr>
-              <w:t xml:space="preserve">Rs.12–15L</w:t>
+              <w:t xml:space="preserve">Rs.40–50L</w:t>
             </w:r>
           </w:p>
         </w:tc>
@@ -3747,6 +3747,41 @@
         <w:t xml:space="preserve">Capital + Timeline</w:t>
       </w:r>
     </w:p>
+    <w:p>
+      <w:pPr>
+        <w:spacing w:after="120" w:line="320"/>
+      </w:pPr>
+      <w:r>
+        <w:rPr>
+          <w:rFonts w:ascii="Helvetica" w:cs="Helvetica" w:eastAsia="Helvetica" w:hAnsi="Helvetica"/>
+          <w:b w:val="false"/>
+          <w:bCs w:val="false"/>
+          <w:i w:val="false"/>
+          <w:iCs w:val="false"/>
+          <w:color w:val="1A1A1A"/>
+          <w:sz w:val="22"/>
+          <w:szCs w:val="22"/>
+        </w:rPr>
+        <w:t xml:space="preserve">This budget assumes a serious DTC launch with 12 months of marketing runway — the time it realistically takes to find product-market fit in the Indian DTC wellness category. A leaner alternative (Rs.40–50L) is possible but trades launch quality and growth velocity for capital efficiency.</w:t>
+      </w:r>
+    </w:p>
+    <w:p>
+      <w:pPr>
+        <w:pStyle w:val="Heading2"/>
+        <w:spacing w:after="160" w:before="320" w:line="320"/>
+      </w:pPr>
+      <w:r>
+        <w:rPr>
+          <w:rFonts w:ascii="Helvetica" w:cs="Helvetica" w:eastAsia="Helvetica" w:hAnsi="Helvetica"/>
+          <w:b/>
+          <w:bCs/>
+          <w:color w:val="1A1A1A"/>
+          <w:sz w:val="26"/>
+          <w:szCs w:val="26"/>
+        </w:rPr>
+        <w:t xml:space="preserve">Build + Setup</w:t>
+      </w:r>
+    </w:p>
     <w:tbl>
       <w:tblPr>
         <w:tblW w:type="dxa" w:w="9360"/>
@@ -3945,7 +3980,7 @@
                 <w:sz w:val="20"/>
                 <w:szCs w:val="20"/>
               </w:rPr>
-              <w:t xml:space="preserve">Day 1 inventory (3 SKUs × MOQs)</w:t>
+              <w:t xml:space="preserve">FSSAI consultant + regulatory filings (FSDU + Health Supplement)</w:t>
             </w:r>
           </w:p>
         </w:tc>
@@ -3979,7 +4014,7 @@
                 <w:sz w:val="20"/>
                 <w:szCs w:val="20"/>
               </w:rPr>
-              <w:t xml:space="preserve">Rs.12–15L</w:t>
+              <w:t xml:space="preserve">Rs.3–4L</w:t>
             </w:r>
           </w:p>
         </w:tc>
@@ -4018,7 +4053,7 @@
                 <w:sz w:val="20"/>
                 <w:szCs w:val="20"/>
               </w:rPr>
-              <w:t xml:space="preserve">FSSAI consultant + regulatory filings (new license)</w:t>
+              <w:t xml:space="preserve">Stability studies + per-batch lab testing (heavy metals, microbiological)</w:t>
             </w:r>
           </w:p>
         </w:tc>
@@ -4052,7 +4087,7 @@
                 <w:sz w:val="20"/>
                 <w:szCs w:val="20"/>
               </w:rPr>
-              <w:t xml:space="preserve">Rs.3–4L</w:t>
+              <w:t xml:space="preserve">Rs.1–2L</w:t>
             </w:r>
           </w:p>
         </w:tc>
@@ -4091,7 +4126,7 @@
                 <w:sz w:val="20"/>
                 <w:szCs w:val="20"/>
               </w:rPr>
-              <w:t xml:space="preserve">Brand identity, packaging design, website</w:t>
+              <w:t xml:space="preserve">Day 1 inventory (3 SKUs × MOQs)</w:t>
             </w:r>
           </w:p>
         </w:tc>
@@ -4125,7 +4160,7 @@
                 <w:sz w:val="20"/>
                 <w:szCs w:val="20"/>
               </w:rPr>
-              <w:t xml:space="preserve">Rs.4–6L</w:t>
+              <w:t xml:space="preserve">Rs.12–15L</w:t>
             </w:r>
           </w:p>
         </w:tc>
@@ -4164,7 +4199,7 @@
                 <w:sz w:val="20"/>
                 <w:szCs w:val="20"/>
               </w:rPr>
-              <w:t xml:space="preserve">Initial marketing (3 months runway)</w:t>
+              <w:t xml:space="preserve">Brand identity, packaging design, website (Shopify)</w:t>
             </w:r>
           </w:p>
         </w:tc>
@@ -4198,7 +4233,7 @@
                 <w:sz w:val="20"/>
                 <w:szCs w:val="20"/>
               </w:rPr>
-              <w:t xml:space="preserve">Rs.3–5L</w:t>
+              <w:t xml:space="preserve">Rs.4–6L</w:t>
             </w:r>
           </w:p>
         </w:tc>
@@ -4237,7 +4272,7 @@
                 <w:sz w:val="20"/>
                 <w:szCs w:val="20"/>
               </w:rPr>
-              <w:t xml:space="preserve">Working capital + buffer</w:t>
+              <w:t xml:space="preserve">Brand photography + content production (lifestyle shoot, video)</w:t>
             </w:r>
           </w:p>
         </w:tc>
@@ -4271,7 +4306,7 @@
                 <w:sz w:val="20"/>
                 <w:szCs w:val="20"/>
               </w:rPr>
-              <w:t xml:space="preserve">Rs.2–3L</w:t>
+              <w:t xml:space="preserve">Rs.2–4L</w:t>
             </w:r>
           </w:p>
         </w:tc>
@@ -4310,7 +4345,7 @@
                 <w:sz w:val="20"/>
                 <w:szCs w:val="20"/>
               </w:rPr>
-              <w:t xml:space="preserve">Total launch capital</w:t>
+              <w:t xml:space="preserve">Tech stack setup (Shopify + Klaviyo + Recharge + analytics + payment)</w:t>
             </w:r>
           </w:p>
         </w:tc>
@@ -4344,7 +4379,299 @@
                 <w:sz w:val="20"/>
                 <w:szCs w:val="20"/>
               </w:rPr>
-              <w:t xml:space="preserve">Rs.25–30L</w:t>
+              <w:t xml:space="preserve">Rs.1–2L</w:t>
+            </w:r>
+          </w:p>
+        </w:tc>
+      </w:tr>
+      <w:tr>
+        <w:trPr>
+          <w:tblHeader w:val="false"/>
+        </w:trPr>
+        <w:tc>
+          <w:tcPr>
+            <w:tcW w:type="dxa" w:w="6500"/>
+            <w:tcBorders>
+              <w:top w:val="single" w:color="D0D0D0" w:sz="4"/>
+              <w:left w:val="single" w:color="D0D0D0" w:sz="4"/>
+              <w:bottom w:val="single" w:color="D0D0D0" w:sz="4"/>
+              <w:right w:val="single" w:color="D0D0D0" w:sz="4"/>
+            </w:tcBorders>
+            <w:tcMar>
+              <w:top w:type="dxa" w:w="100"/>
+              <w:left w:type="dxa" w:w="140"/>
+              <w:bottom w:type="dxa" w:w="100"/>
+              <w:right w:type="dxa" w:w="140"/>
+            </w:tcMar>
+            <w:vAlign w:val="center"/>
+          </w:tcPr>
+          <w:p>
+            <w:pPr>
+              <w:spacing w:after="0" w:line="280"/>
+            </w:pPr>
+            <w:r>
+              <w:rPr>
+                <w:rFonts w:ascii="Helvetica" w:cs="Helvetica" w:eastAsia="Helvetica" w:hAnsi="Helvetica"/>
+                <w:b w:val="false"/>
+                <w:bCs w:val="false"/>
+                <w:color w:val="1A1A1A"/>
+                <w:sz w:val="20"/>
+                <w:szCs w:val="20"/>
+              </w:rPr>
+              <w:t xml:space="preserve">Logistics setup (3PL warehouse, shipping aggregator, packaging materials)</w:t>
+            </w:r>
+          </w:p>
+        </w:tc>
+        <w:tc>
+          <w:tcPr>
+            <w:tcW w:type="dxa" w:w="2860"/>
+            <w:tcBorders>
+              <w:top w:val="single" w:color="D0D0D0" w:sz="4"/>
+              <w:left w:val="single" w:color="D0D0D0" w:sz="4"/>
+              <w:bottom w:val="single" w:color="D0D0D0" w:sz="4"/>
+              <w:right w:val="single" w:color="D0D0D0" w:sz="4"/>
+            </w:tcBorders>
+            <w:tcMar>
+              <w:top w:type="dxa" w:w="100"/>
+              <w:left w:type="dxa" w:w="140"/>
+              <w:bottom w:type="dxa" w:w="100"/>
+              <w:right w:type="dxa" w:w="140"/>
+            </w:tcMar>
+            <w:vAlign w:val="center"/>
+          </w:tcPr>
+          <w:p>
+            <w:pPr>
+              <w:spacing w:after="0" w:line="280"/>
+            </w:pPr>
+            <w:r>
+              <w:rPr>
+                <w:rFonts w:ascii="Helvetica" w:cs="Helvetica" w:eastAsia="Helvetica" w:hAnsi="Helvetica"/>
+                <w:b w:val="false"/>
+                <w:bCs w:val="false"/>
+                <w:color w:val="1A1A1A"/>
+                <w:sz w:val="20"/>
+                <w:szCs w:val="20"/>
+              </w:rPr>
+              <w:t xml:space="preserve">Rs.0.5–2L</w:t>
+            </w:r>
+          </w:p>
+        </w:tc>
+      </w:tr>
+      <w:tr>
+        <w:trPr>
+          <w:tblHeader w:val="false"/>
+        </w:trPr>
+        <w:tc>
+          <w:tcPr>
+            <w:tcW w:type="dxa" w:w="6500"/>
+            <w:tcBorders>
+              <w:top w:val="single" w:color="D0D0D0" w:sz="4"/>
+              <w:left w:val="single" w:color="D0D0D0" w:sz="4"/>
+              <w:bottom w:val="single" w:color="D0D0D0" w:sz="4"/>
+              <w:right w:val="single" w:color="D0D0D0" w:sz="4"/>
+            </w:tcBorders>
+            <w:tcMar>
+              <w:top w:type="dxa" w:w="100"/>
+              <w:left w:type="dxa" w:w="140"/>
+              <w:bottom w:type="dxa" w:w="100"/>
+              <w:right w:type="dxa" w:w="140"/>
+            </w:tcMar>
+            <w:vAlign w:val="center"/>
+          </w:tcPr>
+          <w:p>
+            <w:pPr>
+              <w:spacing w:after="0" w:line="280"/>
+            </w:pPr>
+            <w:r>
+              <w:rPr>
+                <w:rFonts w:ascii="Helvetica" w:cs="Helvetica" w:eastAsia="Helvetica" w:hAnsi="Helvetica"/>
+                <w:b w:val="false"/>
+                <w:bCs w:val="false"/>
+                <w:color w:val="1A1A1A"/>
+                <w:sz w:val="20"/>
+                <w:szCs w:val="20"/>
+              </w:rPr>
+              <w:t xml:space="preserve">Insurance (product liability + business cover)</w:t>
+            </w:r>
+          </w:p>
+        </w:tc>
+        <w:tc>
+          <w:tcPr>
+            <w:tcW w:type="dxa" w:w="2860"/>
+            <w:tcBorders>
+              <w:top w:val="single" w:color="D0D0D0" w:sz="4"/>
+              <w:left w:val="single" w:color="D0D0D0" w:sz="4"/>
+              <w:bottom w:val="single" w:color="D0D0D0" w:sz="4"/>
+              <w:right w:val="single" w:color="D0D0D0" w:sz="4"/>
+            </w:tcBorders>
+            <w:tcMar>
+              <w:top w:type="dxa" w:w="100"/>
+              <w:left w:type="dxa" w:w="140"/>
+              <w:bottom w:type="dxa" w:w="100"/>
+              <w:right w:type="dxa" w:w="140"/>
+            </w:tcMar>
+            <w:vAlign w:val="center"/>
+          </w:tcPr>
+          <w:p>
+            <w:pPr>
+              <w:spacing w:after="0" w:line="280"/>
+            </w:pPr>
+            <w:r>
+              <w:rPr>
+                <w:rFonts w:ascii="Helvetica" w:cs="Helvetica" w:eastAsia="Helvetica" w:hAnsi="Helvetica"/>
+                <w:b w:val="false"/>
+                <w:bCs w:val="false"/>
+                <w:color w:val="1A1A1A"/>
+                <w:sz w:val="20"/>
+                <w:szCs w:val="20"/>
+              </w:rPr>
+              <w:t xml:space="preserve">Rs.0.5–1L</w:t>
+            </w:r>
+          </w:p>
+        </w:tc>
+      </w:tr>
+      <w:tr>
+        <w:trPr>
+          <w:tblHeader w:val="false"/>
+        </w:trPr>
+        <w:tc>
+          <w:tcPr>
+            <w:tcW w:type="dxa" w:w="6500"/>
+            <w:tcBorders>
+              <w:top w:val="single" w:color="D0D0D0" w:sz="4"/>
+              <w:left w:val="single" w:color="D0D0D0" w:sz="4"/>
+              <w:bottom w:val="single" w:color="D0D0D0" w:sz="4"/>
+              <w:right w:val="single" w:color="D0D0D0" w:sz="4"/>
+            </w:tcBorders>
+            <w:tcMar>
+              <w:top w:type="dxa" w:w="100"/>
+              <w:left w:type="dxa" w:w="140"/>
+              <w:bottom w:type="dxa" w:w="100"/>
+              <w:right w:type="dxa" w:w="140"/>
+            </w:tcMar>
+            <w:vAlign w:val="center"/>
+          </w:tcPr>
+          <w:p>
+            <w:pPr>
+              <w:spacing w:after="0" w:line="280"/>
+            </w:pPr>
+            <w:r>
+              <w:rPr>
+                <w:rFonts w:ascii="Helvetica" w:cs="Helvetica" w:eastAsia="Helvetica" w:hAnsi="Helvetica"/>
+                <w:b w:val="false"/>
+                <w:bCs w:val="false"/>
+                <w:color w:val="1A1A1A"/>
+                <w:sz w:val="20"/>
+                <w:szCs w:val="20"/>
+              </w:rPr>
+              <w:t xml:space="preserve">Legal beyond regulatory (trademark filing, contracts, ToS, privacy policy)</w:t>
+            </w:r>
+          </w:p>
+        </w:tc>
+        <w:tc>
+          <w:tcPr>
+            <w:tcW w:type="dxa" w:w="2860"/>
+            <w:tcBorders>
+              <w:top w:val="single" w:color="D0D0D0" w:sz="4"/>
+              <w:left w:val="single" w:color="D0D0D0" w:sz="4"/>
+              <w:bottom w:val="single" w:color="D0D0D0" w:sz="4"/>
+              <w:right w:val="single" w:color="D0D0D0" w:sz="4"/>
+            </w:tcBorders>
+            <w:tcMar>
+              <w:top w:type="dxa" w:w="100"/>
+              <w:left w:type="dxa" w:w="140"/>
+              <w:bottom w:type="dxa" w:w="100"/>
+              <w:right w:type="dxa" w:w="140"/>
+            </w:tcMar>
+            <w:vAlign w:val="center"/>
+          </w:tcPr>
+          <w:p>
+            <w:pPr>
+              <w:spacing w:after="0" w:line="280"/>
+            </w:pPr>
+            <w:r>
+              <w:rPr>
+                <w:rFonts w:ascii="Helvetica" w:cs="Helvetica" w:eastAsia="Helvetica" w:hAnsi="Helvetica"/>
+                <w:b w:val="false"/>
+                <w:bCs w:val="false"/>
+                <w:color w:val="1A1A1A"/>
+                <w:sz w:val="20"/>
+                <w:szCs w:val="20"/>
+              </w:rPr>
+              <w:t xml:space="preserve">Rs.0.5–1.5L</w:t>
+            </w:r>
+          </w:p>
+        </w:tc>
+      </w:tr>
+      <w:tr>
+        <w:trPr>
+          <w:tblHeader w:val="false"/>
+        </w:trPr>
+        <w:tc>
+          <w:tcPr>
+            <w:tcW w:type="dxa" w:w="6500"/>
+            <w:tcBorders>
+              <w:top w:val="single" w:color="D0D0D0" w:sz="4"/>
+              <w:left w:val="single" w:color="D0D0D0" w:sz="4"/>
+              <w:bottom w:val="single" w:color="D0D0D0" w:sz="4"/>
+              <w:right w:val="single" w:color="D0D0D0" w:sz="4"/>
+            </w:tcBorders>
+            <w:tcMar>
+              <w:top w:type="dxa" w:w="100"/>
+              <w:left w:type="dxa" w:w="140"/>
+              <w:bottom w:type="dxa" w:w="100"/>
+              <w:right w:type="dxa" w:w="140"/>
+            </w:tcMar>
+            <w:vAlign w:val="center"/>
+          </w:tcPr>
+          <w:p>
+            <w:pPr>
+              <w:spacing w:after="0" w:line="280"/>
+            </w:pPr>
+            <w:r>
+              <w:rPr>
+                <w:rFonts w:ascii="Helvetica" w:cs="Helvetica" w:eastAsia="Helvetica" w:hAnsi="Helvetica"/>
+                <w:b w:val="false"/>
+                <w:bCs w:val="false"/>
+                <w:color w:val="1A1A1A"/>
+                <w:sz w:val="20"/>
+                <w:szCs w:val="20"/>
+              </w:rPr>
+              <w:t xml:space="preserve">Build + setup subtotal</w:t>
+            </w:r>
+          </w:p>
+        </w:tc>
+        <w:tc>
+          <w:tcPr>
+            <w:tcW w:type="dxa" w:w="2860"/>
+            <w:tcBorders>
+              <w:top w:val="single" w:color="D0D0D0" w:sz="4"/>
+              <w:left w:val="single" w:color="D0D0D0" w:sz="4"/>
+              <w:bottom w:val="single" w:color="D0D0D0" w:sz="4"/>
+              <w:right w:val="single" w:color="D0D0D0" w:sz="4"/>
+            </w:tcBorders>
+            <w:tcMar>
+              <w:top w:type="dxa" w:w="100"/>
+              <w:left w:type="dxa" w:w="140"/>
+              <w:bottom w:type="dxa" w:w="100"/>
+              <w:right w:type="dxa" w:w="140"/>
+            </w:tcMar>
+            <w:vAlign w:val="center"/>
+          </w:tcPr>
+          <w:p>
+            <w:pPr>
+              <w:spacing w:after="0" w:line="280"/>
+            </w:pPr>
+            <w:r>
+              <w:rPr>
+                <w:rFonts w:ascii="Helvetica" w:cs="Helvetica" w:eastAsia="Helvetica" w:hAnsi="Helvetica"/>
+                <w:b w:val="false"/>
+                <w:bCs w:val="false"/>
+                <w:color w:val="1A1A1A"/>
+                <w:sz w:val="20"/>
+                <w:szCs w:val="20"/>
+              </w:rPr>
+              <w:t xml:space="preserve">Rs.25–38L</w:t>
             </w:r>
           </w:p>
         </w:tc>
@@ -4352,6 +4679,23 @@
     </w:tbl>
     <w:p>
       <w:pPr>
+        <w:pStyle w:val="Heading2"/>
+        <w:spacing w:after="160" w:before="320" w:line="320"/>
+      </w:pPr>
+      <w:r>
+        <w:rPr>
+          <w:rFonts w:ascii="Helvetica" w:cs="Helvetica" w:eastAsia="Helvetica" w:hAnsi="Helvetica"/>
+          <w:b/>
+          <w:bCs/>
+          <w:color w:val="1A1A1A"/>
+          <w:sz w:val="26"/>
+          <w:szCs w:val="26"/>
+        </w:rPr>
+        <w:t xml:space="preserve">Marketing — 12 Months Runway (the realistic ask)</w:t>
+      </w:r>
+    </w:p>
+    <w:p>
+      <w:pPr>
         <w:spacing w:after="120" w:line="320"/>
       </w:pPr>
       <w:r>
@@ -4365,26 +4709,980 @@
           <w:sz w:val="22"/>
           <w:szCs w:val="22"/>
         </w:rPr>
-        <w:t xml:space="preserve"/>
-      </w:r>
-    </w:p>
-    <w:p>
-      <w:pPr>
-        <w:spacing w:after="120" w:line="320"/>
+        <w:t xml:space="preserve">DTC supplement launches in India require sustained marketing investment to find product-market fit. Underspending here is the most common reason DTC brands fail to scale.</w:t>
+      </w:r>
+    </w:p>
+    <w:tbl>
+      <w:tblPr>
+        <w:tblW w:type="dxa" w:w="9360"/>
+        <w:tblBorders>
+          <w:top w:val="single" w:color="auto" w:sz="4"/>
+          <w:left w:val="single" w:color="auto" w:sz="4"/>
+          <w:bottom w:val="single" w:color="auto" w:sz="4"/>
+          <w:right w:val="single" w:color="auto" w:sz="4"/>
+          <w:insideH w:val="single" w:color="auto" w:sz="4"/>
+          <w:insideV w:val="single" w:color="auto" w:sz="4"/>
+        </w:tblBorders>
+      </w:tblPr>
+      <w:tblGrid>
+        <w:gridCol w:w="6500"/>
+        <w:gridCol w:w="2860"/>
+      </w:tblGrid>
+      <w:tr>
+        <w:trPr>
+          <w:tblHeader/>
+        </w:trPr>
+        <w:tc>
+          <w:tcPr>
+            <w:tcW w:type="dxa" w:w="6500"/>
+            <w:tcBorders>
+              <w:top w:val="single" w:color="D0D0D0" w:sz="4"/>
+              <w:left w:val="single" w:color="D0D0D0" w:sz="4"/>
+              <w:bottom w:val="single" w:color="D0D0D0" w:sz="4"/>
+              <w:right w:val="single" w:color="D0D0D0" w:sz="4"/>
+            </w:tcBorders>
+            <w:shd w:fill="F2F2F2" w:val="clear"/>
+            <w:tcMar>
+              <w:top w:type="dxa" w:w="100"/>
+              <w:left w:type="dxa" w:w="140"/>
+              <w:bottom w:type="dxa" w:w="100"/>
+              <w:right w:type="dxa" w:w="140"/>
+            </w:tcMar>
+            <w:vAlign w:val="center"/>
+          </w:tcPr>
+          <w:p>
+            <w:pPr>
+              <w:spacing w:after="0" w:line="280"/>
+            </w:pPr>
+            <w:r>
+              <w:rPr>
+                <w:rFonts w:ascii="Helvetica" w:cs="Helvetica" w:eastAsia="Helvetica" w:hAnsi="Helvetica"/>
+                <w:b/>
+                <w:bCs/>
+                <w:color w:val="1A1A1A"/>
+                <w:sz w:val="20"/>
+                <w:szCs w:val="20"/>
+              </w:rPr>
+              <w:t xml:space="preserve">Marketing channel</w:t>
+            </w:r>
+          </w:p>
+        </w:tc>
+        <w:tc>
+          <w:tcPr>
+            <w:tcW w:type="dxa" w:w="2860"/>
+            <w:tcBorders>
+              <w:top w:val="single" w:color="D0D0D0" w:sz="4"/>
+              <w:left w:val="single" w:color="D0D0D0" w:sz="4"/>
+              <w:bottom w:val="single" w:color="D0D0D0" w:sz="4"/>
+              <w:right w:val="single" w:color="D0D0D0" w:sz="4"/>
+            </w:tcBorders>
+            <w:shd w:fill="F2F2F2" w:val="clear"/>
+            <w:tcMar>
+              <w:top w:type="dxa" w:w="100"/>
+              <w:left w:type="dxa" w:w="140"/>
+              <w:bottom w:type="dxa" w:w="100"/>
+              <w:right w:type="dxa" w:w="140"/>
+            </w:tcMar>
+            <w:vAlign w:val="center"/>
+          </w:tcPr>
+          <w:p>
+            <w:pPr>
+              <w:spacing w:after="0" w:line="280"/>
+            </w:pPr>
+            <w:r>
+              <w:rPr>
+                <w:rFonts w:ascii="Helvetica" w:cs="Helvetica" w:eastAsia="Helvetica" w:hAnsi="Helvetica"/>
+                <w:b/>
+                <w:bCs/>
+                <w:color w:val="1A1A1A"/>
+                <w:sz w:val="20"/>
+                <w:szCs w:val="20"/>
+              </w:rPr>
+              <w:t xml:space="preserve">12-month estimate</w:t>
+            </w:r>
+          </w:p>
+        </w:tc>
+      </w:tr>
+      <w:tr>
+        <w:trPr>
+          <w:tblHeader w:val="false"/>
+        </w:trPr>
+        <w:tc>
+          <w:tcPr>
+            <w:tcW w:type="dxa" w:w="6500"/>
+            <w:tcBorders>
+              <w:top w:val="single" w:color="D0D0D0" w:sz="4"/>
+              <w:left w:val="single" w:color="D0D0D0" w:sz="4"/>
+              <w:bottom w:val="single" w:color="D0D0D0" w:sz="4"/>
+              <w:right w:val="single" w:color="D0D0D0" w:sz="4"/>
+            </w:tcBorders>
+            <w:tcMar>
+              <w:top w:type="dxa" w:w="100"/>
+              <w:left w:type="dxa" w:w="140"/>
+              <w:bottom w:type="dxa" w:w="100"/>
+              <w:right w:type="dxa" w:w="140"/>
+            </w:tcMar>
+            <w:vAlign w:val="center"/>
+          </w:tcPr>
+          <w:p>
+            <w:pPr>
+              <w:spacing w:after="0" w:line="280"/>
+            </w:pPr>
+            <w:r>
+              <w:rPr>
+                <w:rFonts w:ascii="Helvetica" w:cs="Helvetica" w:eastAsia="Helvetica" w:hAnsi="Helvetica"/>
+                <w:b w:val="false"/>
+                <w:bCs w:val="false"/>
+                <w:color w:val="1A1A1A"/>
+                <w:sz w:val="20"/>
+                <w:szCs w:val="20"/>
+              </w:rPr>
+              <w:t xml:space="preserve">Performance marketing (Meta + Google ads)</w:t>
+            </w:r>
+          </w:p>
+        </w:tc>
+        <w:tc>
+          <w:tcPr>
+            <w:tcW w:type="dxa" w:w="2860"/>
+            <w:tcBorders>
+              <w:top w:val="single" w:color="D0D0D0" w:sz="4"/>
+              <w:left w:val="single" w:color="D0D0D0" w:sz="4"/>
+              <w:bottom w:val="single" w:color="D0D0D0" w:sz="4"/>
+              <w:right w:val="single" w:color="D0D0D0" w:sz="4"/>
+            </w:tcBorders>
+            <w:tcMar>
+              <w:top w:type="dxa" w:w="100"/>
+              <w:left w:type="dxa" w:w="140"/>
+              <w:bottom w:type="dxa" w:w="100"/>
+              <w:right w:type="dxa" w:w="140"/>
+            </w:tcMar>
+            <w:vAlign w:val="center"/>
+          </w:tcPr>
+          <w:p>
+            <w:pPr>
+              <w:spacing w:after="0" w:line="280"/>
+            </w:pPr>
+            <w:r>
+              <w:rPr>
+                <w:rFonts w:ascii="Helvetica" w:cs="Helvetica" w:eastAsia="Helvetica" w:hAnsi="Helvetica"/>
+                <w:b w:val="false"/>
+                <w:bCs w:val="false"/>
+                <w:color w:val="1A1A1A"/>
+                <w:sz w:val="20"/>
+                <w:szCs w:val="20"/>
+              </w:rPr>
+              <w:t xml:space="preserve">Rs.15–20L</w:t>
+            </w:r>
+          </w:p>
+        </w:tc>
+      </w:tr>
+      <w:tr>
+        <w:trPr>
+          <w:tblHeader w:val="false"/>
+        </w:trPr>
+        <w:tc>
+          <w:tcPr>
+            <w:tcW w:type="dxa" w:w="6500"/>
+            <w:tcBorders>
+              <w:top w:val="single" w:color="D0D0D0" w:sz="4"/>
+              <w:left w:val="single" w:color="D0D0D0" w:sz="4"/>
+              <w:bottom w:val="single" w:color="D0D0D0" w:sz="4"/>
+              <w:right w:val="single" w:color="D0D0D0" w:sz="4"/>
+            </w:tcBorders>
+            <w:tcMar>
+              <w:top w:type="dxa" w:w="100"/>
+              <w:left w:type="dxa" w:w="140"/>
+              <w:bottom w:type="dxa" w:w="100"/>
+              <w:right w:type="dxa" w:w="140"/>
+            </w:tcMar>
+            <w:vAlign w:val="center"/>
+          </w:tcPr>
+          <w:p>
+            <w:pPr>
+              <w:spacing w:after="0" w:line="280"/>
+            </w:pPr>
+            <w:r>
+              <w:rPr>
+                <w:rFonts w:ascii="Helvetica" w:cs="Helvetica" w:eastAsia="Helvetica" w:hAnsi="Helvetica"/>
+                <w:b w:val="false"/>
+                <w:bCs w:val="false"/>
+                <w:color w:val="1A1A1A"/>
+                <w:sz w:val="20"/>
+                <w:szCs w:val="20"/>
+              </w:rPr>
+              <w:t xml:space="preserve">Influencer collaborations (mom-creators, wellness influencers, gynaecologists with social presence)</w:t>
+            </w:r>
+          </w:p>
+        </w:tc>
+        <w:tc>
+          <w:tcPr>
+            <w:tcW w:type="dxa" w:w="2860"/>
+            <w:tcBorders>
+              <w:top w:val="single" w:color="D0D0D0" w:sz="4"/>
+              <w:left w:val="single" w:color="D0D0D0" w:sz="4"/>
+              <w:bottom w:val="single" w:color="D0D0D0" w:sz="4"/>
+              <w:right w:val="single" w:color="D0D0D0" w:sz="4"/>
+            </w:tcBorders>
+            <w:tcMar>
+              <w:top w:type="dxa" w:w="100"/>
+              <w:left w:type="dxa" w:w="140"/>
+              <w:bottom w:type="dxa" w:w="100"/>
+              <w:right w:type="dxa" w:w="140"/>
+            </w:tcMar>
+            <w:vAlign w:val="center"/>
+          </w:tcPr>
+          <w:p>
+            <w:pPr>
+              <w:spacing w:after="0" w:line="280"/>
+            </w:pPr>
+            <w:r>
+              <w:rPr>
+                <w:rFonts w:ascii="Helvetica" w:cs="Helvetica" w:eastAsia="Helvetica" w:hAnsi="Helvetica"/>
+                <w:b w:val="false"/>
+                <w:bCs w:val="false"/>
+                <w:color w:val="1A1A1A"/>
+                <w:sz w:val="20"/>
+                <w:szCs w:val="20"/>
+              </w:rPr>
+              <w:t xml:space="preserve">Rs.5–10L</w:t>
+            </w:r>
+          </w:p>
+        </w:tc>
+      </w:tr>
+      <w:tr>
+        <w:trPr>
+          <w:tblHeader w:val="false"/>
+        </w:trPr>
+        <w:tc>
+          <w:tcPr>
+            <w:tcW w:type="dxa" w:w="6500"/>
+            <w:tcBorders>
+              <w:top w:val="single" w:color="D0D0D0" w:sz="4"/>
+              <w:left w:val="single" w:color="D0D0D0" w:sz="4"/>
+              <w:bottom w:val="single" w:color="D0D0D0" w:sz="4"/>
+              <w:right w:val="single" w:color="D0D0D0" w:sz="4"/>
+            </w:tcBorders>
+            <w:tcMar>
+              <w:top w:type="dxa" w:w="100"/>
+              <w:left w:type="dxa" w:w="140"/>
+              <w:bottom w:type="dxa" w:w="100"/>
+              <w:right w:type="dxa" w:w="140"/>
+            </w:tcMar>
+            <w:vAlign w:val="center"/>
+          </w:tcPr>
+          <w:p>
+            <w:pPr>
+              <w:spacing w:after="0" w:line="280"/>
+            </w:pPr>
+            <w:r>
+              <w:rPr>
+                <w:rFonts w:ascii="Helvetica" w:cs="Helvetica" w:eastAsia="Helvetica" w:hAnsi="Helvetica"/>
+                <w:b w:val="false"/>
+                <w:bCs w:val="false"/>
+                <w:color w:val="1A1A1A"/>
+                <w:sz w:val="20"/>
+                <w:szCs w:val="20"/>
+              </w:rPr>
+              <w:t xml:space="preserve">PR + launch event + media relations</w:t>
+            </w:r>
+          </w:p>
+        </w:tc>
+        <w:tc>
+          <w:tcPr>
+            <w:tcW w:type="dxa" w:w="2860"/>
+            <w:tcBorders>
+              <w:top w:val="single" w:color="D0D0D0" w:sz="4"/>
+              <w:left w:val="single" w:color="D0D0D0" w:sz="4"/>
+              <w:bottom w:val="single" w:color="D0D0D0" w:sz="4"/>
+              <w:right w:val="single" w:color="D0D0D0" w:sz="4"/>
+            </w:tcBorders>
+            <w:tcMar>
+              <w:top w:type="dxa" w:w="100"/>
+              <w:left w:type="dxa" w:w="140"/>
+              <w:bottom w:type="dxa" w:w="100"/>
+              <w:right w:type="dxa" w:w="140"/>
+            </w:tcMar>
+            <w:vAlign w:val="center"/>
+          </w:tcPr>
+          <w:p>
+            <w:pPr>
+              <w:spacing w:after="0" w:line="280"/>
+            </w:pPr>
+            <w:r>
+              <w:rPr>
+                <w:rFonts w:ascii="Helvetica" w:cs="Helvetica" w:eastAsia="Helvetica" w:hAnsi="Helvetica"/>
+                <w:b w:val="false"/>
+                <w:bCs w:val="false"/>
+                <w:color w:val="1A1A1A"/>
+                <w:sz w:val="20"/>
+                <w:szCs w:val="20"/>
+              </w:rPr>
+              <w:t xml:space="preserve">Rs.2–5L</w:t>
+            </w:r>
+          </w:p>
+        </w:tc>
+      </w:tr>
+      <w:tr>
+        <w:trPr>
+          <w:tblHeader w:val="false"/>
+        </w:trPr>
+        <w:tc>
+          <w:tcPr>
+            <w:tcW w:type="dxa" w:w="6500"/>
+            <w:tcBorders>
+              <w:top w:val="single" w:color="D0D0D0" w:sz="4"/>
+              <w:left w:val="single" w:color="D0D0D0" w:sz="4"/>
+              <w:bottom w:val="single" w:color="D0D0D0" w:sz="4"/>
+              <w:right w:val="single" w:color="D0D0D0" w:sz="4"/>
+            </w:tcBorders>
+            <w:tcMar>
+              <w:top w:type="dxa" w:w="100"/>
+              <w:left w:type="dxa" w:w="140"/>
+              <w:bottom w:type="dxa" w:w="100"/>
+              <w:right w:type="dxa" w:w="140"/>
+            </w:tcMar>
+            <w:vAlign w:val="center"/>
+          </w:tcPr>
+          <w:p>
+            <w:pPr>
+              <w:spacing w:after="0" w:line="280"/>
+            </w:pPr>
+            <w:r>
+              <w:rPr>
+                <w:rFonts w:ascii="Helvetica" w:cs="Helvetica" w:eastAsia="Helvetica" w:hAnsi="Helvetica"/>
+                <w:b w:val="false"/>
+                <w:bCs w:val="false"/>
+                <w:color w:val="1A1A1A"/>
+                <w:sz w:val="20"/>
+                <w:szCs w:val="20"/>
+              </w:rPr>
+              <w:t xml:space="preserve">Content + creative production (ad creative, social, monthly campaigns)</w:t>
+            </w:r>
+          </w:p>
+        </w:tc>
+        <w:tc>
+          <w:tcPr>
+            <w:tcW w:type="dxa" w:w="2860"/>
+            <w:tcBorders>
+              <w:top w:val="single" w:color="D0D0D0" w:sz="4"/>
+              <w:left w:val="single" w:color="D0D0D0" w:sz="4"/>
+              <w:bottom w:val="single" w:color="D0D0D0" w:sz="4"/>
+              <w:right w:val="single" w:color="D0D0D0" w:sz="4"/>
+            </w:tcBorders>
+            <w:tcMar>
+              <w:top w:type="dxa" w:w="100"/>
+              <w:left w:type="dxa" w:w="140"/>
+              <w:bottom w:type="dxa" w:w="100"/>
+              <w:right w:type="dxa" w:w="140"/>
+            </w:tcMar>
+            <w:vAlign w:val="center"/>
+          </w:tcPr>
+          <w:p>
+            <w:pPr>
+              <w:spacing w:after="0" w:line="280"/>
+            </w:pPr>
+            <w:r>
+              <w:rPr>
+                <w:rFonts w:ascii="Helvetica" w:cs="Helvetica" w:eastAsia="Helvetica" w:hAnsi="Helvetica"/>
+                <w:b w:val="false"/>
+                <w:bCs w:val="false"/>
+                <w:color w:val="1A1A1A"/>
+                <w:sz w:val="20"/>
+                <w:szCs w:val="20"/>
+              </w:rPr>
+              <w:t xml:space="preserve">Rs.3–5L</w:t>
+            </w:r>
+          </w:p>
+        </w:tc>
+      </w:tr>
+      <w:tr>
+        <w:trPr>
+          <w:tblHeader w:val="false"/>
+        </w:trPr>
+        <w:tc>
+          <w:tcPr>
+            <w:tcW w:type="dxa" w:w="6500"/>
+            <w:tcBorders>
+              <w:top w:val="single" w:color="D0D0D0" w:sz="4"/>
+              <w:left w:val="single" w:color="D0D0D0" w:sz="4"/>
+              <w:bottom w:val="single" w:color="D0D0D0" w:sz="4"/>
+              <w:right w:val="single" w:color="D0D0D0" w:sz="4"/>
+            </w:tcBorders>
+            <w:tcMar>
+              <w:top w:type="dxa" w:w="100"/>
+              <w:left w:type="dxa" w:w="140"/>
+              <w:bottom w:type="dxa" w:w="100"/>
+              <w:right w:type="dxa" w:w="140"/>
+            </w:tcMar>
+            <w:vAlign w:val="center"/>
+          </w:tcPr>
+          <w:p>
+            <w:pPr>
+              <w:spacing w:after="0" w:line="280"/>
+            </w:pPr>
+            <w:r>
+              <w:rPr>
+                <w:rFonts w:ascii="Helvetica" w:cs="Helvetica" w:eastAsia="Helvetica" w:hAnsi="Helvetica"/>
+                <w:b w:val="false"/>
+                <w:bCs w:val="false"/>
+                <w:color w:val="1A1A1A"/>
+                <w:sz w:val="20"/>
+                <w:szCs w:val="20"/>
+              </w:rPr>
+              <w:t xml:space="preserve">Marketing subtotal (12 months)</w:t>
+            </w:r>
+          </w:p>
+        </w:tc>
+        <w:tc>
+          <w:tcPr>
+            <w:tcW w:type="dxa" w:w="2860"/>
+            <w:tcBorders>
+              <w:top w:val="single" w:color="D0D0D0" w:sz="4"/>
+              <w:left w:val="single" w:color="D0D0D0" w:sz="4"/>
+              <w:bottom w:val="single" w:color="D0D0D0" w:sz="4"/>
+              <w:right w:val="single" w:color="D0D0D0" w:sz="4"/>
+            </w:tcBorders>
+            <w:tcMar>
+              <w:top w:type="dxa" w:w="100"/>
+              <w:left w:type="dxa" w:w="140"/>
+              <w:bottom w:type="dxa" w:w="100"/>
+              <w:right w:type="dxa" w:w="140"/>
+            </w:tcMar>
+            <w:vAlign w:val="center"/>
+          </w:tcPr>
+          <w:p>
+            <w:pPr>
+              <w:spacing w:after="0" w:line="280"/>
+            </w:pPr>
+            <w:r>
+              <w:rPr>
+                <w:rFonts w:ascii="Helvetica" w:cs="Helvetica" w:eastAsia="Helvetica" w:hAnsi="Helvetica"/>
+                <w:b w:val="false"/>
+                <w:bCs w:val="false"/>
+                <w:color w:val="1A1A1A"/>
+                <w:sz w:val="20"/>
+                <w:szCs w:val="20"/>
+              </w:rPr>
+              <w:t xml:space="preserve">Rs.25–40L</w:t>
+            </w:r>
+          </w:p>
+        </w:tc>
+      </w:tr>
+    </w:tbl>
+    <w:p>
+      <w:pPr>
+        <w:pStyle w:val="Heading2"/>
+        <w:spacing w:after="160" w:before="320" w:line="320"/>
       </w:pPr>
       <w:r>
         <w:rPr>
           <w:rFonts w:ascii="Helvetica" w:cs="Helvetica" w:eastAsia="Helvetica" w:hAnsi="Helvetica"/>
           <w:b/>
           <w:bCs/>
-          <w:i w:val="false"/>
-          <w:iCs w:val="false"/>
-          <w:color w:val="1A1A1A"/>
-          <w:sz w:val="22"/>
-          <w:szCs w:val="22"/>
-        </w:rPr>
-        <w:t xml:space="preserve">Build timeline: </w:t>
-      </w:r>
+          <w:color w:val="1A1A1A"/>
+          <w:sz w:val="26"/>
+          <w:szCs w:val="26"/>
+        </w:rPr>
+        <w:t xml:space="preserve">Founder + Team Runway</w:t>
+      </w:r>
+    </w:p>
+    <w:tbl>
+      <w:tblPr>
+        <w:tblW w:type="dxa" w:w="9360"/>
+        <w:tblBorders>
+          <w:top w:val="single" w:color="auto" w:sz="4"/>
+          <w:left w:val="single" w:color="auto" w:sz="4"/>
+          <w:bottom w:val="single" w:color="auto" w:sz="4"/>
+          <w:right w:val="single" w:color="auto" w:sz="4"/>
+          <w:insideH w:val="single" w:color="auto" w:sz="4"/>
+          <w:insideV w:val="single" w:color="auto" w:sz="4"/>
+        </w:tblBorders>
+      </w:tblPr>
+      <w:tblGrid>
+        <w:gridCol w:w="6500"/>
+        <w:gridCol w:w="2860"/>
+      </w:tblGrid>
+      <w:tr>
+        <w:trPr>
+          <w:tblHeader/>
+        </w:trPr>
+        <w:tc>
+          <w:tcPr>
+            <w:tcW w:type="dxa" w:w="6500"/>
+            <w:tcBorders>
+              <w:top w:val="single" w:color="D0D0D0" w:sz="4"/>
+              <w:left w:val="single" w:color="D0D0D0" w:sz="4"/>
+              <w:bottom w:val="single" w:color="D0D0D0" w:sz="4"/>
+              <w:right w:val="single" w:color="D0D0D0" w:sz="4"/>
+            </w:tcBorders>
+            <w:shd w:fill="F2F2F2" w:val="clear"/>
+            <w:tcMar>
+              <w:top w:type="dxa" w:w="100"/>
+              <w:left w:type="dxa" w:w="140"/>
+              <w:bottom w:type="dxa" w:w="100"/>
+              <w:right w:type="dxa" w:w="140"/>
+            </w:tcMar>
+            <w:vAlign w:val="center"/>
+          </w:tcPr>
+          <w:p>
+            <w:pPr>
+              <w:spacing w:after="0" w:line="280"/>
+            </w:pPr>
+            <w:r>
+              <w:rPr>
+                <w:rFonts w:ascii="Helvetica" w:cs="Helvetica" w:eastAsia="Helvetica" w:hAnsi="Helvetica"/>
+                <w:b/>
+                <w:bCs/>
+                <w:color w:val="1A1A1A"/>
+                <w:sz w:val="20"/>
+                <w:szCs w:val="20"/>
+              </w:rPr>
+              <w:t xml:space="preserve">Item</w:t>
+            </w:r>
+          </w:p>
+        </w:tc>
+        <w:tc>
+          <w:tcPr>
+            <w:tcW w:type="dxa" w:w="2860"/>
+            <w:tcBorders>
+              <w:top w:val="single" w:color="D0D0D0" w:sz="4"/>
+              <w:left w:val="single" w:color="D0D0D0" w:sz="4"/>
+              <w:bottom w:val="single" w:color="D0D0D0" w:sz="4"/>
+              <w:right w:val="single" w:color="D0D0D0" w:sz="4"/>
+            </w:tcBorders>
+            <w:shd w:fill="F2F2F2" w:val="clear"/>
+            <w:tcMar>
+              <w:top w:type="dxa" w:w="100"/>
+              <w:left w:type="dxa" w:w="140"/>
+              <w:bottom w:type="dxa" w:w="100"/>
+              <w:right w:type="dxa" w:w="140"/>
+            </w:tcMar>
+            <w:vAlign w:val="center"/>
+          </w:tcPr>
+          <w:p>
+            <w:pPr>
+              <w:spacing w:after="0" w:line="280"/>
+            </w:pPr>
+            <w:r>
+              <w:rPr>
+                <w:rFonts w:ascii="Helvetica" w:cs="Helvetica" w:eastAsia="Helvetica" w:hAnsi="Helvetica"/>
+                <w:b/>
+                <w:bCs/>
+                <w:color w:val="1A1A1A"/>
+                <w:sz w:val="20"/>
+                <w:szCs w:val="20"/>
+              </w:rPr>
+              <w:t xml:space="preserve">Estimate</w:t>
+            </w:r>
+          </w:p>
+        </w:tc>
+      </w:tr>
+      <w:tr>
+        <w:trPr>
+          <w:tblHeader w:val="false"/>
+        </w:trPr>
+        <w:tc>
+          <w:tcPr>
+            <w:tcW w:type="dxa" w:w="6500"/>
+            <w:tcBorders>
+              <w:top w:val="single" w:color="D0D0D0" w:sz="4"/>
+              <w:left w:val="single" w:color="D0D0D0" w:sz="4"/>
+              <w:bottom w:val="single" w:color="D0D0D0" w:sz="4"/>
+              <w:right w:val="single" w:color="D0D0D0" w:sz="4"/>
+            </w:tcBorders>
+            <w:tcMar>
+              <w:top w:type="dxa" w:w="100"/>
+              <w:left w:type="dxa" w:w="140"/>
+              <w:bottom w:type="dxa" w:w="100"/>
+              <w:right w:type="dxa" w:w="140"/>
+            </w:tcMar>
+            <w:vAlign w:val="center"/>
+          </w:tcPr>
+          <w:p>
+            <w:pPr>
+              <w:spacing w:after="0" w:line="280"/>
+            </w:pPr>
+            <w:r>
+              <w:rPr>
+                <w:rFonts w:ascii="Helvetica" w:cs="Helvetica" w:eastAsia="Helvetica" w:hAnsi="Helvetica"/>
+                <w:b w:val="false"/>
+                <w:bCs w:val="false"/>
+                <w:color w:val="1A1A1A"/>
+                <w:sz w:val="20"/>
+                <w:szCs w:val="20"/>
+              </w:rPr>
+              <w:t xml:space="preserve">Founder + initial team runway (12 months, lean team of 2–3)</w:t>
+            </w:r>
+          </w:p>
+        </w:tc>
+        <w:tc>
+          <w:tcPr>
+            <w:tcW w:type="dxa" w:w="2860"/>
+            <w:tcBorders>
+              <w:top w:val="single" w:color="D0D0D0" w:sz="4"/>
+              <w:left w:val="single" w:color="D0D0D0" w:sz="4"/>
+              <w:bottom w:val="single" w:color="D0D0D0" w:sz="4"/>
+              <w:right w:val="single" w:color="D0D0D0" w:sz="4"/>
+            </w:tcBorders>
+            <w:tcMar>
+              <w:top w:type="dxa" w:w="100"/>
+              <w:left w:type="dxa" w:w="140"/>
+              <w:bottom w:type="dxa" w:w="100"/>
+              <w:right w:type="dxa" w:w="140"/>
+            </w:tcMar>
+            <w:vAlign w:val="center"/>
+          </w:tcPr>
+          <w:p>
+            <w:pPr>
+              <w:spacing w:after="0" w:line="280"/>
+            </w:pPr>
+            <w:r>
+              <w:rPr>
+                <w:rFonts w:ascii="Helvetica" w:cs="Helvetica" w:eastAsia="Helvetica" w:hAnsi="Helvetica"/>
+                <w:b w:val="false"/>
+                <w:bCs w:val="false"/>
+                <w:color w:val="1A1A1A"/>
+                <w:sz w:val="20"/>
+                <w:szCs w:val="20"/>
+              </w:rPr>
+              <w:t xml:space="preserve">Rs.10–15L</w:t>
+            </w:r>
+          </w:p>
+        </w:tc>
+      </w:tr>
+      <w:tr>
+        <w:trPr>
+          <w:tblHeader w:val="false"/>
+        </w:trPr>
+        <w:tc>
+          <w:tcPr>
+            <w:tcW w:type="dxa" w:w="6500"/>
+            <w:tcBorders>
+              <w:top w:val="single" w:color="D0D0D0" w:sz="4"/>
+              <w:left w:val="single" w:color="D0D0D0" w:sz="4"/>
+              <w:bottom w:val="single" w:color="D0D0D0" w:sz="4"/>
+              <w:right w:val="single" w:color="D0D0D0" w:sz="4"/>
+            </w:tcBorders>
+            <w:tcMar>
+              <w:top w:type="dxa" w:w="100"/>
+              <w:left w:type="dxa" w:w="140"/>
+              <w:bottom w:type="dxa" w:w="100"/>
+              <w:right w:type="dxa" w:w="140"/>
+            </w:tcMar>
+            <w:vAlign w:val="center"/>
+          </w:tcPr>
+          <w:p>
+            <w:pPr>
+              <w:spacing w:after="0" w:line="280"/>
+            </w:pPr>
+            <w:r>
+              <w:rPr>
+                <w:rFonts w:ascii="Helvetica" w:cs="Helvetica" w:eastAsia="Helvetica" w:hAnsi="Helvetica"/>
+                <w:b w:val="false"/>
+                <w:bCs w:val="false"/>
+                <w:color w:val="1A1A1A"/>
+                <w:sz w:val="20"/>
+                <w:szCs w:val="20"/>
+              </w:rPr>
+              <w:t xml:space="preserve">Working capital + contingency buffer</w:t>
+            </w:r>
+          </w:p>
+        </w:tc>
+        <w:tc>
+          <w:tcPr>
+            <w:tcW w:type="dxa" w:w="2860"/>
+            <w:tcBorders>
+              <w:top w:val="single" w:color="D0D0D0" w:sz="4"/>
+              <w:left w:val="single" w:color="D0D0D0" w:sz="4"/>
+              <w:bottom w:val="single" w:color="D0D0D0" w:sz="4"/>
+              <w:right w:val="single" w:color="D0D0D0" w:sz="4"/>
+            </w:tcBorders>
+            <w:tcMar>
+              <w:top w:type="dxa" w:w="100"/>
+              <w:left w:type="dxa" w:w="140"/>
+              <w:bottom w:type="dxa" w:w="100"/>
+              <w:right w:type="dxa" w:w="140"/>
+            </w:tcMar>
+            <w:vAlign w:val="center"/>
+          </w:tcPr>
+          <w:p>
+            <w:pPr>
+              <w:spacing w:after="0" w:line="280"/>
+            </w:pPr>
+            <w:r>
+              <w:rPr>
+                <w:rFonts w:ascii="Helvetica" w:cs="Helvetica" w:eastAsia="Helvetica" w:hAnsi="Helvetica"/>
+                <w:b w:val="false"/>
+                <w:bCs w:val="false"/>
+                <w:color w:val="1A1A1A"/>
+                <w:sz w:val="20"/>
+                <w:szCs w:val="20"/>
+              </w:rPr>
+              <w:t xml:space="preserve">Rs.3–5L</w:t>
+            </w:r>
+          </w:p>
+        </w:tc>
+      </w:tr>
+      <w:tr>
+        <w:trPr>
+          <w:tblHeader w:val="false"/>
+        </w:trPr>
+        <w:tc>
+          <w:tcPr>
+            <w:tcW w:type="dxa" w:w="6500"/>
+            <w:tcBorders>
+              <w:top w:val="single" w:color="D0D0D0" w:sz="4"/>
+              <w:left w:val="single" w:color="D0D0D0" w:sz="4"/>
+              <w:bottom w:val="single" w:color="D0D0D0" w:sz="4"/>
+              <w:right w:val="single" w:color="D0D0D0" w:sz="4"/>
+            </w:tcBorders>
+            <w:tcMar>
+              <w:top w:type="dxa" w:w="100"/>
+              <w:left w:type="dxa" w:w="140"/>
+              <w:bottom w:type="dxa" w:w="100"/>
+              <w:right w:type="dxa" w:w="140"/>
+            </w:tcMar>
+            <w:vAlign w:val="center"/>
+          </w:tcPr>
+          <w:p>
+            <w:pPr>
+              <w:spacing w:after="0" w:line="280"/>
+            </w:pPr>
+            <w:r>
+              <w:rPr>
+                <w:rFonts w:ascii="Helvetica" w:cs="Helvetica" w:eastAsia="Helvetica" w:hAnsi="Helvetica"/>
+                <w:b w:val="false"/>
+                <w:bCs w:val="false"/>
+                <w:color w:val="1A1A1A"/>
+                <w:sz w:val="20"/>
+                <w:szCs w:val="20"/>
+              </w:rPr>
+              <w:t xml:space="preserve">People + buffer subtotal</w:t>
+            </w:r>
+          </w:p>
+        </w:tc>
+        <w:tc>
+          <w:tcPr>
+            <w:tcW w:type="dxa" w:w="2860"/>
+            <w:tcBorders>
+              <w:top w:val="single" w:color="D0D0D0" w:sz="4"/>
+              <w:left w:val="single" w:color="D0D0D0" w:sz="4"/>
+              <w:bottom w:val="single" w:color="D0D0D0" w:sz="4"/>
+              <w:right w:val="single" w:color="D0D0D0" w:sz="4"/>
+            </w:tcBorders>
+            <w:tcMar>
+              <w:top w:type="dxa" w:w="100"/>
+              <w:left w:type="dxa" w:w="140"/>
+              <w:bottom w:type="dxa" w:w="100"/>
+              <w:right w:type="dxa" w:w="140"/>
+            </w:tcMar>
+            <w:vAlign w:val="center"/>
+          </w:tcPr>
+          <w:p>
+            <w:pPr>
+              <w:spacing w:after="0" w:line="280"/>
+            </w:pPr>
+            <w:r>
+              <w:rPr>
+                <w:rFonts w:ascii="Helvetica" w:cs="Helvetica" w:eastAsia="Helvetica" w:hAnsi="Helvetica"/>
+                <w:b w:val="false"/>
+                <w:bCs w:val="false"/>
+                <w:color w:val="1A1A1A"/>
+                <w:sz w:val="20"/>
+                <w:szCs w:val="20"/>
+              </w:rPr>
+              <w:t xml:space="preserve">Rs.13–20L</w:t>
+            </w:r>
+          </w:p>
+        </w:tc>
+      </w:tr>
+    </w:tbl>
+    <w:p>
+      <w:pPr>
+        <w:pStyle w:val="Heading2"/>
+        <w:spacing w:after="160" w:before="320" w:line="320"/>
+      </w:pPr>
+      <w:r>
+        <w:rPr>
+          <w:rFonts w:ascii="Helvetica" w:cs="Helvetica" w:eastAsia="Helvetica" w:hAnsi="Helvetica"/>
+          <w:b/>
+          <w:bCs/>
+          <w:color w:val="1A1A1A"/>
+          <w:sz w:val="26"/>
+          <w:szCs w:val="26"/>
+        </w:rPr>
+        <w:t xml:space="preserve">Total</w:t>
+      </w:r>
+    </w:p>
+    <w:tbl>
+      <w:tblPr>
+        <w:tblW w:type="dxa" w:w="9360"/>
+        <w:tblBorders>
+          <w:top w:val="single" w:color="auto" w:sz="4"/>
+          <w:left w:val="single" w:color="auto" w:sz="4"/>
+          <w:bottom w:val="single" w:color="auto" w:sz="4"/>
+          <w:right w:val="single" w:color="auto" w:sz="4"/>
+          <w:insideH w:val="single" w:color="auto" w:sz="4"/>
+          <w:insideV w:val="single" w:color="auto" w:sz="4"/>
+        </w:tblBorders>
+      </w:tblPr>
+      <w:tblGrid>
+        <w:gridCol w:w="6500"/>
+        <w:gridCol w:w="2860"/>
+      </w:tblGrid>
+      <w:tr>
+        <w:trPr>
+          <w:tblHeader/>
+        </w:trPr>
+        <w:tc>
+          <w:tcPr>
+            <w:tcW w:type="dxa" w:w="6500"/>
+            <w:tcBorders>
+              <w:top w:val="single" w:color="D0D0D0" w:sz="4"/>
+              <w:left w:val="single" w:color="D0D0D0" w:sz="4"/>
+              <w:bottom w:val="single" w:color="D0D0D0" w:sz="4"/>
+              <w:right w:val="single" w:color="D0D0D0" w:sz="4"/>
+            </w:tcBorders>
+            <w:shd w:fill="F2F2F2" w:val="clear"/>
+            <w:tcMar>
+              <w:top w:type="dxa" w:w="100"/>
+              <w:left w:type="dxa" w:w="140"/>
+              <w:bottom w:type="dxa" w:w="100"/>
+              <w:right w:type="dxa" w:w="140"/>
+            </w:tcMar>
+            <w:vAlign w:val="center"/>
+          </w:tcPr>
+          <w:p>
+            <w:pPr>
+              <w:spacing w:after="0" w:line="280"/>
+            </w:pPr>
+            <w:r>
+              <w:rPr>
+                <w:rFonts w:ascii="Helvetica" w:cs="Helvetica" w:eastAsia="Helvetica" w:hAnsi="Helvetica"/>
+                <w:b/>
+                <w:bCs/>
+                <w:color w:val="1A1A1A"/>
+                <w:sz w:val="20"/>
+                <w:szCs w:val="20"/>
+              </w:rPr>
+              <w:t xml:space="preserve"/>
+            </w:r>
+          </w:p>
+        </w:tc>
+        <w:tc>
+          <w:tcPr>
+            <w:tcW w:type="dxa" w:w="2860"/>
+            <w:tcBorders>
+              <w:top w:val="single" w:color="D0D0D0" w:sz="4"/>
+              <w:left w:val="single" w:color="D0D0D0" w:sz="4"/>
+              <w:bottom w:val="single" w:color="D0D0D0" w:sz="4"/>
+              <w:right w:val="single" w:color="D0D0D0" w:sz="4"/>
+            </w:tcBorders>
+            <w:shd w:fill="F2F2F2" w:val="clear"/>
+            <w:tcMar>
+              <w:top w:type="dxa" w:w="100"/>
+              <w:left w:type="dxa" w:w="140"/>
+              <w:bottom w:type="dxa" w:w="100"/>
+              <w:right w:type="dxa" w:w="140"/>
+            </w:tcMar>
+            <w:vAlign w:val="center"/>
+          </w:tcPr>
+          <w:p>
+            <w:pPr>
+              <w:spacing w:after="0" w:line="280"/>
+            </w:pPr>
+            <w:r>
+              <w:rPr>
+                <w:rFonts w:ascii="Helvetica" w:cs="Helvetica" w:eastAsia="Helvetica" w:hAnsi="Helvetica"/>
+                <w:b/>
+                <w:bCs/>
+                <w:color w:val="1A1A1A"/>
+                <w:sz w:val="20"/>
+                <w:szCs w:val="20"/>
+              </w:rPr>
+              <w:t xml:space="preserve">Total</w:t>
+            </w:r>
+          </w:p>
+        </w:tc>
+      </w:tr>
+      <w:tr>
+        <w:trPr>
+          <w:tblHeader w:val="false"/>
+        </w:trPr>
+        <w:tc>
+          <w:tcPr>
+            <w:tcW w:type="dxa" w:w="6500"/>
+            <w:tcBorders>
+              <w:top w:val="single" w:color="D0D0D0" w:sz="4"/>
+              <w:left w:val="single" w:color="D0D0D0" w:sz="4"/>
+              <w:bottom w:val="single" w:color="D0D0D0" w:sz="4"/>
+              <w:right w:val="single" w:color="D0D0D0" w:sz="4"/>
+            </w:tcBorders>
+            <w:tcMar>
+              <w:top w:type="dxa" w:w="100"/>
+              <w:left w:type="dxa" w:w="140"/>
+              <w:bottom w:type="dxa" w:w="100"/>
+              <w:right w:type="dxa" w:w="140"/>
+            </w:tcMar>
+            <w:vAlign w:val="center"/>
+          </w:tcPr>
+          <w:p>
+            <w:pPr>
+              <w:spacing w:after="0" w:line="280"/>
+            </w:pPr>
+            <w:r>
+              <w:rPr>
+                <w:rFonts w:ascii="Helvetica" w:cs="Helvetica" w:eastAsia="Helvetica" w:hAnsi="Helvetica"/>
+                <w:b w:val="false"/>
+                <w:bCs w:val="false"/>
+                <w:color w:val="1A1A1A"/>
+                <w:sz w:val="20"/>
+                <w:szCs w:val="20"/>
+              </w:rPr>
+              <w:t xml:space="preserve">Total launch capital (12-month runway, Day 1 → first scaling milestone)</w:t>
+            </w:r>
+          </w:p>
+        </w:tc>
+        <w:tc>
+          <w:tcPr>
+            <w:tcW w:type="dxa" w:w="2860"/>
+            <w:tcBorders>
+              <w:top w:val="single" w:color="D0D0D0" w:sz="4"/>
+              <w:left w:val="single" w:color="D0D0D0" w:sz="4"/>
+              <w:bottom w:val="single" w:color="D0D0D0" w:sz="4"/>
+              <w:right w:val="single" w:color="D0D0D0" w:sz="4"/>
+            </w:tcBorders>
+            <w:tcMar>
+              <w:top w:type="dxa" w:w="100"/>
+              <w:left w:type="dxa" w:w="140"/>
+              <w:bottom w:type="dxa" w:w="100"/>
+              <w:right w:type="dxa" w:w="140"/>
+            </w:tcMar>
+            <w:vAlign w:val="center"/>
+          </w:tcPr>
+          <w:p>
+            <w:pPr>
+              <w:spacing w:after="0" w:line="280"/>
+            </w:pPr>
+            <w:r>
+              <w:rPr>
+                <w:rFonts w:ascii="Helvetica" w:cs="Helvetica" w:eastAsia="Helvetica" w:hAnsi="Helvetica"/>
+                <w:b w:val="false"/>
+                <w:bCs w:val="false"/>
+                <w:color w:val="1A1A1A"/>
+                <w:sz w:val="20"/>
+                <w:szCs w:val="20"/>
+              </w:rPr>
+              <w:t xml:space="preserve">Rs.70–90L</w:t>
+            </w:r>
+          </w:p>
+        </w:tc>
+      </w:tr>
+    </w:tbl>
+    <w:p>
+      <w:pPr>
+        <w:spacing w:after="120" w:line="320"/>
+      </w:pPr>
       <w:r>
         <w:rPr>
           <w:rFonts w:ascii="Helvetica" w:cs="Helvetica" w:eastAsia="Helvetica" w:hAnsi="Helvetica"/>
@@ -4396,7 +5694,7 @@
           <w:sz w:val="22"/>
           <w:szCs w:val="22"/>
         </w:rPr>
-        <w:t xml:space="preserve">18–20 months from project start to Day 1 launch.</w:t>
+        <w:t xml:space="preserve"/>
       </w:r>
     </w:p>
     <w:p>
@@ -4414,7 +5712,7 @@
           <w:sz w:val="22"/>
           <w:szCs w:val="22"/>
         </w:rPr>
-        <w:t xml:space="preserve">Year 1 post-launch: </w:t>
+        <w:t xml:space="preserve">Build timeline: </w:t>
       </w:r>
       <w:r>
         <w:rPr>
@@ -4427,7 +5725,38 @@
           <w:sz w:val="22"/>
           <w:szCs w:val="22"/>
         </w:rPr>
-        <w:t xml:space="preserve">Add Edit Postnatal at Month 9–12.</w:t>
+        <w:t xml:space="preserve">18–20 months from project start to Day 1 launch.</w:t>
+      </w:r>
+    </w:p>
+    <w:p>
+      <w:pPr>
+        <w:spacing w:after="120" w:line="320"/>
+      </w:pPr>
+      <w:r>
+        <w:rPr>
+          <w:rFonts w:ascii="Helvetica" w:cs="Helvetica" w:eastAsia="Helvetica" w:hAnsi="Helvetica"/>
+          <w:b/>
+          <w:bCs/>
+          <w:i w:val="false"/>
+          <w:iCs w:val="false"/>
+          <w:color w:val="1A1A1A"/>
+          <w:sz w:val="22"/>
+          <w:szCs w:val="22"/>
+        </w:rPr>
+        <w:t xml:space="preserve">Year 1 post-launch: </w:t>
+      </w:r>
+      <w:r>
+        <w:rPr>
+          <w:rFonts w:ascii="Helvetica" w:cs="Helvetica" w:eastAsia="Helvetica" w:hAnsi="Helvetica"/>
+          <w:b w:val="false"/>
+          <w:bCs w:val="false"/>
+          <w:i w:val="false"/>
+          <w:iCs w:val="false"/>
+          <w:color w:val="1A1A1A"/>
+          <w:sz w:val="22"/>
+          <w:szCs w:val="22"/>
+        </w:rPr>
+        <w:t xml:space="preserve">Add Edit Postnatal at Month 9–12. Add fertility add-ons at Month 12–18 if the brand is ready.</w:t>
       </w:r>
     </w:p>
     <w:p>
